--- a/Report/Report.docx
+++ b/Report/Report.docx
@@ -75,6 +75,16 @@
     <w:p/>
     <w:sdt>
       <w:sdtPr>
+        <w:rPr>
+          <w:rFonts w:eastAsiaTheme="minorHAnsi" w:cstheme="minorBidi"/>
+          <w:b w:val="0"/>
+          <w:color w:val="auto"/>
+          <w:kern w:val="2"/>
+          <w:sz w:val="22"/>
+          <w:szCs w:val="22"/>
+          <w:u w:val="none"/>
+          <w14:ligatures w14:val="standardContextual"/>
+        </w:rPr>
         <w:id w:val="-1567481701"/>
         <w:docPartObj>
           <w:docPartGallery w:val="Table of Contents"/>
@@ -83,15 +93,8 @@
       </w:sdtPr>
       <w:sdtEndPr>
         <w:rPr>
-          <w:rFonts w:eastAsiaTheme="minorHAnsi" w:cstheme="minorBidi"/>
           <w:bCs/>
           <w:noProof/>
-          <w:color w:val="auto"/>
-          <w:kern w:val="2"/>
-          <w:sz w:val="22"/>
-          <w:szCs w:val="22"/>
-          <w:u w:val="none"/>
-          <w14:ligatures w14:val="standardContextual"/>
         </w:rPr>
       </w:sdtEndPr>
       <w:sdtContent>
@@ -104,31 +107,16 @@
           </w:r>
         </w:p>
         <w:p>
-          <w:r>
-            <w:fldChar w:fldCharType="begin"/>
-          </w:r>
-          <w:r>
-            <w:instrText xml:space="preserve"> TOC \o "1-3" \h \z \u </w:instrText>
-          </w:r>
-          <w:r>
-            <w:fldChar w:fldCharType="separate"/>
-          </w:r>
-          <w:r>
-            <w:rPr>
-              <w:b/>
-              <w:bCs/>
-              <w:noProof/>
-            </w:rPr>
-            <w:t>No table of contents entries found.</w:t>
-          </w:r>
-          <w:r>
-            <w:rPr>
-              <w:b/>
-              <w:bCs/>
-              <w:noProof/>
-            </w:rPr>
-            <w:fldChar w:fldCharType="end"/>
-          </w:r>
+          <w:fldSimple w:instr=" TOC \o &quot;1-3&quot; \h \z \u ">
+            <w:r>
+              <w:rPr>
+                <w:b/>
+                <w:bCs/>
+                <w:noProof/>
+              </w:rPr>
+              <w:t>No table of contents entries found.</w:t>
+            </w:r>
+          </w:fldSimple>
         </w:p>
       </w:sdtContent>
     </w:sdt>
@@ -191,6 +179,9 @@
         </w:numPr>
       </w:pPr>
       <w:r>
+        <w:t>3</w:t>
+      </w:r>
+      <w:r>
         <w:t>Background of Study</w:t>
       </w:r>
     </w:p>
@@ -557,7 +548,23 @@
           <w:bCs/>
           <w:lang w:val="en-KE"/>
         </w:rPr>
-        <w:t>student-only academic collaboration platform</w:t>
+        <w:t>student-</w:t>
+      </w:r>
+      <w:r>
+        <w:rPr>
+          <w:b/>
+          <w:bCs/>
+          <w:lang w:val="en-KE"/>
+        </w:rPr>
+        <w:t>oriented</w:t>
+      </w:r>
+      <w:r>
+        <w:rPr>
+          <w:b/>
+          <w:bCs/>
+          <w:lang w:val="en-KE"/>
+        </w:rPr>
+        <w:t xml:space="preserve"> academic collaboration platform</w:t>
       </w:r>
       <w:r>
         <w:rPr>
@@ -716,13 +723,13 @@
           <w:bCs/>
           <w:lang w:val="en-KE"/>
         </w:rPr>
-        <w:t>To implement user verification</w:t>
-      </w:r>
-      <w:r>
-        <w:rPr>
-          <w:lang w:val="en-KE"/>
-        </w:rPr>
-        <w:t xml:space="preserve"> to ensure the platform remains exclusive to students and maintain a secure, academic-focused community.</w:t>
+        <w:t>To design an intuitive user interface and robust backend</w:t>
+      </w:r>
+      <w:r>
+        <w:rPr>
+          <w:lang w:val="en-KE"/>
+        </w:rPr>
+        <w:t xml:space="preserve"> that supports scalability, search optimization, and real-time engagement.</w:t>
       </w:r>
     </w:p>
     <w:p>
@@ -741,31 +748,6 @@
           <w:bCs/>
           <w:lang w:val="en-KE"/>
         </w:rPr>
-        <w:t>To design an intuitive user interface and robust backend</w:t>
-      </w:r>
-      <w:r>
-        <w:rPr>
-          <w:lang w:val="en-KE"/>
-        </w:rPr>
-        <w:t xml:space="preserve"> that supports scalability, search optimization, and real-time engagement.</w:t>
-      </w:r>
-    </w:p>
-    <w:p>
-      <w:pPr>
-        <w:numPr>
-          <w:ilvl w:val="0"/>
-          <w:numId w:val="3"/>
-        </w:numPr>
-        <w:rPr>
-          <w:lang w:val="en-KE"/>
-        </w:rPr>
-      </w:pPr>
-      <w:r>
-        <w:rPr>
-          <w:b/>
-          <w:bCs/>
-          <w:lang w:val="en-KE"/>
-        </w:rPr>
         <w:t>To ensure data security and privacy</w:t>
       </w:r>
       <w:r>
@@ -821,7 +803,15 @@
           <w:bCs/>
           <w:lang w:val="en-KE"/>
         </w:rPr>
-        <w:t>create a centralized digital platform dedicated exclusively to students</w:t>
+        <w:t xml:space="preserve">create a centralized </w:t>
+      </w:r>
+      <w:r>
+        <w:rPr>
+          <w:b/>
+          <w:bCs/>
+          <w:lang w:val="en-KE"/>
+        </w:rPr>
+        <w:t>student-oriented platform</w:t>
       </w:r>
       <w:r>
         <w:rPr>
@@ -930,7 +920,6 @@
         <w:rPr>
           <w:lang w:val="en-KE"/>
         </w:rPr>
-        <w:lastRenderedPageBreak/>
         <w:t>Marketplace for buying, selling, or exchanging used textbooks.</w:t>
       </w:r>
     </w:p>
@@ -954,6 +943,32 @@
     <w:p>
       <w:pPr>
         <w:numPr>
+          <w:ilvl w:val="0"/>
+          <w:numId w:val="4"/>
+        </w:numPr>
+        <w:rPr>
+          <w:lang w:val="en-KE"/>
+        </w:rPr>
+      </w:pPr>
+      <w:r>
+        <w:rPr>
+          <w:b/>
+          <w:bCs/>
+          <w:lang w:val="en-KE"/>
+        </w:rPr>
+        <w:lastRenderedPageBreak/>
+        <w:t>Tools and Technologies</w:t>
+      </w:r>
+      <w:r>
+        <w:rPr>
+          <w:lang w:val="en-KE"/>
+        </w:rPr>
+        <w:t>:</w:t>
+      </w:r>
+    </w:p>
+    <w:p>
+      <w:pPr>
+        <w:numPr>
           <w:ilvl w:val="1"/>
           <w:numId w:val="4"/>
         </w:numPr>
@@ -963,9 +978,67 @@
       </w:pPr>
       <w:r>
         <w:rPr>
-          <w:lang w:val="en-KE"/>
-        </w:rPr>
-        <w:t>Student-only user verification for a secure environment.</w:t>
+          <w:b/>
+          <w:bCs/>
+          <w:lang w:val="en-KE"/>
+        </w:rPr>
+        <w:t>Frontend</w:t>
+      </w:r>
+      <w:r>
+        <w:rPr>
+          <w:lang w:val="en-KE"/>
+        </w:rPr>
+        <w:t>: HTML, CSS, JavaScript.</w:t>
+      </w:r>
+    </w:p>
+    <w:p>
+      <w:pPr>
+        <w:numPr>
+          <w:ilvl w:val="1"/>
+          <w:numId w:val="4"/>
+        </w:numPr>
+        <w:rPr>
+          <w:lang w:val="en-KE"/>
+        </w:rPr>
+      </w:pPr>
+      <w:r>
+        <w:rPr>
+          <w:b/>
+          <w:bCs/>
+          <w:lang w:val="en-KE"/>
+        </w:rPr>
+        <w:t>Backend</w:t>
+      </w:r>
+      <w:r>
+        <w:rPr>
+          <w:lang w:val="en-KE"/>
+        </w:rPr>
+        <w:t>: Python Django framework.</w:t>
+      </w:r>
+    </w:p>
+    <w:p>
+      <w:pPr>
+        <w:numPr>
+          <w:ilvl w:val="1"/>
+          <w:numId w:val="4"/>
+        </w:numPr>
+        <w:rPr>
+          <w:lang w:val="en-KE"/>
+        </w:rPr>
+      </w:pPr>
+      <w:r>
+        <w:rPr>
+          <w:b/>
+          <w:bCs/>
+          <w:lang w:val="en-KE"/>
+        </w:rPr>
+        <w:t>Database</w:t>
+      </w:r>
+      <w:r>
+        <w:rPr>
+          <w:lang w:val="en-KE"/>
+        </w:rPr>
+        <w:t>: PostgreSQL for structured data and JSON support.</w:t>
       </w:r>
     </w:p>
     <w:p>
@@ -984,7 +1057,7 @@
           <w:bCs/>
           <w:lang w:val="en-KE"/>
         </w:rPr>
-        <w:t>Tools and Technologies</w:t>
+        <w:t>Software Development Methodology</w:t>
       </w:r>
       <w:r>
         <w:rPr>
@@ -1005,17 +1078,34 @@
       </w:pPr>
       <w:r>
         <w:rPr>
-          <w:b/>
-          <w:bCs/>
-          <w:lang w:val="en-KE"/>
-        </w:rPr>
-        <w:t>Frontend</w:t>
-      </w:r>
-      <w:r>
-        <w:rPr>
-          <w:lang w:val="en-KE"/>
-        </w:rPr>
-        <w:t>: HTML, CSS, JavaScript.</w:t>
+          <w:lang w:val="en-KE"/>
+        </w:rPr>
+        <w:t>Agile methodology to allow incremental development and user feedback.</w:t>
+      </w:r>
+    </w:p>
+    <w:p>
+      <w:pPr>
+        <w:numPr>
+          <w:ilvl w:val="0"/>
+          <w:numId w:val="4"/>
+        </w:numPr>
+        <w:rPr>
+          <w:lang w:val="en-KE"/>
+        </w:rPr>
+      </w:pPr>
+      <w:r>
+        <w:rPr>
+          <w:b/>
+          <w:bCs/>
+          <w:lang w:val="en-KE"/>
+        </w:rPr>
+        <w:t>Users of the System</w:t>
+      </w:r>
+      <w:r>
+        <w:rPr>
+          <w:lang w:val="en-KE"/>
+        </w:rPr>
+        <w:t>:</w:t>
       </w:r>
     </w:p>
     <w:p>
@@ -1030,17 +1120,9 @@
       </w:pPr>
       <w:r>
         <w:rPr>
-          <w:b/>
-          <w:bCs/>
-          <w:lang w:val="en-KE"/>
-        </w:rPr>
-        <w:t>Backend</w:t>
-      </w:r>
-      <w:r>
-        <w:rPr>
-          <w:lang w:val="en-KE"/>
-        </w:rPr>
-        <w:t>: Python Django framework.</w:t>
+          <w:lang w:val="en-KE"/>
+        </w:rPr>
+        <w:t>Primary: Students enrolled in educational institutions.</w:t>
       </w:r>
     </w:p>
     <w:p>
@@ -1055,118 +1137,15 @@
       </w:pPr>
       <w:r>
         <w:rPr>
-          <w:b/>
-          <w:bCs/>
-          <w:lang w:val="en-KE"/>
-        </w:rPr>
-        <w:t>Database</w:t>
-      </w:r>
-      <w:r>
-        <w:rPr>
-          <w:lang w:val="en-KE"/>
-        </w:rPr>
-        <w:t>: PostgreSQL for structured data and JSON support.</w:t>
-      </w:r>
-    </w:p>
-    <w:p>
-      <w:pPr>
-        <w:numPr>
-          <w:ilvl w:val="0"/>
-          <w:numId w:val="4"/>
-        </w:numPr>
-        <w:rPr>
-          <w:lang w:val="en-KE"/>
-        </w:rPr>
-      </w:pPr>
-      <w:r>
-        <w:rPr>
-          <w:b/>
-          <w:bCs/>
-          <w:lang w:val="en-KE"/>
-        </w:rPr>
-        <w:t>Software Development Methodology</w:t>
-      </w:r>
-      <w:r>
-        <w:rPr>
-          <w:lang w:val="en-KE"/>
-        </w:rPr>
-        <w:t>:</w:t>
-      </w:r>
-    </w:p>
-    <w:p>
-      <w:pPr>
-        <w:numPr>
-          <w:ilvl w:val="1"/>
-          <w:numId w:val="4"/>
-        </w:numPr>
-        <w:rPr>
-          <w:lang w:val="en-KE"/>
-        </w:rPr>
-      </w:pPr>
-      <w:r>
-        <w:rPr>
-          <w:lang w:val="en-KE"/>
-        </w:rPr>
-        <w:t>Agile methodology to allow incremental development and user feedback.</w:t>
-      </w:r>
-    </w:p>
-    <w:p>
-      <w:pPr>
-        <w:numPr>
-          <w:ilvl w:val="0"/>
-          <w:numId w:val="4"/>
-        </w:numPr>
-        <w:rPr>
-          <w:lang w:val="en-KE"/>
-        </w:rPr>
-      </w:pPr>
-      <w:r>
-        <w:rPr>
-          <w:b/>
-          <w:bCs/>
-          <w:lang w:val="en-KE"/>
-        </w:rPr>
-        <w:t>Users of the System</w:t>
-      </w:r>
-      <w:r>
-        <w:rPr>
-          <w:lang w:val="en-KE"/>
-        </w:rPr>
-        <w:t>:</w:t>
-      </w:r>
-    </w:p>
-    <w:p>
-      <w:pPr>
-        <w:numPr>
-          <w:ilvl w:val="1"/>
-          <w:numId w:val="4"/>
-        </w:numPr>
-        <w:rPr>
-          <w:lang w:val="en-KE"/>
-        </w:rPr>
-      </w:pPr>
-      <w:r>
-        <w:rPr>
-          <w:lang w:val="en-KE"/>
-        </w:rPr>
-        <w:t>Primary: Students enrolled in educational institutions.</w:t>
-      </w:r>
-    </w:p>
-    <w:p>
-      <w:pPr>
-        <w:numPr>
-          <w:ilvl w:val="1"/>
-          <w:numId w:val="4"/>
-        </w:numPr>
-        <w:rPr>
-          <w:lang w:val="en-KE"/>
-        </w:rPr>
-      </w:pPr>
-      <w:r>
-        <w:rPr>
-          <w:lang w:val="en-KE"/>
-        </w:rPr>
-        <w:t>Secondary: Verified tutors or academic assistants (optional in later versions).</w:t>
+          <w:lang w:val="en-KE"/>
+        </w:rPr>
+        <w:t xml:space="preserve">Secondary: Verified tutors or academic assistants </w:t>
+      </w:r>
+      <w:r>
+        <w:rPr>
+          <w:lang w:val="en-KE"/>
+        </w:rPr>
+        <w:t>and other users.</w:t>
       </w:r>
     </w:p>
     <w:p>
@@ -1286,7 +1265,21 @@
           <w:b/>
           <w:bCs/>
         </w:rPr>
-        <w:t>Book Exchange Marketplace</w:t>
+        <w:t xml:space="preserve">Book </w:t>
+      </w:r>
+      <w:r>
+        <w:rPr>
+          <w:b/>
+          <w:bCs/>
+        </w:rPr>
+        <w:t xml:space="preserve">and study item </w:t>
+      </w:r>
+      <w:r>
+        <w:rPr>
+          <w:b/>
+          <w:bCs/>
+        </w:rPr>
+        <w:t>Exchange Marketplace</w:t>
       </w:r>
       <w:r>
         <w:t>: Providing an affordable option for students to buy or sell used textbooks.</w:t>
@@ -2007,20 +2000,7 @@
           <w:lang w:val="en-KE"/>
         </w:rPr>
         <w:br/>
-      </w:r>
-      <w:proofErr w:type="spellStart"/>
-      <w:r>
-        <w:rPr>
-          <w:lang w:val="en-KE"/>
-        </w:rPr>
-        <w:t>Python</w:t>
-      </w:r>
-      <w:proofErr w:type="spellEnd"/>
-      <w:r>
-        <w:rPr>
-          <w:lang w:val="en-KE"/>
-        </w:rPr>
-        <w:t xml:space="preserve"> is widely used in web development due to its simplicity, readability, and a rich ecosystem of frameworks such as Django and Flask. It supports rapid development and scalability, making it suitable for academic platforms.</w:t>
+        <w:t>Python is widely used in web development due to its simplicity, readability, and a rich ecosystem of frameworks such as Django and Flask. It supports rapid development and scalability, making it suitable for academic platforms.</w:t>
       </w:r>
     </w:p>
     <w:p>
@@ -2047,20 +2027,7 @@
           <w:lang w:val="en-KE"/>
         </w:rPr>
         <w:br/>
-      </w:r>
-      <w:proofErr w:type="spellStart"/>
-      <w:r>
-        <w:rPr>
-          <w:lang w:val="en-KE"/>
-        </w:rPr>
-        <w:t>JavaScript</w:t>
-      </w:r>
-      <w:proofErr w:type="spellEnd"/>
-      <w:r>
-        <w:rPr>
-          <w:lang w:val="en-KE"/>
-        </w:rPr>
-        <w:t xml:space="preserve"> is essential for front-end development, enabling interactive features within web applications. It is often paired with frameworks like React or Vue.js for creating responsive user interfaces.</w:t>
+        <w:t>JavaScript is essential for front-end development, enabling interactive features within web applications. It is often paired with frameworks like React or Vue.js for creating responsive user interfaces.</w:t>
       </w:r>
     </w:p>
     <w:p>
@@ -2106,33 +2073,26 @@
         <w:br/>
         <w:t>Django is a high-level Python web framework that encourages rapid development and clean, pragmatic design. It includes built-in tools for authentication, ORM (Object-Relational Mapping), and security, making it ideal for complex platforms like question-answer systems.</w:t>
       </w:r>
-    </w:p>
-    <w:p>
-      <w:pPr>
-        <w:pStyle w:val="ListParagraph"/>
-        <w:numPr>
-          <w:ilvl w:val="0"/>
-          <w:numId w:val="16"/>
-        </w:numPr>
-        <w:rPr>
-          <w:lang w:val="en-KE"/>
-        </w:rPr>
-      </w:pPr>
-      <w:r>
-        <w:rPr>
-          <w:b/>
-          <w:bCs/>
-          <w:lang w:val="en-KE"/>
-        </w:rPr>
-        <w:t>React (JavaScript)</w:t>
-      </w:r>
-      <w:r>
-        <w:rPr>
-          <w:lang w:val="en-KE"/>
-        </w:rPr>
-        <w:br/>
-        <w:t>React is a popular front-end library for building dynamic and interactive user interfaces. It allows for the creation of reusable components, improving development speed and maintainability.</w:t>
-      </w:r>
+      <w:r>
+        <w:rPr>
+          <w:lang w:val="en-KE"/>
+        </w:rPr>
+        <w:t xml:space="preserve"> </w:t>
+      </w:r>
+    </w:p>
+    <w:p>
+      <w:pPr>
+        <w:rPr>
+          <w:lang w:val="en-KE"/>
+        </w:rPr>
+      </w:pPr>
+    </w:p>
+    <w:p>
+      <w:pPr>
+        <w:rPr>
+          <w:lang w:val="en-KE"/>
+        </w:rPr>
+      </w:pPr>
     </w:p>
     <w:p>
       <w:pPr>
@@ -2176,60 +2136,7 @@
           <w:lang w:val="en-KE"/>
         </w:rPr>
         <w:br/>
-      </w:r>
-      <w:proofErr w:type="spellStart"/>
-      <w:r>
-        <w:rPr>
-          <w:lang w:val="en-KE"/>
-        </w:rPr>
-        <w:t>PostgreSQL</w:t>
-      </w:r>
-      <w:proofErr w:type="spellEnd"/>
-      <w:r>
-        <w:rPr>
-          <w:lang w:val="en-KE"/>
-        </w:rPr>
-        <w:t xml:space="preserve"> is an open-source, advanced relational database system known for reliability, performance, and support for JSON data types. It is well-suited for storing structured and semi-structured data such as questions, answers, and course references.</w:t>
-      </w:r>
-    </w:p>
-    <w:p>
-      <w:pPr>
-        <w:pStyle w:val="ListParagraph"/>
-        <w:numPr>
-          <w:ilvl w:val="0"/>
-          <w:numId w:val="17"/>
-        </w:numPr>
-        <w:rPr>
-          <w:lang w:val="en-KE"/>
-        </w:rPr>
-      </w:pPr>
-      <w:r>
-        <w:rPr>
-          <w:b/>
-          <w:bCs/>
-          <w:lang w:val="en-KE"/>
-        </w:rPr>
-        <w:t>MySQL</w:t>
-      </w:r>
-      <w:r>
-        <w:rPr>
-          <w:lang w:val="en-KE"/>
-        </w:rPr>
-        <w:br/>
-      </w:r>
-      <w:proofErr w:type="spellStart"/>
-      <w:r>
-        <w:rPr>
-          <w:lang w:val="en-KE"/>
-        </w:rPr>
-        <w:t>MySQL</w:t>
-      </w:r>
-      <w:proofErr w:type="spellEnd"/>
-      <w:r>
-        <w:rPr>
-          <w:lang w:val="en-KE"/>
-        </w:rPr>
-        <w:t xml:space="preserve"> is another relational database widely used in web applications. It offers scalability and compatibility with various web frameworks.</w:t>
+        <w:t>PostgreSQL is an open-source, advanced relational database system known for reliability, performance, and support for JSON data types. It is well-suited for storing structured and semi-structured data such as questions, answers, and course references.</w:t>
       </w:r>
     </w:p>
     <w:p>
@@ -2273,20 +2180,7 @@
           <w:lang w:val="en-KE"/>
         </w:rPr>
         <w:br/>
-      </w:r>
-      <w:proofErr w:type="spellStart"/>
-      <w:r>
-        <w:rPr>
-          <w:lang w:val="en-KE"/>
-        </w:rPr>
-        <w:t>Trello</w:t>
-      </w:r>
-      <w:proofErr w:type="spellEnd"/>
-      <w:r>
-        <w:rPr>
-          <w:lang w:val="en-KE"/>
-        </w:rPr>
-        <w:t xml:space="preserve"> is a visual project management tool that allows developers to organize tasks into boards and cards for better collaboration and tracking progress.</w:t>
+        <w:t>Trello is a visual project management tool that allows developers to organize tasks into boards and cards for better collaboration and tracking progress.</w:t>
       </w:r>
     </w:p>
     <w:p>
@@ -2313,20 +2207,7 @@
           <w:lang w:val="en-KE"/>
         </w:rPr>
         <w:br/>
-      </w:r>
-      <w:proofErr w:type="spellStart"/>
-      <w:r>
-        <w:rPr>
-          <w:lang w:val="en-KE"/>
-        </w:rPr>
-        <w:t>GitHub</w:t>
-      </w:r>
-      <w:proofErr w:type="spellEnd"/>
-      <w:r>
-        <w:rPr>
-          <w:lang w:val="en-KE"/>
-        </w:rPr>
-        <w:t xml:space="preserve"> is a version control platform based on Git, enabling multiple developers to collaborate, track changes, and manage code efficiently.</w:t>
+        <w:t>GitHub is a version control platform based on Git, enabling multiple developers to collaborate, track changes, and manage code efficiently.</w:t>
       </w:r>
     </w:p>
     <w:p>
@@ -2464,7 +2345,19 @@
         <w:rPr>
           <w:lang w:val="en-KE"/>
         </w:rPr>
-        <w:t>Some tools have a learning curve for beginners.</w:t>
+        <w:t>Some tools have a</w:t>
+      </w:r>
+      <w:r>
+        <w:rPr>
+          <w:lang w:val="en-KE"/>
+        </w:rPr>
+        <w:t xml:space="preserve"> steep</w:t>
+      </w:r>
+      <w:r>
+        <w:rPr>
+          <w:lang w:val="en-KE"/>
+        </w:rPr>
+        <w:t xml:space="preserve"> learning curve for beginners.</w:t>
       </w:r>
     </w:p>
     <w:p>
@@ -2790,7 +2683,6 @@
                 <w:bCs/>
                 <w:lang w:val="en-KE"/>
               </w:rPr>
-              <w:lastRenderedPageBreak/>
               <w:t>Search Functionality</w:t>
             </w:r>
           </w:p>
@@ -2855,6 +2747,7 @@
                 <w:bCs/>
                 <w:lang w:val="en-KE"/>
               </w:rPr>
+              <w:lastRenderedPageBreak/>
               <w:t>Community Engagement</w:t>
             </w:r>
           </w:p>
@@ -3366,21 +3259,7 @@
         <w:rPr>
           <w:lang w:val="en-KE"/>
         </w:rPr>
-        <w:t xml:space="preserve">This chapter outlines the research methodology adopted to develop the proposed academic platform. Research methodology refers to the systematic approach used to collect, </w:t>
-      </w:r>
-      <w:proofErr w:type="spellStart"/>
-      <w:r>
-        <w:rPr>
-          <w:lang w:val="en-KE"/>
-        </w:rPr>
-        <w:t>analyze</w:t>
-      </w:r>
-      <w:proofErr w:type="spellEnd"/>
-      <w:r>
-        <w:rPr>
-          <w:lang w:val="en-KE"/>
-        </w:rPr>
-        <w:t>, and interpret information to achieve the objectives of the study. The purpose of this chapter is to describe the design and methods that will be employed to ensure the system is effectively developed and meets the identified needs.</w:t>
+        <w:t>This chapter outlines the research methodology adopted to develop the proposed academic platform. Research methodology refers to the systematic approach used to collect, analyze, and interpret information to achieve the objectives of the study. The purpose of this chapter is to describe the design and methods that will be employed to ensure the system is effectively developed and meets the identified needs.</w:t>
       </w:r>
     </w:p>
     <w:p>
@@ -3475,7 +3354,19 @@
         <w:rPr>
           <w:lang w:val="en-KE"/>
         </w:rPr>
-        <w:t>The research process is the structured series of steps followed to design, develop, and implement the proposed student-only platform. It ensures that the solution is built based on accurate information, tested for usability, and meets user requirements. The process adopted for this project is a combination of both qualitative and quantitative approaches, following a systematic software development methodology.</w:t>
+        <w:t>The research process is the structured series of steps followed to design, develop, and implement the proposed student-</w:t>
+      </w:r>
+      <w:r>
+        <w:rPr>
+          <w:lang w:val="en-KE"/>
+        </w:rPr>
+        <w:t>orientated</w:t>
+      </w:r>
+      <w:r>
+        <w:rPr>
+          <w:lang w:val="en-KE"/>
+        </w:rPr>
+        <w:t xml:space="preserve"> platform. It ensures that the solution is built based on accurate information, tested for usability, and meets user requirements. The process adopted for this project is a combination of both qualitative and quantitative approaches, following a systematic software development methodology.</w:t>
       </w:r>
     </w:p>
     <w:p>
@@ -3514,20 +3405,7 @@
           <w:lang w:val="en-KE"/>
         </w:rPr>
         <w:br/>
-      </w:r>
-      <w:proofErr w:type="spellStart"/>
-      <w:r>
-        <w:rPr>
-          <w:lang w:val="en-KE"/>
-        </w:rPr>
-        <w:t>Analyze</w:t>
-      </w:r>
-      <w:proofErr w:type="spellEnd"/>
-      <w:r>
-        <w:rPr>
-          <w:lang w:val="en-KE"/>
-        </w:rPr>
-        <w:t xml:space="preserve"> the issues in existing systems and understand the challenges faced by students in accessing academic resources and forming study groups.</w:t>
+        <w:t>Analyze the issues in existing systems and understand the challenges faced by students in accessing academic resources and forming study groups.</w:t>
       </w:r>
     </w:p>
     <w:p>
@@ -3976,21 +3854,7 @@
         <w:rPr>
           <w:lang w:val="en-KE"/>
         </w:rPr>
-        <w:t xml:space="preserve"> was adopted because of its flexibility, iterative nature, and ability to incorporate continuous user feedback, which is essential for building a student-</w:t>
-      </w:r>
-      <w:proofErr w:type="spellStart"/>
-      <w:r>
-        <w:rPr>
-          <w:lang w:val="en-KE"/>
-        </w:rPr>
-        <w:t>centered</w:t>
-      </w:r>
-      <w:proofErr w:type="spellEnd"/>
-      <w:r>
-        <w:rPr>
-          <w:lang w:val="en-KE"/>
-        </w:rPr>
-        <w:t xml:space="preserve"> platform.</w:t>
+        <w:t xml:space="preserve"> was adopted because of its flexibility, iterative nature, and ability to incorporate continuous user feedback, which is essential for building a student-centered platform.</w:t>
       </w:r>
     </w:p>
     <w:p>
@@ -4238,21 +4102,7 @@
         <w:rPr>
           <w:lang w:val="en-KE"/>
         </w:rPr>
-        <w:t xml:space="preserve">Create wireframes, UI </w:t>
-      </w:r>
-      <w:proofErr w:type="spellStart"/>
-      <w:r>
-        <w:rPr>
-          <w:lang w:val="en-KE"/>
-        </w:rPr>
-        <w:t>mockups</w:t>
-      </w:r>
-      <w:proofErr w:type="spellEnd"/>
-      <w:r>
-        <w:rPr>
-          <w:lang w:val="en-KE"/>
-        </w:rPr>
-        <w:t>, and database schema for prioritized features.</w:t>
+        <w:t>Create wireframes, UI mockups, and database schema for prioritized features.</w:t>
       </w:r>
     </w:p>
     <w:p>
@@ -4837,21 +4687,7 @@
         <w:rPr>
           <w:lang w:val="en-KE"/>
         </w:rPr>
-        <w:t xml:space="preserve">          </w:t>
-      </w:r>
-      <w:proofErr w:type="gramStart"/>
-      <w:r>
-        <w:rPr>
-          <w:lang w:val="en-KE"/>
-        </w:rPr>
-        <w:t>|  Deployment</w:t>
-      </w:r>
-      <w:proofErr w:type="gramEnd"/>
-      <w:r>
-        <w:rPr>
-          <w:lang w:val="en-KE"/>
-        </w:rPr>
-        <w:t xml:space="preserve">       |</w:t>
+        <w:t xml:space="preserve">          |  Deployment       |</w:t>
       </w:r>
     </w:p>
     <w:p>
@@ -4903,21 +4739,7 @@
         <w:rPr>
           <w:lang w:val="en-KE"/>
         </w:rPr>
-        <w:t xml:space="preserve">          </w:t>
-      </w:r>
-      <w:proofErr w:type="gramStart"/>
-      <w:r>
-        <w:rPr>
-          <w:lang w:val="en-KE"/>
-        </w:rPr>
-        <w:t>|  Maintenance</w:t>
-      </w:r>
-      <w:proofErr w:type="gramEnd"/>
-      <w:r>
-        <w:rPr>
-          <w:lang w:val="en-KE"/>
-        </w:rPr>
-        <w:t xml:space="preserve">      |</w:t>
+        <w:t xml:space="preserve">          |  Maintenance      |</w:t>
       </w:r>
     </w:p>
     <w:p>
@@ -5108,7 +4930,19 @@
         <w:rPr>
           <w:lang w:val="en-KE"/>
         </w:rPr>
-        <w:t xml:space="preserve">In this chapter, we have explored the research methodology applied in developing the Academic Quiz System. The methodology adopted a structured approach that combined </w:t>
+        <w:t xml:space="preserve">In this chapter, we have explored the research methodology applied in developing the </w:t>
+      </w:r>
+      <w:r>
+        <w:rPr>
+          <w:lang w:val="en-KE"/>
+        </w:rPr>
+        <w:t>Campus Connect</w:t>
+      </w:r>
+      <w:r>
+        <w:rPr>
+          <w:lang w:val="en-KE"/>
+        </w:rPr>
+        <w:t xml:space="preserve"> System. The methodology adopted a structured approach that combined </w:t>
       </w:r>
       <w:r>
         <w:rPr>
@@ -5163,21 +4997,7 @@
         <w:rPr>
           <w:lang w:val="en-KE"/>
         </w:rPr>
-        <w:t xml:space="preserve"> provided the foundation for gathering relevant information, </w:t>
-      </w:r>
-      <w:proofErr w:type="spellStart"/>
-      <w:r>
-        <w:rPr>
-          <w:lang w:val="en-KE"/>
-        </w:rPr>
-        <w:t>analyzing</w:t>
-      </w:r>
-      <w:proofErr w:type="spellEnd"/>
-      <w:r>
-        <w:rPr>
-          <w:lang w:val="en-KE"/>
-        </w:rPr>
-        <w:t xml:space="preserve"> existing systems such as </w:t>
+        <w:t xml:space="preserve"> provided the foundation for gathering relevant information, analyzing existing systems such as </w:t>
       </w:r>
       <w:r>
         <w:rPr>
@@ -5245,21 +5065,7 @@
         <w:rPr>
           <w:lang w:val="en-KE"/>
         </w:rPr>
-        <w:t>Overall, the combination of these methodologies guarantees a user-</w:t>
-      </w:r>
-      <w:proofErr w:type="spellStart"/>
-      <w:r>
-        <w:rPr>
-          <w:lang w:val="en-KE"/>
-        </w:rPr>
-        <w:t>centered</w:t>
-      </w:r>
-      <w:proofErr w:type="spellEnd"/>
-      <w:r>
-        <w:rPr>
-          <w:lang w:val="en-KE"/>
-        </w:rPr>
-        <w:t xml:space="preserve"> solution that is adaptable, efficient, and capable of delivering a reliable platform for academic quizzes and knowledge sharing.</w:t>
+        <w:t>Overall, the combination of these methodologies guarantees a user-centered solution that is adaptable, efficient, and capable of delivering a reliable platform for academic quizzes and knowledge sharing.</w:t>
       </w:r>
     </w:p>
     <w:p/>
@@ -9076,6 +8882,7 @@
   <w:style w:type="character" w:default="1" w:styleId="DefaultParagraphFont">
     <w:name w:val="Default Paragraph Font"/>
     <w:uiPriority w:val="1"/>
+    <w:semiHidden/>
     <w:unhideWhenUsed/>
   </w:style>
   <w:style w:type="table" w:default="1" w:styleId="TableNormal">

--- a/Report/Report.docx
+++ b/Report/Report.docx
@@ -107,16 +107,2267 @@
           </w:r>
         </w:p>
         <w:p>
-          <w:fldSimple w:instr=" TOC \o &quot;1-3&quot; \h \z \u ">
-            <w:r>
-              <w:rPr>
-                <w:b/>
-                <w:bCs/>
-                <w:noProof/>
-              </w:rPr>
-              <w:t>No table of contents entries found.</w:t>
-            </w:r>
-          </w:fldSimple>
+          <w:pPr>
+            <w:pStyle w:val="TOC1"/>
+            <w:tabs>
+              <w:tab w:val="right" w:leader="dot" w:pos="9350"/>
+            </w:tabs>
+            <w:rPr>
+              <w:noProof/>
+            </w:rPr>
+          </w:pPr>
+          <w:r>
+            <w:fldChar w:fldCharType="begin"/>
+          </w:r>
+          <w:r>
+            <w:instrText xml:space="preserve"> TOC \o "1-3" \h \z \u </w:instrText>
+          </w:r>
+          <w:r>
+            <w:fldChar w:fldCharType="separate"/>
+          </w:r>
+          <w:hyperlink w:anchor="_Toc223792143" w:history="1">
+            <w:r>
+              <w:rPr>
+                <w:rStyle w:val="Hyperlink"/>
+                <w:noProof/>
+              </w:rPr>
+              <w:t>CHAPTER 1: INTRODUCTION</w:t>
+            </w:r>
+            <w:r>
+              <w:rPr>
+                <w:noProof/>
+                <w:webHidden/>
+              </w:rPr>
+              <w:tab/>
+            </w:r>
+            <w:r>
+              <w:rPr>
+                <w:noProof/>
+                <w:webHidden/>
+              </w:rPr>
+              <w:fldChar w:fldCharType="begin"/>
+            </w:r>
+            <w:r>
+              <w:rPr>
+                <w:noProof/>
+                <w:webHidden/>
+              </w:rPr>
+              <w:instrText xml:space="preserve"> PAGEREF _Toc223792143 \h </w:instrText>
+            </w:r>
+            <w:r>
+              <w:rPr>
+                <w:noProof/>
+                <w:webHidden/>
+              </w:rPr>
+            </w:r>
+            <w:r>
+              <w:rPr>
+                <w:noProof/>
+                <w:webHidden/>
+              </w:rPr>
+              <w:fldChar w:fldCharType="separate"/>
+            </w:r>
+            <w:r>
+              <w:rPr>
+                <w:noProof/>
+                <w:webHidden/>
+              </w:rPr>
+              <w:t>1</w:t>
+            </w:r>
+            <w:r>
+              <w:rPr>
+                <w:noProof/>
+                <w:webHidden/>
+              </w:rPr>
+              <w:fldChar w:fldCharType="end"/>
+            </w:r>
+          </w:hyperlink>
+        </w:p>
+        <w:p>
+          <w:pPr>
+            <w:pStyle w:val="TOC2"/>
+            <w:tabs>
+              <w:tab w:val="left" w:pos="960"/>
+              <w:tab w:val="right" w:leader="dot" w:pos="9350"/>
+            </w:tabs>
+            <w:rPr>
+              <w:noProof/>
+            </w:rPr>
+          </w:pPr>
+          <w:hyperlink w:anchor="_Toc223792144" w:history="1">
+            <w:r>
+              <w:rPr>
+                <w:rStyle w:val="Hyperlink"/>
+                <w:noProof/>
+              </w:rPr>
+              <w:t>1.1</w:t>
+            </w:r>
+            <w:r>
+              <w:rPr>
+                <w:noProof/>
+              </w:rPr>
+              <w:tab/>
+            </w:r>
+            <w:r>
+              <w:rPr>
+                <w:rStyle w:val="Hyperlink"/>
+                <w:noProof/>
+              </w:rPr>
+              <w:t>3Background of Study</w:t>
+            </w:r>
+            <w:r>
+              <w:rPr>
+                <w:noProof/>
+                <w:webHidden/>
+              </w:rPr>
+              <w:tab/>
+            </w:r>
+            <w:r>
+              <w:rPr>
+                <w:noProof/>
+                <w:webHidden/>
+              </w:rPr>
+              <w:fldChar w:fldCharType="begin"/>
+            </w:r>
+            <w:r>
+              <w:rPr>
+                <w:noProof/>
+                <w:webHidden/>
+              </w:rPr>
+              <w:instrText xml:space="preserve"> PAGEREF _Toc223792144 \h </w:instrText>
+            </w:r>
+            <w:r>
+              <w:rPr>
+                <w:noProof/>
+                <w:webHidden/>
+              </w:rPr>
+            </w:r>
+            <w:r>
+              <w:rPr>
+                <w:noProof/>
+                <w:webHidden/>
+              </w:rPr>
+              <w:fldChar w:fldCharType="separate"/>
+            </w:r>
+            <w:r>
+              <w:rPr>
+                <w:noProof/>
+                <w:webHidden/>
+              </w:rPr>
+              <w:t>1</w:t>
+            </w:r>
+            <w:r>
+              <w:rPr>
+                <w:noProof/>
+                <w:webHidden/>
+              </w:rPr>
+              <w:fldChar w:fldCharType="end"/>
+            </w:r>
+          </w:hyperlink>
+        </w:p>
+        <w:p>
+          <w:pPr>
+            <w:pStyle w:val="TOC2"/>
+            <w:tabs>
+              <w:tab w:val="left" w:pos="960"/>
+              <w:tab w:val="right" w:leader="dot" w:pos="9350"/>
+            </w:tabs>
+            <w:rPr>
+              <w:noProof/>
+            </w:rPr>
+          </w:pPr>
+          <w:hyperlink w:anchor="_Toc223792145" w:history="1">
+            <w:r>
+              <w:rPr>
+                <w:rStyle w:val="Hyperlink"/>
+                <w:noProof/>
+              </w:rPr>
+              <w:t>1.2</w:t>
+            </w:r>
+            <w:r>
+              <w:rPr>
+                <w:noProof/>
+              </w:rPr>
+              <w:tab/>
+            </w:r>
+            <w:r>
+              <w:rPr>
+                <w:rStyle w:val="Hyperlink"/>
+                <w:noProof/>
+              </w:rPr>
+              <w:t>Problem Statement</w:t>
+            </w:r>
+            <w:r>
+              <w:rPr>
+                <w:noProof/>
+                <w:webHidden/>
+              </w:rPr>
+              <w:tab/>
+            </w:r>
+            <w:r>
+              <w:rPr>
+                <w:noProof/>
+                <w:webHidden/>
+              </w:rPr>
+              <w:fldChar w:fldCharType="begin"/>
+            </w:r>
+            <w:r>
+              <w:rPr>
+                <w:noProof/>
+                <w:webHidden/>
+              </w:rPr>
+              <w:instrText xml:space="preserve"> PAGEREF _Toc223792145 \h </w:instrText>
+            </w:r>
+            <w:r>
+              <w:rPr>
+                <w:noProof/>
+                <w:webHidden/>
+              </w:rPr>
+            </w:r>
+            <w:r>
+              <w:rPr>
+                <w:noProof/>
+                <w:webHidden/>
+              </w:rPr>
+              <w:fldChar w:fldCharType="separate"/>
+            </w:r>
+            <w:r>
+              <w:rPr>
+                <w:noProof/>
+                <w:webHidden/>
+              </w:rPr>
+              <w:t>1</w:t>
+            </w:r>
+            <w:r>
+              <w:rPr>
+                <w:noProof/>
+                <w:webHidden/>
+              </w:rPr>
+              <w:fldChar w:fldCharType="end"/>
+            </w:r>
+          </w:hyperlink>
+        </w:p>
+        <w:p>
+          <w:pPr>
+            <w:pStyle w:val="TOC2"/>
+            <w:tabs>
+              <w:tab w:val="left" w:pos="960"/>
+              <w:tab w:val="right" w:leader="dot" w:pos="9350"/>
+            </w:tabs>
+            <w:rPr>
+              <w:noProof/>
+            </w:rPr>
+          </w:pPr>
+          <w:hyperlink w:anchor="_Toc223792146" w:history="1">
+            <w:r>
+              <w:rPr>
+                <w:rStyle w:val="Hyperlink"/>
+                <w:noProof/>
+                <w:lang w:val="en-KE"/>
+              </w:rPr>
+              <w:t>1.3</w:t>
+            </w:r>
+            <w:r>
+              <w:rPr>
+                <w:noProof/>
+              </w:rPr>
+              <w:tab/>
+            </w:r>
+            <w:r>
+              <w:rPr>
+                <w:rStyle w:val="Hyperlink"/>
+                <w:noProof/>
+                <w:lang w:val="en-KE"/>
+              </w:rPr>
+              <w:t>Objective</w:t>
+            </w:r>
+            <w:r>
+              <w:rPr>
+                <w:noProof/>
+                <w:webHidden/>
+              </w:rPr>
+              <w:tab/>
+            </w:r>
+            <w:r>
+              <w:rPr>
+                <w:noProof/>
+                <w:webHidden/>
+              </w:rPr>
+              <w:fldChar w:fldCharType="begin"/>
+            </w:r>
+            <w:r>
+              <w:rPr>
+                <w:noProof/>
+                <w:webHidden/>
+              </w:rPr>
+              <w:instrText xml:space="preserve"> PAGEREF _Toc223792146 \h </w:instrText>
+            </w:r>
+            <w:r>
+              <w:rPr>
+                <w:noProof/>
+                <w:webHidden/>
+              </w:rPr>
+            </w:r>
+            <w:r>
+              <w:rPr>
+                <w:noProof/>
+                <w:webHidden/>
+              </w:rPr>
+              <w:fldChar w:fldCharType="separate"/>
+            </w:r>
+            <w:r>
+              <w:rPr>
+                <w:noProof/>
+                <w:webHidden/>
+              </w:rPr>
+              <w:t>2</w:t>
+            </w:r>
+            <w:r>
+              <w:rPr>
+                <w:noProof/>
+                <w:webHidden/>
+              </w:rPr>
+              <w:fldChar w:fldCharType="end"/>
+            </w:r>
+          </w:hyperlink>
+        </w:p>
+        <w:p>
+          <w:pPr>
+            <w:pStyle w:val="TOC3"/>
+            <w:tabs>
+              <w:tab w:val="right" w:leader="dot" w:pos="9350"/>
+            </w:tabs>
+            <w:rPr>
+              <w:noProof/>
+            </w:rPr>
+          </w:pPr>
+          <w:hyperlink w:anchor="_Toc223792147" w:history="1">
+            <w:r>
+              <w:rPr>
+                <w:rStyle w:val="Hyperlink"/>
+                <w:noProof/>
+                <w:lang w:val="en-KE"/>
+              </w:rPr>
+              <w:t>1.3.1 General Objective</w:t>
+            </w:r>
+            <w:r>
+              <w:rPr>
+                <w:noProof/>
+                <w:webHidden/>
+              </w:rPr>
+              <w:tab/>
+            </w:r>
+            <w:r>
+              <w:rPr>
+                <w:noProof/>
+                <w:webHidden/>
+              </w:rPr>
+              <w:fldChar w:fldCharType="begin"/>
+            </w:r>
+            <w:r>
+              <w:rPr>
+                <w:noProof/>
+                <w:webHidden/>
+              </w:rPr>
+              <w:instrText xml:space="preserve"> PAGEREF _Toc223792147 \h </w:instrText>
+            </w:r>
+            <w:r>
+              <w:rPr>
+                <w:noProof/>
+                <w:webHidden/>
+              </w:rPr>
+            </w:r>
+            <w:r>
+              <w:rPr>
+                <w:noProof/>
+                <w:webHidden/>
+              </w:rPr>
+              <w:fldChar w:fldCharType="separate"/>
+            </w:r>
+            <w:r>
+              <w:rPr>
+                <w:noProof/>
+                <w:webHidden/>
+              </w:rPr>
+              <w:t>2</w:t>
+            </w:r>
+            <w:r>
+              <w:rPr>
+                <w:noProof/>
+                <w:webHidden/>
+              </w:rPr>
+              <w:fldChar w:fldCharType="end"/>
+            </w:r>
+          </w:hyperlink>
+        </w:p>
+        <w:p>
+          <w:pPr>
+            <w:pStyle w:val="TOC3"/>
+            <w:tabs>
+              <w:tab w:val="right" w:leader="dot" w:pos="9350"/>
+            </w:tabs>
+            <w:rPr>
+              <w:noProof/>
+            </w:rPr>
+          </w:pPr>
+          <w:hyperlink w:anchor="_Toc223792148" w:history="1">
+            <w:r>
+              <w:rPr>
+                <w:rStyle w:val="Hyperlink"/>
+                <w:noProof/>
+                <w:lang w:val="en-KE"/>
+              </w:rPr>
+              <w:t>1.3.2 Specific Objectives</w:t>
+            </w:r>
+            <w:r>
+              <w:rPr>
+                <w:noProof/>
+                <w:webHidden/>
+              </w:rPr>
+              <w:tab/>
+            </w:r>
+            <w:r>
+              <w:rPr>
+                <w:noProof/>
+                <w:webHidden/>
+              </w:rPr>
+              <w:fldChar w:fldCharType="begin"/>
+            </w:r>
+            <w:r>
+              <w:rPr>
+                <w:noProof/>
+                <w:webHidden/>
+              </w:rPr>
+              <w:instrText xml:space="preserve"> PAGEREF _Toc223792148 \h </w:instrText>
+            </w:r>
+            <w:r>
+              <w:rPr>
+                <w:noProof/>
+                <w:webHidden/>
+              </w:rPr>
+            </w:r>
+            <w:r>
+              <w:rPr>
+                <w:noProof/>
+                <w:webHidden/>
+              </w:rPr>
+              <w:fldChar w:fldCharType="separate"/>
+            </w:r>
+            <w:r>
+              <w:rPr>
+                <w:noProof/>
+                <w:webHidden/>
+              </w:rPr>
+              <w:t>2</w:t>
+            </w:r>
+            <w:r>
+              <w:rPr>
+                <w:noProof/>
+                <w:webHidden/>
+              </w:rPr>
+              <w:fldChar w:fldCharType="end"/>
+            </w:r>
+          </w:hyperlink>
+        </w:p>
+        <w:p>
+          <w:pPr>
+            <w:pStyle w:val="TOC2"/>
+            <w:tabs>
+              <w:tab w:val="right" w:leader="dot" w:pos="9350"/>
+            </w:tabs>
+            <w:rPr>
+              <w:noProof/>
+            </w:rPr>
+          </w:pPr>
+          <w:hyperlink w:anchor="_Toc223792149" w:history="1">
+            <w:r>
+              <w:rPr>
+                <w:rStyle w:val="Hyperlink"/>
+                <w:noProof/>
+                <w:lang w:val="en-KE"/>
+              </w:rPr>
+              <w:t>1.4 Purpose, Scope, and Application</w:t>
+            </w:r>
+            <w:r>
+              <w:rPr>
+                <w:noProof/>
+                <w:webHidden/>
+              </w:rPr>
+              <w:tab/>
+            </w:r>
+            <w:r>
+              <w:rPr>
+                <w:noProof/>
+                <w:webHidden/>
+              </w:rPr>
+              <w:fldChar w:fldCharType="begin"/>
+            </w:r>
+            <w:r>
+              <w:rPr>
+                <w:noProof/>
+                <w:webHidden/>
+              </w:rPr>
+              <w:instrText xml:space="preserve"> PAGEREF _Toc223792149 \h </w:instrText>
+            </w:r>
+            <w:r>
+              <w:rPr>
+                <w:noProof/>
+                <w:webHidden/>
+              </w:rPr>
+            </w:r>
+            <w:r>
+              <w:rPr>
+                <w:noProof/>
+                <w:webHidden/>
+              </w:rPr>
+              <w:fldChar w:fldCharType="separate"/>
+            </w:r>
+            <w:r>
+              <w:rPr>
+                <w:noProof/>
+                <w:webHidden/>
+              </w:rPr>
+              <w:t>2</w:t>
+            </w:r>
+            <w:r>
+              <w:rPr>
+                <w:noProof/>
+                <w:webHidden/>
+              </w:rPr>
+              <w:fldChar w:fldCharType="end"/>
+            </w:r>
+          </w:hyperlink>
+        </w:p>
+        <w:p>
+          <w:pPr>
+            <w:pStyle w:val="TOC3"/>
+            <w:tabs>
+              <w:tab w:val="right" w:leader="dot" w:pos="9350"/>
+            </w:tabs>
+            <w:rPr>
+              <w:noProof/>
+            </w:rPr>
+          </w:pPr>
+          <w:hyperlink w:anchor="_Toc223792150" w:history="1">
+            <w:r>
+              <w:rPr>
+                <w:rStyle w:val="Hyperlink"/>
+                <w:noProof/>
+                <w:lang w:val="en-KE"/>
+              </w:rPr>
+              <w:t>1.4.1 Purpose</w:t>
+            </w:r>
+            <w:r>
+              <w:rPr>
+                <w:noProof/>
+                <w:webHidden/>
+              </w:rPr>
+              <w:tab/>
+            </w:r>
+            <w:r>
+              <w:rPr>
+                <w:noProof/>
+                <w:webHidden/>
+              </w:rPr>
+              <w:fldChar w:fldCharType="begin"/>
+            </w:r>
+            <w:r>
+              <w:rPr>
+                <w:noProof/>
+                <w:webHidden/>
+              </w:rPr>
+              <w:instrText xml:space="preserve"> PAGEREF _Toc223792150 \h </w:instrText>
+            </w:r>
+            <w:r>
+              <w:rPr>
+                <w:noProof/>
+                <w:webHidden/>
+              </w:rPr>
+            </w:r>
+            <w:r>
+              <w:rPr>
+                <w:noProof/>
+                <w:webHidden/>
+              </w:rPr>
+              <w:fldChar w:fldCharType="separate"/>
+            </w:r>
+            <w:r>
+              <w:rPr>
+                <w:noProof/>
+                <w:webHidden/>
+              </w:rPr>
+              <w:t>2</w:t>
+            </w:r>
+            <w:r>
+              <w:rPr>
+                <w:noProof/>
+                <w:webHidden/>
+              </w:rPr>
+              <w:fldChar w:fldCharType="end"/>
+            </w:r>
+          </w:hyperlink>
+        </w:p>
+        <w:p>
+          <w:pPr>
+            <w:pStyle w:val="TOC3"/>
+            <w:tabs>
+              <w:tab w:val="right" w:leader="dot" w:pos="9350"/>
+            </w:tabs>
+            <w:rPr>
+              <w:noProof/>
+            </w:rPr>
+          </w:pPr>
+          <w:hyperlink w:anchor="_Toc223792151" w:history="1">
+            <w:r>
+              <w:rPr>
+                <w:rStyle w:val="Hyperlink"/>
+                <w:noProof/>
+                <w:lang w:val="en-KE"/>
+              </w:rPr>
+              <w:t>1.4.2 Scope</w:t>
+            </w:r>
+            <w:r>
+              <w:rPr>
+                <w:noProof/>
+                <w:webHidden/>
+              </w:rPr>
+              <w:tab/>
+            </w:r>
+            <w:r>
+              <w:rPr>
+                <w:noProof/>
+                <w:webHidden/>
+              </w:rPr>
+              <w:fldChar w:fldCharType="begin"/>
+            </w:r>
+            <w:r>
+              <w:rPr>
+                <w:noProof/>
+                <w:webHidden/>
+              </w:rPr>
+              <w:instrText xml:space="preserve"> PAGEREF _Toc223792151 \h </w:instrText>
+            </w:r>
+            <w:r>
+              <w:rPr>
+                <w:noProof/>
+                <w:webHidden/>
+              </w:rPr>
+            </w:r>
+            <w:r>
+              <w:rPr>
+                <w:noProof/>
+                <w:webHidden/>
+              </w:rPr>
+              <w:fldChar w:fldCharType="separate"/>
+            </w:r>
+            <w:r>
+              <w:rPr>
+                <w:noProof/>
+                <w:webHidden/>
+              </w:rPr>
+              <w:t>2</w:t>
+            </w:r>
+            <w:r>
+              <w:rPr>
+                <w:noProof/>
+                <w:webHidden/>
+              </w:rPr>
+              <w:fldChar w:fldCharType="end"/>
+            </w:r>
+          </w:hyperlink>
+        </w:p>
+        <w:p>
+          <w:pPr>
+            <w:pStyle w:val="TOC3"/>
+            <w:tabs>
+              <w:tab w:val="right" w:leader="dot" w:pos="9350"/>
+            </w:tabs>
+            <w:rPr>
+              <w:noProof/>
+            </w:rPr>
+          </w:pPr>
+          <w:hyperlink w:anchor="_Toc223792152" w:history="1">
+            <w:r>
+              <w:rPr>
+                <w:rStyle w:val="Hyperlink"/>
+                <w:noProof/>
+                <w:lang w:val="en-KE"/>
+              </w:rPr>
+              <w:t>1.4.3 Application</w:t>
+            </w:r>
+            <w:r>
+              <w:rPr>
+                <w:noProof/>
+                <w:webHidden/>
+              </w:rPr>
+              <w:tab/>
+            </w:r>
+            <w:r>
+              <w:rPr>
+                <w:noProof/>
+                <w:webHidden/>
+              </w:rPr>
+              <w:fldChar w:fldCharType="begin"/>
+            </w:r>
+            <w:r>
+              <w:rPr>
+                <w:noProof/>
+                <w:webHidden/>
+              </w:rPr>
+              <w:instrText xml:space="preserve"> PAGEREF _Toc223792152 \h </w:instrText>
+            </w:r>
+            <w:r>
+              <w:rPr>
+                <w:noProof/>
+                <w:webHidden/>
+              </w:rPr>
+            </w:r>
+            <w:r>
+              <w:rPr>
+                <w:noProof/>
+                <w:webHidden/>
+              </w:rPr>
+              <w:fldChar w:fldCharType="separate"/>
+            </w:r>
+            <w:r>
+              <w:rPr>
+                <w:noProof/>
+                <w:webHidden/>
+              </w:rPr>
+              <w:t>3</w:t>
+            </w:r>
+            <w:r>
+              <w:rPr>
+                <w:noProof/>
+                <w:webHidden/>
+              </w:rPr>
+              <w:fldChar w:fldCharType="end"/>
+            </w:r>
+          </w:hyperlink>
+        </w:p>
+        <w:p>
+          <w:pPr>
+            <w:pStyle w:val="TOC1"/>
+            <w:tabs>
+              <w:tab w:val="right" w:leader="dot" w:pos="9350"/>
+            </w:tabs>
+            <w:rPr>
+              <w:noProof/>
+            </w:rPr>
+          </w:pPr>
+          <w:hyperlink w:anchor="_Toc223792153" w:history="1">
+            <w:r>
+              <w:rPr>
+                <w:rStyle w:val="Hyperlink"/>
+                <w:noProof/>
+                <w:lang w:val="en-KE"/>
+              </w:rPr>
+              <w:t>CHAPTER 2: LITERATURE REVIEW</w:t>
+            </w:r>
+            <w:r>
+              <w:rPr>
+                <w:noProof/>
+                <w:webHidden/>
+              </w:rPr>
+              <w:tab/>
+            </w:r>
+            <w:r>
+              <w:rPr>
+                <w:noProof/>
+                <w:webHidden/>
+              </w:rPr>
+              <w:fldChar w:fldCharType="begin"/>
+            </w:r>
+            <w:r>
+              <w:rPr>
+                <w:noProof/>
+                <w:webHidden/>
+              </w:rPr>
+              <w:instrText xml:space="preserve"> PAGEREF _Toc223792153 \h </w:instrText>
+            </w:r>
+            <w:r>
+              <w:rPr>
+                <w:noProof/>
+                <w:webHidden/>
+              </w:rPr>
+            </w:r>
+            <w:r>
+              <w:rPr>
+                <w:noProof/>
+                <w:webHidden/>
+              </w:rPr>
+              <w:fldChar w:fldCharType="separate"/>
+            </w:r>
+            <w:r>
+              <w:rPr>
+                <w:noProof/>
+                <w:webHidden/>
+              </w:rPr>
+              <w:t>4</w:t>
+            </w:r>
+            <w:r>
+              <w:rPr>
+                <w:noProof/>
+                <w:webHidden/>
+              </w:rPr>
+              <w:fldChar w:fldCharType="end"/>
+            </w:r>
+          </w:hyperlink>
+        </w:p>
+        <w:p>
+          <w:pPr>
+            <w:pStyle w:val="TOC2"/>
+            <w:tabs>
+              <w:tab w:val="right" w:leader="dot" w:pos="9350"/>
+            </w:tabs>
+            <w:rPr>
+              <w:noProof/>
+            </w:rPr>
+          </w:pPr>
+          <w:hyperlink w:anchor="_Toc223792154" w:history="1">
+            <w:r>
+              <w:rPr>
+                <w:rStyle w:val="Hyperlink"/>
+                <w:noProof/>
+                <w:lang w:val="en-KE"/>
+              </w:rPr>
+              <w:t>2.1 Introduction</w:t>
+            </w:r>
+            <w:r>
+              <w:rPr>
+                <w:noProof/>
+                <w:webHidden/>
+              </w:rPr>
+              <w:tab/>
+            </w:r>
+            <w:r>
+              <w:rPr>
+                <w:noProof/>
+                <w:webHidden/>
+              </w:rPr>
+              <w:fldChar w:fldCharType="begin"/>
+            </w:r>
+            <w:r>
+              <w:rPr>
+                <w:noProof/>
+                <w:webHidden/>
+              </w:rPr>
+              <w:instrText xml:space="preserve"> PAGEREF _Toc223792154 \h </w:instrText>
+            </w:r>
+            <w:r>
+              <w:rPr>
+                <w:noProof/>
+                <w:webHidden/>
+              </w:rPr>
+            </w:r>
+            <w:r>
+              <w:rPr>
+                <w:noProof/>
+                <w:webHidden/>
+              </w:rPr>
+              <w:fldChar w:fldCharType="separate"/>
+            </w:r>
+            <w:r>
+              <w:rPr>
+                <w:noProof/>
+                <w:webHidden/>
+              </w:rPr>
+              <w:t>4</w:t>
+            </w:r>
+            <w:r>
+              <w:rPr>
+                <w:noProof/>
+                <w:webHidden/>
+              </w:rPr>
+              <w:fldChar w:fldCharType="end"/>
+            </w:r>
+          </w:hyperlink>
+        </w:p>
+        <w:p>
+          <w:pPr>
+            <w:pStyle w:val="TOC2"/>
+            <w:tabs>
+              <w:tab w:val="right" w:leader="dot" w:pos="9350"/>
+            </w:tabs>
+            <w:rPr>
+              <w:noProof/>
+            </w:rPr>
+          </w:pPr>
+          <w:hyperlink w:anchor="_Toc223792155" w:history="1">
+            <w:r>
+              <w:rPr>
+                <w:rStyle w:val="Hyperlink"/>
+                <w:noProof/>
+                <w:lang w:val="en-KE"/>
+              </w:rPr>
+              <w:t>2.2 Existing Systems in Your Area of Research</w:t>
+            </w:r>
+            <w:r>
+              <w:rPr>
+                <w:noProof/>
+                <w:webHidden/>
+              </w:rPr>
+              <w:tab/>
+            </w:r>
+            <w:r>
+              <w:rPr>
+                <w:noProof/>
+                <w:webHidden/>
+              </w:rPr>
+              <w:fldChar w:fldCharType="begin"/>
+            </w:r>
+            <w:r>
+              <w:rPr>
+                <w:noProof/>
+                <w:webHidden/>
+              </w:rPr>
+              <w:instrText xml:space="preserve"> PAGEREF _Toc223792155 \h </w:instrText>
+            </w:r>
+            <w:r>
+              <w:rPr>
+                <w:noProof/>
+                <w:webHidden/>
+              </w:rPr>
+            </w:r>
+            <w:r>
+              <w:rPr>
+                <w:noProof/>
+                <w:webHidden/>
+              </w:rPr>
+              <w:fldChar w:fldCharType="separate"/>
+            </w:r>
+            <w:r>
+              <w:rPr>
+                <w:noProof/>
+                <w:webHidden/>
+              </w:rPr>
+              <w:t>4</w:t>
+            </w:r>
+            <w:r>
+              <w:rPr>
+                <w:noProof/>
+                <w:webHidden/>
+              </w:rPr>
+              <w:fldChar w:fldCharType="end"/>
+            </w:r>
+          </w:hyperlink>
+        </w:p>
+        <w:p>
+          <w:pPr>
+            <w:pStyle w:val="TOC3"/>
+            <w:tabs>
+              <w:tab w:val="right" w:leader="dot" w:pos="9350"/>
+            </w:tabs>
+            <w:rPr>
+              <w:noProof/>
+            </w:rPr>
+          </w:pPr>
+          <w:hyperlink w:anchor="_Toc223792156" w:history="1">
+            <w:r>
+              <w:rPr>
+                <w:rStyle w:val="Hyperlink"/>
+                <w:noProof/>
+                <w:lang w:val="en-KE"/>
+              </w:rPr>
+              <w:t>2.2.1 How it Works</w:t>
+            </w:r>
+            <w:r>
+              <w:rPr>
+                <w:noProof/>
+                <w:webHidden/>
+              </w:rPr>
+              <w:tab/>
+            </w:r>
+            <w:r>
+              <w:rPr>
+                <w:noProof/>
+                <w:webHidden/>
+              </w:rPr>
+              <w:fldChar w:fldCharType="begin"/>
+            </w:r>
+            <w:r>
+              <w:rPr>
+                <w:noProof/>
+                <w:webHidden/>
+              </w:rPr>
+              <w:instrText xml:space="preserve"> PAGEREF _Toc223792156 \h </w:instrText>
+            </w:r>
+            <w:r>
+              <w:rPr>
+                <w:noProof/>
+                <w:webHidden/>
+              </w:rPr>
+            </w:r>
+            <w:r>
+              <w:rPr>
+                <w:noProof/>
+                <w:webHidden/>
+              </w:rPr>
+              <w:fldChar w:fldCharType="separate"/>
+            </w:r>
+            <w:r>
+              <w:rPr>
+                <w:noProof/>
+                <w:webHidden/>
+              </w:rPr>
+              <w:t>4</w:t>
+            </w:r>
+            <w:r>
+              <w:rPr>
+                <w:noProof/>
+                <w:webHidden/>
+              </w:rPr>
+              <w:fldChar w:fldCharType="end"/>
+            </w:r>
+          </w:hyperlink>
+        </w:p>
+        <w:p>
+          <w:pPr>
+            <w:pStyle w:val="TOC3"/>
+            <w:tabs>
+              <w:tab w:val="right" w:leader="dot" w:pos="9350"/>
+            </w:tabs>
+            <w:rPr>
+              <w:noProof/>
+            </w:rPr>
+          </w:pPr>
+          <w:hyperlink w:anchor="_Toc223792157" w:history="1">
+            <w:r>
+              <w:rPr>
+                <w:rStyle w:val="Hyperlink"/>
+                <w:noProof/>
+                <w:lang w:val="en-KE"/>
+              </w:rPr>
+              <w:t>2.2.2 Advantages</w:t>
+            </w:r>
+            <w:r>
+              <w:rPr>
+                <w:noProof/>
+                <w:webHidden/>
+              </w:rPr>
+              <w:tab/>
+            </w:r>
+            <w:r>
+              <w:rPr>
+                <w:noProof/>
+                <w:webHidden/>
+              </w:rPr>
+              <w:fldChar w:fldCharType="begin"/>
+            </w:r>
+            <w:r>
+              <w:rPr>
+                <w:noProof/>
+                <w:webHidden/>
+              </w:rPr>
+              <w:instrText xml:space="preserve"> PAGEREF _Toc223792157 \h </w:instrText>
+            </w:r>
+            <w:r>
+              <w:rPr>
+                <w:noProof/>
+                <w:webHidden/>
+              </w:rPr>
+            </w:r>
+            <w:r>
+              <w:rPr>
+                <w:noProof/>
+                <w:webHidden/>
+              </w:rPr>
+              <w:fldChar w:fldCharType="separate"/>
+            </w:r>
+            <w:r>
+              <w:rPr>
+                <w:noProof/>
+                <w:webHidden/>
+              </w:rPr>
+              <w:t>4</w:t>
+            </w:r>
+            <w:r>
+              <w:rPr>
+                <w:noProof/>
+                <w:webHidden/>
+              </w:rPr>
+              <w:fldChar w:fldCharType="end"/>
+            </w:r>
+          </w:hyperlink>
+        </w:p>
+        <w:p>
+          <w:pPr>
+            <w:pStyle w:val="TOC3"/>
+            <w:tabs>
+              <w:tab w:val="right" w:leader="dot" w:pos="9350"/>
+            </w:tabs>
+            <w:rPr>
+              <w:noProof/>
+            </w:rPr>
+          </w:pPr>
+          <w:hyperlink w:anchor="_Toc223792158" w:history="1">
+            <w:r>
+              <w:rPr>
+                <w:rStyle w:val="Hyperlink"/>
+                <w:noProof/>
+                <w:lang w:val="en-KE"/>
+              </w:rPr>
+              <w:t>2.2.3 Limitations</w:t>
+            </w:r>
+            <w:r>
+              <w:rPr>
+                <w:noProof/>
+                <w:webHidden/>
+              </w:rPr>
+              <w:tab/>
+            </w:r>
+            <w:r>
+              <w:rPr>
+                <w:noProof/>
+                <w:webHidden/>
+              </w:rPr>
+              <w:fldChar w:fldCharType="begin"/>
+            </w:r>
+            <w:r>
+              <w:rPr>
+                <w:noProof/>
+                <w:webHidden/>
+              </w:rPr>
+              <w:instrText xml:space="preserve"> PAGEREF _Toc223792158 \h </w:instrText>
+            </w:r>
+            <w:r>
+              <w:rPr>
+                <w:noProof/>
+                <w:webHidden/>
+              </w:rPr>
+            </w:r>
+            <w:r>
+              <w:rPr>
+                <w:noProof/>
+                <w:webHidden/>
+              </w:rPr>
+              <w:fldChar w:fldCharType="separate"/>
+            </w:r>
+            <w:r>
+              <w:rPr>
+                <w:noProof/>
+                <w:webHidden/>
+              </w:rPr>
+              <w:t>5</w:t>
+            </w:r>
+            <w:r>
+              <w:rPr>
+                <w:noProof/>
+                <w:webHidden/>
+              </w:rPr>
+              <w:fldChar w:fldCharType="end"/>
+            </w:r>
+          </w:hyperlink>
+        </w:p>
+        <w:p>
+          <w:pPr>
+            <w:pStyle w:val="TOC2"/>
+            <w:tabs>
+              <w:tab w:val="right" w:leader="dot" w:pos="9350"/>
+            </w:tabs>
+            <w:rPr>
+              <w:noProof/>
+            </w:rPr>
+          </w:pPr>
+          <w:hyperlink w:anchor="_Toc223792159" w:history="1">
+            <w:r>
+              <w:rPr>
+                <w:rStyle w:val="Hyperlink"/>
+                <w:noProof/>
+                <w:lang w:val="en-KE"/>
+              </w:rPr>
+              <w:t>2.3 Existing Software Development Tools</w:t>
+            </w:r>
+            <w:r>
+              <w:rPr>
+                <w:noProof/>
+                <w:webHidden/>
+              </w:rPr>
+              <w:tab/>
+            </w:r>
+            <w:r>
+              <w:rPr>
+                <w:noProof/>
+                <w:webHidden/>
+              </w:rPr>
+              <w:fldChar w:fldCharType="begin"/>
+            </w:r>
+            <w:r>
+              <w:rPr>
+                <w:noProof/>
+                <w:webHidden/>
+              </w:rPr>
+              <w:instrText xml:space="preserve"> PAGEREF _Toc223792159 \h </w:instrText>
+            </w:r>
+            <w:r>
+              <w:rPr>
+                <w:noProof/>
+                <w:webHidden/>
+              </w:rPr>
+            </w:r>
+            <w:r>
+              <w:rPr>
+                <w:noProof/>
+                <w:webHidden/>
+              </w:rPr>
+              <w:fldChar w:fldCharType="separate"/>
+            </w:r>
+            <w:r>
+              <w:rPr>
+                <w:noProof/>
+                <w:webHidden/>
+              </w:rPr>
+              <w:t>5</w:t>
+            </w:r>
+            <w:r>
+              <w:rPr>
+                <w:noProof/>
+                <w:webHidden/>
+              </w:rPr>
+              <w:fldChar w:fldCharType="end"/>
+            </w:r>
+          </w:hyperlink>
+        </w:p>
+        <w:p>
+          <w:pPr>
+            <w:pStyle w:val="TOC3"/>
+            <w:tabs>
+              <w:tab w:val="right" w:leader="dot" w:pos="9350"/>
+            </w:tabs>
+            <w:rPr>
+              <w:noProof/>
+            </w:rPr>
+          </w:pPr>
+          <w:hyperlink w:anchor="_Toc223792160" w:history="1">
+            <w:r>
+              <w:rPr>
+                <w:rStyle w:val="Hyperlink"/>
+                <w:noProof/>
+                <w:lang w:val="en-KE"/>
+              </w:rPr>
+              <w:t>2.3.1 Software Development Tools</w:t>
+            </w:r>
+            <w:r>
+              <w:rPr>
+                <w:noProof/>
+                <w:webHidden/>
+              </w:rPr>
+              <w:tab/>
+            </w:r>
+            <w:r>
+              <w:rPr>
+                <w:noProof/>
+                <w:webHidden/>
+              </w:rPr>
+              <w:fldChar w:fldCharType="begin"/>
+            </w:r>
+            <w:r>
+              <w:rPr>
+                <w:noProof/>
+                <w:webHidden/>
+              </w:rPr>
+              <w:instrText xml:space="preserve"> PAGEREF _Toc223792160 \h </w:instrText>
+            </w:r>
+            <w:r>
+              <w:rPr>
+                <w:noProof/>
+                <w:webHidden/>
+              </w:rPr>
+            </w:r>
+            <w:r>
+              <w:rPr>
+                <w:noProof/>
+                <w:webHidden/>
+              </w:rPr>
+              <w:fldChar w:fldCharType="separate"/>
+            </w:r>
+            <w:r>
+              <w:rPr>
+                <w:noProof/>
+                <w:webHidden/>
+              </w:rPr>
+              <w:t>5</w:t>
+            </w:r>
+            <w:r>
+              <w:rPr>
+                <w:noProof/>
+                <w:webHidden/>
+              </w:rPr>
+              <w:fldChar w:fldCharType="end"/>
+            </w:r>
+          </w:hyperlink>
+        </w:p>
+        <w:p>
+          <w:pPr>
+            <w:pStyle w:val="TOC3"/>
+            <w:tabs>
+              <w:tab w:val="right" w:leader="dot" w:pos="9350"/>
+            </w:tabs>
+            <w:rPr>
+              <w:noProof/>
+            </w:rPr>
+          </w:pPr>
+          <w:hyperlink w:anchor="_Toc223792161" w:history="1">
+            <w:r>
+              <w:rPr>
+                <w:rStyle w:val="Hyperlink"/>
+                <w:noProof/>
+                <w:lang w:val="en-KE"/>
+              </w:rPr>
+              <w:t>2.3.2 Advantages of These Tools</w:t>
+            </w:r>
+            <w:r>
+              <w:rPr>
+                <w:noProof/>
+                <w:webHidden/>
+              </w:rPr>
+              <w:tab/>
+            </w:r>
+            <w:r>
+              <w:rPr>
+                <w:noProof/>
+                <w:webHidden/>
+              </w:rPr>
+              <w:fldChar w:fldCharType="begin"/>
+            </w:r>
+            <w:r>
+              <w:rPr>
+                <w:noProof/>
+                <w:webHidden/>
+              </w:rPr>
+              <w:instrText xml:space="preserve"> PAGEREF _Toc223792161 \h </w:instrText>
+            </w:r>
+            <w:r>
+              <w:rPr>
+                <w:noProof/>
+                <w:webHidden/>
+              </w:rPr>
+            </w:r>
+            <w:r>
+              <w:rPr>
+                <w:noProof/>
+                <w:webHidden/>
+              </w:rPr>
+              <w:fldChar w:fldCharType="separate"/>
+            </w:r>
+            <w:r>
+              <w:rPr>
+                <w:noProof/>
+                <w:webHidden/>
+              </w:rPr>
+              <w:t>6</w:t>
+            </w:r>
+            <w:r>
+              <w:rPr>
+                <w:noProof/>
+                <w:webHidden/>
+              </w:rPr>
+              <w:fldChar w:fldCharType="end"/>
+            </w:r>
+          </w:hyperlink>
+        </w:p>
+        <w:p>
+          <w:pPr>
+            <w:pStyle w:val="TOC3"/>
+            <w:tabs>
+              <w:tab w:val="right" w:leader="dot" w:pos="9350"/>
+            </w:tabs>
+            <w:rPr>
+              <w:noProof/>
+            </w:rPr>
+          </w:pPr>
+          <w:hyperlink w:anchor="_Toc223792162" w:history="1">
+            <w:r>
+              <w:rPr>
+                <w:rStyle w:val="Hyperlink"/>
+                <w:noProof/>
+                <w:lang w:val="en-KE"/>
+              </w:rPr>
+              <w:t>2.3.3 Limitations</w:t>
+            </w:r>
+            <w:r>
+              <w:rPr>
+                <w:noProof/>
+                <w:webHidden/>
+              </w:rPr>
+              <w:tab/>
+            </w:r>
+            <w:r>
+              <w:rPr>
+                <w:noProof/>
+                <w:webHidden/>
+              </w:rPr>
+              <w:fldChar w:fldCharType="begin"/>
+            </w:r>
+            <w:r>
+              <w:rPr>
+                <w:noProof/>
+                <w:webHidden/>
+              </w:rPr>
+              <w:instrText xml:space="preserve"> PAGEREF _Toc223792162 \h </w:instrText>
+            </w:r>
+            <w:r>
+              <w:rPr>
+                <w:noProof/>
+                <w:webHidden/>
+              </w:rPr>
+            </w:r>
+            <w:r>
+              <w:rPr>
+                <w:noProof/>
+                <w:webHidden/>
+              </w:rPr>
+              <w:fldChar w:fldCharType="separate"/>
+            </w:r>
+            <w:r>
+              <w:rPr>
+                <w:noProof/>
+                <w:webHidden/>
+              </w:rPr>
+              <w:t>6</w:t>
+            </w:r>
+            <w:r>
+              <w:rPr>
+                <w:noProof/>
+                <w:webHidden/>
+              </w:rPr>
+              <w:fldChar w:fldCharType="end"/>
+            </w:r>
+          </w:hyperlink>
+        </w:p>
+        <w:p>
+          <w:pPr>
+            <w:pStyle w:val="TOC2"/>
+            <w:tabs>
+              <w:tab w:val="right" w:leader="dot" w:pos="9350"/>
+            </w:tabs>
+            <w:rPr>
+              <w:noProof/>
+            </w:rPr>
+          </w:pPr>
+          <w:hyperlink w:anchor="_Toc223792163" w:history="1">
+            <w:r>
+              <w:rPr>
+                <w:rStyle w:val="Hyperlink"/>
+                <w:noProof/>
+                <w:lang w:val="en-KE"/>
+              </w:rPr>
+              <w:t>2.4 Evaluation Matrix</w:t>
+            </w:r>
+            <w:r>
+              <w:rPr>
+                <w:noProof/>
+                <w:webHidden/>
+              </w:rPr>
+              <w:tab/>
+            </w:r>
+            <w:r>
+              <w:rPr>
+                <w:noProof/>
+                <w:webHidden/>
+              </w:rPr>
+              <w:fldChar w:fldCharType="begin"/>
+            </w:r>
+            <w:r>
+              <w:rPr>
+                <w:noProof/>
+                <w:webHidden/>
+              </w:rPr>
+              <w:instrText xml:space="preserve"> PAGEREF _Toc223792163 \h </w:instrText>
+            </w:r>
+            <w:r>
+              <w:rPr>
+                <w:noProof/>
+                <w:webHidden/>
+              </w:rPr>
+            </w:r>
+            <w:r>
+              <w:rPr>
+                <w:noProof/>
+                <w:webHidden/>
+              </w:rPr>
+              <w:fldChar w:fldCharType="separate"/>
+            </w:r>
+            <w:r>
+              <w:rPr>
+                <w:noProof/>
+                <w:webHidden/>
+              </w:rPr>
+              <w:t>6</w:t>
+            </w:r>
+            <w:r>
+              <w:rPr>
+                <w:noProof/>
+                <w:webHidden/>
+              </w:rPr>
+              <w:fldChar w:fldCharType="end"/>
+            </w:r>
+          </w:hyperlink>
+        </w:p>
+        <w:p>
+          <w:pPr>
+            <w:pStyle w:val="TOC2"/>
+            <w:tabs>
+              <w:tab w:val="right" w:leader="dot" w:pos="9350"/>
+            </w:tabs>
+            <w:rPr>
+              <w:noProof/>
+            </w:rPr>
+          </w:pPr>
+          <w:hyperlink w:anchor="_Toc223792164" w:history="1">
+            <w:r>
+              <w:rPr>
+                <w:rStyle w:val="Hyperlink"/>
+                <w:noProof/>
+                <w:lang w:val="en-KE"/>
+              </w:rPr>
+              <w:t>2.5 Conclusion</w:t>
+            </w:r>
+            <w:r>
+              <w:rPr>
+                <w:noProof/>
+                <w:webHidden/>
+              </w:rPr>
+              <w:tab/>
+            </w:r>
+            <w:r>
+              <w:rPr>
+                <w:noProof/>
+                <w:webHidden/>
+              </w:rPr>
+              <w:fldChar w:fldCharType="begin"/>
+            </w:r>
+            <w:r>
+              <w:rPr>
+                <w:noProof/>
+                <w:webHidden/>
+              </w:rPr>
+              <w:instrText xml:space="preserve"> PAGEREF _Toc223792164 \h </w:instrText>
+            </w:r>
+            <w:r>
+              <w:rPr>
+                <w:noProof/>
+                <w:webHidden/>
+              </w:rPr>
+            </w:r>
+            <w:r>
+              <w:rPr>
+                <w:noProof/>
+                <w:webHidden/>
+              </w:rPr>
+              <w:fldChar w:fldCharType="separate"/>
+            </w:r>
+            <w:r>
+              <w:rPr>
+                <w:noProof/>
+                <w:webHidden/>
+              </w:rPr>
+              <w:t>7</w:t>
+            </w:r>
+            <w:r>
+              <w:rPr>
+                <w:noProof/>
+                <w:webHidden/>
+              </w:rPr>
+              <w:fldChar w:fldCharType="end"/>
+            </w:r>
+          </w:hyperlink>
+        </w:p>
+        <w:p>
+          <w:pPr>
+            <w:pStyle w:val="TOC1"/>
+            <w:tabs>
+              <w:tab w:val="right" w:leader="dot" w:pos="9350"/>
+            </w:tabs>
+            <w:rPr>
+              <w:noProof/>
+            </w:rPr>
+          </w:pPr>
+          <w:hyperlink w:anchor="_Toc223792165" w:history="1">
+            <w:r>
+              <w:rPr>
+                <w:rStyle w:val="Hyperlink"/>
+                <w:noProof/>
+              </w:rPr>
+              <w:t>CHAPTER 3: RESEARCH METHODOLOGY</w:t>
+            </w:r>
+            <w:r>
+              <w:rPr>
+                <w:noProof/>
+                <w:webHidden/>
+              </w:rPr>
+              <w:tab/>
+            </w:r>
+            <w:r>
+              <w:rPr>
+                <w:noProof/>
+                <w:webHidden/>
+              </w:rPr>
+              <w:fldChar w:fldCharType="begin"/>
+            </w:r>
+            <w:r>
+              <w:rPr>
+                <w:noProof/>
+                <w:webHidden/>
+              </w:rPr>
+              <w:instrText xml:space="preserve"> PAGEREF _Toc223792165 \h </w:instrText>
+            </w:r>
+            <w:r>
+              <w:rPr>
+                <w:noProof/>
+                <w:webHidden/>
+              </w:rPr>
+            </w:r>
+            <w:r>
+              <w:rPr>
+                <w:noProof/>
+                <w:webHidden/>
+              </w:rPr>
+              <w:fldChar w:fldCharType="separate"/>
+            </w:r>
+            <w:r>
+              <w:rPr>
+                <w:noProof/>
+                <w:webHidden/>
+              </w:rPr>
+              <w:t>8</w:t>
+            </w:r>
+            <w:r>
+              <w:rPr>
+                <w:noProof/>
+                <w:webHidden/>
+              </w:rPr>
+              <w:fldChar w:fldCharType="end"/>
+            </w:r>
+          </w:hyperlink>
+        </w:p>
+        <w:p>
+          <w:pPr>
+            <w:pStyle w:val="TOC2"/>
+            <w:tabs>
+              <w:tab w:val="right" w:leader="dot" w:pos="9350"/>
+            </w:tabs>
+            <w:rPr>
+              <w:noProof/>
+            </w:rPr>
+          </w:pPr>
+          <w:hyperlink w:anchor="_Toc223792166" w:history="1">
+            <w:r>
+              <w:rPr>
+                <w:rStyle w:val="Hyperlink"/>
+                <w:noProof/>
+              </w:rPr>
+              <w:t>3.1 Introduction</w:t>
+            </w:r>
+            <w:r>
+              <w:rPr>
+                <w:noProof/>
+                <w:webHidden/>
+              </w:rPr>
+              <w:tab/>
+            </w:r>
+            <w:r>
+              <w:rPr>
+                <w:noProof/>
+                <w:webHidden/>
+              </w:rPr>
+              <w:fldChar w:fldCharType="begin"/>
+            </w:r>
+            <w:r>
+              <w:rPr>
+                <w:noProof/>
+                <w:webHidden/>
+              </w:rPr>
+              <w:instrText xml:space="preserve"> PAGEREF _Toc223792166 \h </w:instrText>
+            </w:r>
+            <w:r>
+              <w:rPr>
+                <w:noProof/>
+                <w:webHidden/>
+              </w:rPr>
+            </w:r>
+            <w:r>
+              <w:rPr>
+                <w:noProof/>
+                <w:webHidden/>
+              </w:rPr>
+              <w:fldChar w:fldCharType="separate"/>
+            </w:r>
+            <w:r>
+              <w:rPr>
+                <w:noProof/>
+                <w:webHidden/>
+              </w:rPr>
+              <w:t>8</w:t>
+            </w:r>
+            <w:r>
+              <w:rPr>
+                <w:noProof/>
+                <w:webHidden/>
+              </w:rPr>
+              <w:fldChar w:fldCharType="end"/>
+            </w:r>
+          </w:hyperlink>
+        </w:p>
+        <w:p>
+          <w:pPr>
+            <w:pStyle w:val="TOC2"/>
+            <w:tabs>
+              <w:tab w:val="right" w:leader="dot" w:pos="9350"/>
+            </w:tabs>
+            <w:rPr>
+              <w:noProof/>
+            </w:rPr>
+          </w:pPr>
+          <w:hyperlink w:anchor="_Toc223792167" w:history="1">
+            <w:r>
+              <w:rPr>
+                <w:rStyle w:val="Hyperlink"/>
+                <w:noProof/>
+                <w:lang w:val="en-KE"/>
+              </w:rPr>
+              <w:t>3.2 Research Process</w:t>
+            </w:r>
+            <w:r>
+              <w:rPr>
+                <w:noProof/>
+                <w:webHidden/>
+              </w:rPr>
+              <w:tab/>
+            </w:r>
+            <w:r>
+              <w:rPr>
+                <w:noProof/>
+                <w:webHidden/>
+              </w:rPr>
+              <w:fldChar w:fldCharType="begin"/>
+            </w:r>
+            <w:r>
+              <w:rPr>
+                <w:noProof/>
+                <w:webHidden/>
+              </w:rPr>
+              <w:instrText xml:space="preserve"> PAGEREF _Toc223792167 \h </w:instrText>
+            </w:r>
+            <w:r>
+              <w:rPr>
+                <w:noProof/>
+                <w:webHidden/>
+              </w:rPr>
+            </w:r>
+            <w:r>
+              <w:rPr>
+                <w:noProof/>
+                <w:webHidden/>
+              </w:rPr>
+              <w:fldChar w:fldCharType="separate"/>
+            </w:r>
+            <w:r>
+              <w:rPr>
+                <w:noProof/>
+                <w:webHidden/>
+              </w:rPr>
+              <w:t>8</w:t>
+            </w:r>
+            <w:r>
+              <w:rPr>
+                <w:noProof/>
+                <w:webHidden/>
+              </w:rPr>
+              <w:fldChar w:fldCharType="end"/>
+            </w:r>
+          </w:hyperlink>
+        </w:p>
+        <w:p>
+          <w:pPr>
+            <w:pStyle w:val="TOC2"/>
+            <w:tabs>
+              <w:tab w:val="right" w:leader="dot" w:pos="9350"/>
+            </w:tabs>
+            <w:rPr>
+              <w:noProof/>
+            </w:rPr>
+          </w:pPr>
+          <w:hyperlink w:anchor="_Toc223792168" w:history="1">
+            <w:r>
+              <w:rPr>
+                <w:rStyle w:val="Hyperlink"/>
+                <w:noProof/>
+                <w:lang w:val="en-KE"/>
+              </w:rPr>
+              <w:t>3.3 System Development Life Cycle (SDLC)</w:t>
+            </w:r>
+            <w:r>
+              <w:rPr>
+                <w:noProof/>
+                <w:webHidden/>
+              </w:rPr>
+              <w:tab/>
+            </w:r>
+            <w:r>
+              <w:rPr>
+                <w:noProof/>
+                <w:webHidden/>
+              </w:rPr>
+              <w:fldChar w:fldCharType="begin"/>
+            </w:r>
+            <w:r>
+              <w:rPr>
+                <w:noProof/>
+                <w:webHidden/>
+              </w:rPr>
+              <w:instrText xml:space="preserve"> PAGEREF _Toc223792168 \h </w:instrText>
+            </w:r>
+            <w:r>
+              <w:rPr>
+                <w:noProof/>
+                <w:webHidden/>
+              </w:rPr>
+            </w:r>
+            <w:r>
+              <w:rPr>
+                <w:noProof/>
+                <w:webHidden/>
+              </w:rPr>
+              <w:fldChar w:fldCharType="separate"/>
+            </w:r>
+            <w:r>
+              <w:rPr>
+                <w:noProof/>
+                <w:webHidden/>
+              </w:rPr>
+              <w:t>9</w:t>
+            </w:r>
+            <w:r>
+              <w:rPr>
+                <w:noProof/>
+                <w:webHidden/>
+              </w:rPr>
+              <w:fldChar w:fldCharType="end"/>
+            </w:r>
+          </w:hyperlink>
+        </w:p>
+        <w:p>
+          <w:pPr>
+            <w:pStyle w:val="TOC3"/>
+            <w:tabs>
+              <w:tab w:val="right" w:leader="dot" w:pos="9350"/>
+            </w:tabs>
+            <w:rPr>
+              <w:noProof/>
+            </w:rPr>
+          </w:pPr>
+          <w:hyperlink w:anchor="_Toc223792169" w:history="1">
+            <w:r>
+              <w:rPr>
+                <w:rStyle w:val="Hyperlink"/>
+                <w:noProof/>
+                <w:lang w:val="en-KE"/>
+              </w:rPr>
+              <w:t>3.3.1 Agile Model Overview</w:t>
+            </w:r>
+            <w:r>
+              <w:rPr>
+                <w:noProof/>
+                <w:webHidden/>
+              </w:rPr>
+              <w:tab/>
+            </w:r>
+            <w:r>
+              <w:rPr>
+                <w:noProof/>
+                <w:webHidden/>
+              </w:rPr>
+              <w:fldChar w:fldCharType="begin"/>
+            </w:r>
+            <w:r>
+              <w:rPr>
+                <w:noProof/>
+                <w:webHidden/>
+              </w:rPr>
+              <w:instrText xml:space="preserve"> PAGEREF _Toc223792169 \h </w:instrText>
+            </w:r>
+            <w:r>
+              <w:rPr>
+                <w:noProof/>
+                <w:webHidden/>
+              </w:rPr>
+            </w:r>
+            <w:r>
+              <w:rPr>
+                <w:noProof/>
+                <w:webHidden/>
+              </w:rPr>
+              <w:fldChar w:fldCharType="separate"/>
+            </w:r>
+            <w:r>
+              <w:rPr>
+                <w:noProof/>
+                <w:webHidden/>
+              </w:rPr>
+              <w:t>9</w:t>
+            </w:r>
+            <w:r>
+              <w:rPr>
+                <w:noProof/>
+                <w:webHidden/>
+              </w:rPr>
+              <w:fldChar w:fldCharType="end"/>
+            </w:r>
+          </w:hyperlink>
+        </w:p>
+        <w:p>
+          <w:pPr>
+            <w:pStyle w:val="TOC3"/>
+            <w:tabs>
+              <w:tab w:val="right" w:leader="dot" w:pos="9350"/>
+            </w:tabs>
+            <w:rPr>
+              <w:noProof/>
+            </w:rPr>
+          </w:pPr>
+          <w:hyperlink w:anchor="_Toc223792170" w:history="1">
+            <w:r>
+              <w:rPr>
+                <w:rStyle w:val="Hyperlink"/>
+                <w:noProof/>
+                <w:lang w:val="en-KE"/>
+              </w:rPr>
+              <w:t>3.3.2 Agile Process Steps</w:t>
+            </w:r>
+            <w:r>
+              <w:rPr>
+                <w:noProof/>
+                <w:webHidden/>
+              </w:rPr>
+              <w:tab/>
+            </w:r>
+            <w:r>
+              <w:rPr>
+                <w:noProof/>
+                <w:webHidden/>
+              </w:rPr>
+              <w:fldChar w:fldCharType="begin"/>
+            </w:r>
+            <w:r>
+              <w:rPr>
+                <w:noProof/>
+                <w:webHidden/>
+              </w:rPr>
+              <w:instrText xml:space="preserve"> PAGEREF _Toc223792170 \h </w:instrText>
+            </w:r>
+            <w:r>
+              <w:rPr>
+                <w:noProof/>
+                <w:webHidden/>
+              </w:rPr>
+            </w:r>
+            <w:r>
+              <w:rPr>
+                <w:noProof/>
+                <w:webHidden/>
+              </w:rPr>
+              <w:fldChar w:fldCharType="separate"/>
+            </w:r>
+            <w:r>
+              <w:rPr>
+                <w:noProof/>
+                <w:webHidden/>
+              </w:rPr>
+              <w:t>10</w:t>
+            </w:r>
+            <w:r>
+              <w:rPr>
+                <w:noProof/>
+                <w:webHidden/>
+              </w:rPr>
+              <w:fldChar w:fldCharType="end"/>
+            </w:r>
+          </w:hyperlink>
+        </w:p>
+        <w:p>
+          <w:pPr>
+            <w:pStyle w:val="TOC3"/>
+            <w:tabs>
+              <w:tab w:val="right" w:leader="dot" w:pos="9350"/>
+            </w:tabs>
+            <w:rPr>
+              <w:noProof/>
+            </w:rPr>
+          </w:pPr>
+          <w:hyperlink w:anchor="_Toc223792171" w:history="1">
+            <w:r>
+              <w:rPr>
+                <w:rStyle w:val="Hyperlink"/>
+                <w:noProof/>
+                <w:lang w:val="en-KE"/>
+              </w:rPr>
+              <w:t>3.3.3 Agile Model Diagram</w:t>
+            </w:r>
+            <w:r>
+              <w:rPr>
+                <w:noProof/>
+                <w:webHidden/>
+              </w:rPr>
+              <w:tab/>
+            </w:r>
+            <w:r>
+              <w:rPr>
+                <w:noProof/>
+                <w:webHidden/>
+              </w:rPr>
+              <w:fldChar w:fldCharType="begin"/>
+            </w:r>
+            <w:r>
+              <w:rPr>
+                <w:noProof/>
+                <w:webHidden/>
+              </w:rPr>
+              <w:instrText xml:space="preserve"> PAGEREF _Toc223792171 \h </w:instrText>
+            </w:r>
+            <w:r>
+              <w:rPr>
+                <w:noProof/>
+                <w:webHidden/>
+              </w:rPr>
+            </w:r>
+            <w:r>
+              <w:rPr>
+                <w:noProof/>
+                <w:webHidden/>
+              </w:rPr>
+              <w:fldChar w:fldCharType="separate"/>
+            </w:r>
+            <w:r>
+              <w:rPr>
+                <w:noProof/>
+                <w:webHidden/>
+              </w:rPr>
+              <w:t>11</w:t>
+            </w:r>
+            <w:r>
+              <w:rPr>
+                <w:noProof/>
+                <w:webHidden/>
+              </w:rPr>
+              <w:fldChar w:fldCharType="end"/>
+            </w:r>
+          </w:hyperlink>
+        </w:p>
+        <w:p>
+          <w:pPr>
+            <w:pStyle w:val="TOC3"/>
+            <w:tabs>
+              <w:tab w:val="right" w:leader="dot" w:pos="9350"/>
+            </w:tabs>
+            <w:rPr>
+              <w:noProof/>
+            </w:rPr>
+          </w:pPr>
+          <w:hyperlink w:anchor="_Toc223792172" w:history="1">
+            <w:r>
+              <w:rPr>
+                <w:rStyle w:val="Hyperlink"/>
+                <w:noProof/>
+                <w:lang w:val="en-KE"/>
+              </w:rPr>
+              <w:t>3.3.4 Justification for Choosing Agile</w:t>
+            </w:r>
+            <w:r>
+              <w:rPr>
+                <w:noProof/>
+                <w:webHidden/>
+              </w:rPr>
+              <w:tab/>
+            </w:r>
+            <w:r>
+              <w:rPr>
+                <w:noProof/>
+                <w:webHidden/>
+              </w:rPr>
+              <w:fldChar w:fldCharType="begin"/>
+            </w:r>
+            <w:r>
+              <w:rPr>
+                <w:noProof/>
+                <w:webHidden/>
+              </w:rPr>
+              <w:instrText xml:space="preserve"> PAGEREF _Toc223792172 \h </w:instrText>
+            </w:r>
+            <w:r>
+              <w:rPr>
+                <w:noProof/>
+                <w:webHidden/>
+              </w:rPr>
+            </w:r>
+            <w:r>
+              <w:rPr>
+                <w:noProof/>
+                <w:webHidden/>
+              </w:rPr>
+              <w:fldChar w:fldCharType="separate"/>
+            </w:r>
+            <w:r>
+              <w:rPr>
+                <w:noProof/>
+                <w:webHidden/>
+              </w:rPr>
+              <w:t>12</w:t>
+            </w:r>
+            <w:r>
+              <w:rPr>
+                <w:noProof/>
+                <w:webHidden/>
+              </w:rPr>
+              <w:fldChar w:fldCharType="end"/>
+            </w:r>
+          </w:hyperlink>
+        </w:p>
+        <w:p>
+          <w:pPr>
+            <w:pStyle w:val="TOC2"/>
+            <w:tabs>
+              <w:tab w:val="right" w:leader="dot" w:pos="9350"/>
+            </w:tabs>
+            <w:rPr>
+              <w:noProof/>
+            </w:rPr>
+          </w:pPr>
+          <w:hyperlink w:anchor="_Toc223792173" w:history="1">
+            <w:r>
+              <w:rPr>
+                <w:rStyle w:val="Hyperlink"/>
+                <w:noProof/>
+              </w:rPr>
+              <w:t>3.4 Conclusion</w:t>
+            </w:r>
+            <w:r>
+              <w:rPr>
+                <w:noProof/>
+                <w:webHidden/>
+              </w:rPr>
+              <w:tab/>
+            </w:r>
+            <w:r>
+              <w:rPr>
+                <w:noProof/>
+                <w:webHidden/>
+              </w:rPr>
+              <w:fldChar w:fldCharType="begin"/>
+            </w:r>
+            <w:r>
+              <w:rPr>
+                <w:noProof/>
+                <w:webHidden/>
+              </w:rPr>
+              <w:instrText xml:space="preserve"> PAGEREF _Toc223792173 \h </w:instrText>
+            </w:r>
+            <w:r>
+              <w:rPr>
+                <w:noProof/>
+                <w:webHidden/>
+              </w:rPr>
+            </w:r>
+            <w:r>
+              <w:rPr>
+                <w:noProof/>
+                <w:webHidden/>
+              </w:rPr>
+              <w:fldChar w:fldCharType="separate"/>
+            </w:r>
+            <w:r>
+              <w:rPr>
+                <w:noProof/>
+                <w:webHidden/>
+              </w:rPr>
+              <w:t>12</w:t>
+            </w:r>
+            <w:r>
+              <w:rPr>
+                <w:noProof/>
+                <w:webHidden/>
+              </w:rPr>
+              <w:fldChar w:fldCharType="end"/>
+            </w:r>
+          </w:hyperlink>
+        </w:p>
+        <w:p>
+          <w:pPr>
+            <w:pStyle w:val="TOC1"/>
+            <w:tabs>
+              <w:tab w:val="right" w:leader="dot" w:pos="9350"/>
+            </w:tabs>
+            <w:rPr>
+              <w:noProof/>
+            </w:rPr>
+          </w:pPr>
+          <w:hyperlink w:anchor="_Toc223792174" w:history="1">
+            <w:r>
+              <w:rPr>
+                <w:rStyle w:val="Hyperlink"/>
+                <w:noProof/>
+              </w:rPr>
+              <w:t>CHAPTER 4: SYSTEM DESIGN, IMPLEMENTATION AND TESTING</w:t>
+            </w:r>
+            <w:r>
+              <w:rPr>
+                <w:noProof/>
+                <w:webHidden/>
+              </w:rPr>
+              <w:tab/>
+            </w:r>
+            <w:r>
+              <w:rPr>
+                <w:noProof/>
+                <w:webHidden/>
+              </w:rPr>
+              <w:fldChar w:fldCharType="begin"/>
+            </w:r>
+            <w:r>
+              <w:rPr>
+                <w:noProof/>
+                <w:webHidden/>
+              </w:rPr>
+              <w:instrText xml:space="preserve"> PAGEREF _Toc223792174 \h </w:instrText>
+            </w:r>
+            <w:r>
+              <w:rPr>
+                <w:noProof/>
+                <w:webHidden/>
+              </w:rPr>
+            </w:r>
+            <w:r>
+              <w:rPr>
+                <w:noProof/>
+                <w:webHidden/>
+              </w:rPr>
+              <w:fldChar w:fldCharType="separate"/>
+            </w:r>
+            <w:r>
+              <w:rPr>
+                <w:noProof/>
+                <w:webHidden/>
+              </w:rPr>
+              <w:t>13</w:t>
+            </w:r>
+            <w:r>
+              <w:rPr>
+                <w:noProof/>
+                <w:webHidden/>
+              </w:rPr>
+              <w:fldChar w:fldCharType="end"/>
+            </w:r>
+          </w:hyperlink>
+        </w:p>
+        <w:p>
+          <w:r>
+            <w:rPr>
+              <w:b/>
+              <w:bCs/>
+              <w:noProof/>
+            </w:rPr>
+            <w:fldChar w:fldCharType="end"/>
+          </w:r>
         </w:p>
       </w:sdtContent>
     </w:sdt>
@@ -165,10 +2416,12 @@
       <w:pPr>
         <w:pStyle w:val="Heading1"/>
       </w:pPr>
+      <w:bookmarkStart w:id="0" w:name="_Toc223792143"/>
       <w:r>
         <w:lastRenderedPageBreak/>
         <w:t>CHAPTER 1: INTRODUCTION</w:t>
       </w:r>
+      <w:bookmarkEnd w:id="0"/>
     </w:p>
     <w:p>
       <w:pPr>
@@ -178,46 +2431,21 @@
           <w:numId w:val="1"/>
         </w:numPr>
       </w:pPr>
+      <w:bookmarkStart w:id="1" w:name="_Toc223792144"/>
       <w:r>
         <w:t>3</w:t>
       </w:r>
       <w:r>
         <w:t>Background of Study</w:t>
       </w:r>
+      <w:bookmarkEnd w:id="1"/>
     </w:p>
     <w:p>
       <w:pPr>
         <w:spacing w:line="360" w:lineRule="auto"/>
       </w:pPr>
       <w:r>
-        <w:t xml:space="preserve">In the modern academic environment, students face numerous challenges in accessing quality educational resources and collaborating effectively. Traditional learning methods have been supplemented by online tools, yet these tools are often fragmented. For instance, students rely on different platforms for different needs: </w:t>
-      </w:r>
-      <w:r>
-        <w:rPr>
-          <w:rStyle w:val="Strong"/>
-        </w:rPr>
-        <w:t>Q&amp;A platforms</w:t>
-      </w:r>
-      <w:r>
-        <w:t xml:space="preserve"> such as Quora or Brainly for asking questions, </w:t>
-      </w:r>
-      <w:r>
-        <w:rPr>
-          <w:rStyle w:val="Strong"/>
-        </w:rPr>
-        <w:t>social media or messaging apps</w:t>
-      </w:r>
-      <w:r>
-        <w:t xml:space="preserve"> for forming study groups, and </w:t>
-      </w:r>
-      <w:r>
-        <w:rPr>
-          <w:rStyle w:val="Strong"/>
-        </w:rPr>
-        <w:t>classified websites or campus boards</w:t>
-      </w:r>
-      <w:r>
-        <w:t xml:space="preserve"> for buying or selling used textbooks. Similarly, lecture notes are often shared through informal channels such as WhatsApp groups or Google Drive links, which can be disorganized and difficult to search.</w:t>
+        <w:t>In the modern academic environment, students face numerous challenges in accessing quality educational resources and collaborating effectively. Traditional learning methods have been supplemented by online tools, yet these tools are often fragmented. For instance, students rely on different platforms for different needs: Q&amp;A platforms such as Quora or Brainly for asking questions, social media or messaging apps for forming study groups, and classified websites or campus boards for buying or selling used textbooks. Similarly, lecture notes are often shared through informal channels such as WhatsApp groups or Google Drive links, which can be disorganized and difficult to search.</w:t>
       </w:r>
     </w:p>
     <w:p>
@@ -225,34 +2453,7 @@
         <w:spacing w:line="360" w:lineRule="auto"/>
       </w:pPr>
       <w:r>
-        <w:t xml:space="preserve">The lack of a </w:t>
-      </w:r>
-      <w:r>
-        <w:rPr>
-          <w:rStyle w:val="Strong"/>
-        </w:rPr>
-        <w:t>centralized, student-focused platform</w:t>
-      </w:r>
-      <w:r>
-        <w:t xml:space="preserve"> creates inefficiencies, making it harder for students to find academic support quickly and in an organized manner. Moreover, existing platforms often include a wide audience, making them less relevant for specific academic communities. Students require an </w:t>
-      </w:r>
-      <w:r>
-        <w:rPr>
-          <w:rStyle w:val="Strong"/>
-        </w:rPr>
-        <w:t>exclusive, academic-oriented environment</w:t>
-      </w:r>
-      <w:r>
-        <w:t xml:space="preserve"> where they can </w:t>
-      </w:r>
-      <w:r>
-        <w:rPr>
-          <w:rStyle w:val="Strong"/>
-        </w:rPr>
-        <w:t>ask questions, share notes, exchange textbooks, and collaborate in study groups</w:t>
-      </w:r>
-      <w:r>
-        <w:t xml:space="preserve"> without distractions.</w:t>
+        <w:t>The lack of a centralized, student-focused platform creates inefficiencies, making it harder for students to find academic support quickly and in an organized manner. Moreover, existing platforms often include a wide audience, making them less relevant for specific academic communities. Students require an exclusive, academic-oriented environment where they can ask questions, share notes, exchange textbooks, and collaborate in study groups without distractions.</w:t>
       </w:r>
     </w:p>
     <w:p>
@@ -260,52 +2461,7 @@
         <w:spacing w:line="360" w:lineRule="auto"/>
       </w:pPr>
       <w:r>
-        <w:t xml:space="preserve">With the rise of </w:t>
-      </w:r>
-      <w:r>
-        <w:rPr>
-          <w:rStyle w:val="Strong"/>
-        </w:rPr>
-        <w:t>digital learning trends</w:t>
-      </w:r>
-      <w:r>
-        <w:t xml:space="preserve"> and the increasing reliance on technology in education, there is a growing demand for solutions that consolidate these academic needs into one platform. A dedicated system can improve </w:t>
-      </w:r>
-      <w:r>
-        <w:rPr>
-          <w:rStyle w:val="Strong"/>
-        </w:rPr>
-        <w:t>peer-to-peer knowledge sharing</w:t>
-      </w:r>
-      <w:r>
-        <w:t xml:space="preserve">, </w:t>
-      </w:r>
-      <w:r>
-        <w:rPr>
-          <w:rStyle w:val="Strong"/>
-        </w:rPr>
-        <w:t>resource accessibility</w:t>
-      </w:r>
-      <w:r>
-        <w:t xml:space="preserve">, and </w:t>
-      </w:r>
-      <w:r>
-        <w:rPr>
-          <w:rStyle w:val="Strong"/>
-        </w:rPr>
-        <w:t>student engagement</w:t>
-      </w:r>
-      <w:r>
-        <w:t xml:space="preserve">, thereby enhancing the overall learning experience. By integrating features such as Q&amp;A forums, note sharing, a marketplace for textbooks, and study group creation, this platform aims to provide a </w:t>
-      </w:r>
-      <w:r>
-        <w:rPr>
-          <w:rStyle w:val="Strong"/>
-        </w:rPr>
-        <w:t>holistic academic support system</w:t>
-      </w:r>
-      <w:r>
-        <w:t xml:space="preserve"> for students.</w:t>
+        <w:t>With the rise of digital learning trends and the increasing reliance on technology in education, there is a growing demand for solutions that consolidate these academic needs into one platform. A dedicated system can improve peer-to-peer knowledge sharing, resource accessibility, and student engagement, thereby enhancing the overall learning experience. By integrating features such as Q&amp;A forums, note sharing, a marketplace for textbooks, and study group creation, this platform aims to provide a holistic academic support system for students.</w:t>
       </w:r>
     </w:p>
     <w:p>
@@ -316,186 +2472,66 @@
           <w:numId w:val="1"/>
         </w:numPr>
       </w:pPr>
+      <w:bookmarkStart w:id="2" w:name="_Toc223792145"/>
       <w:r>
         <w:t>Problem Statement</w:t>
       </w:r>
-    </w:p>
-    <w:p>
-      <w:pPr>
-        <w:rPr>
-          <w:lang w:val="en-KE"/>
-        </w:rPr>
-      </w:pPr>
-      <w:r>
-        <w:rPr>
-          <w:lang w:val="en-KE"/>
-        </w:rPr>
+      <w:bookmarkEnd w:id="2"/>
+    </w:p>
+    <w:p>
+      <w:pPr>
+        <w:spacing w:line="360" w:lineRule="auto"/>
+      </w:pPr>
+      <w:r>
         <w:t>Students in academic institutions often struggle to find reliable and organized resources for their studies. While multiple online platforms exist to address specific needs such as asking questions, sharing notes, or buying textbooks, these solutions are highly fragmented. For example:</w:t>
       </w:r>
     </w:p>
     <w:p>
       <w:pPr>
+        <w:pStyle w:val="ListParagraph"/>
         <w:numPr>
           <w:ilvl w:val="0"/>
-          <w:numId w:val="2"/>
+          <w:numId w:val="23"/>
         </w:numPr>
-        <w:rPr>
-          <w:lang w:val="en-KE"/>
-        </w:rPr>
-      </w:pPr>
-      <w:r>
-        <w:rPr>
-          <w:b/>
-          <w:bCs/>
-          <w:lang w:val="en-KE"/>
-        </w:rPr>
-        <w:t>Q&amp;A platforms</w:t>
-      </w:r>
-      <w:r>
-        <w:rPr>
-          <w:lang w:val="en-KE"/>
-        </w:rPr>
-        <w:t xml:space="preserve"> like Quora and Brainly allow asking questions, but they cater to a broad audience and lack focus on specific academic courses.</w:t>
-      </w:r>
-    </w:p>
-    <w:p>
-      <w:pPr>
+        <w:spacing w:line="360" w:lineRule="auto"/>
+      </w:pPr>
+      <w:r>
+        <w:t>Q&amp;A platforms like Quora and Brainly allow asking questions, but they cater to a broad audience and lack focus on specific academic courses.</w:t>
+      </w:r>
+    </w:p>
+    <w:p>
+      <w:pPr>
+        <w:pStyle w:val="ListParagraph"/>
         <w:numPr>
           <w:ilvl w:val="0"/>
-          <w:numId w:val="2"/>
+          <w:numId w:val="23"/>
         </w:numPr>
-        <w:rPr>
-          <w:lang w:val="en-KE"/>
-        </w:rPr>
-      </w:pPr>
-      <w:r>
-        <w:rPr>
-          <w:b/>
-          <w:bCs/>
-          <w:lang w:val="en-KE"/>
-        </w:rPr>
-        <w:t>Social media platforms</w:t>
-      </w:r>
-      <w:r>
-        <w:rPr>
-          <w:lang w:val="en-KE"/>
-        </w:rPr>
-        <w:t xml:space="preserve"> such as WhatsApp and Facebook groups are commonly used for sharing lecture notes and forming study groups, but they are unstructured, lack proper search functionalities, and often lead to distractions.</w:t>
-      </w:r>
-    </w:p>
-    <w:p>
-      <w:pPr>
+        <w:spacing w:line="360" w:lineRule="auto"/>
+      </w:pPr>
+      <w:r>
+        <w:t>Social media platforms such as WhatsApp and Facebook groups are commonly used for sharing lecture notes and forming study groups, but they are unstructured, lack proper search functionalities, and often lead to distractions.</w:t>
+      </w:r>
+    </w:p>
+    <w:p>
+      <w:pPr>
+        <w:pStyle w:val="ListParagraph"/>
         <w:numPr>
           <w:ilvl w:val="0"/>
-          <w:numId w:val="2"/>
+          <w:numId w:val="23"/>
         </w:numPr>
-        <w:rPr>
-          <w:lang w:val="en-KE"/>
-        </w:rPr>
-      </w:pPr>
-      <w:r>
-        <w:rPr>
-          <w:b/>
-          <w:bCs/>
-          <w:lang w:val="en-KE"/>
-        </w:rPr>
-        <w:t>Marketplaces</w:t>
-      </w:r>
-      <w:r>
-        <w:rPr>
-          <w:lang w:val="en-KE"/>
-        </w:rPr>
-        <w:t xml:space="preserve"> for selling or buying textbooks exist, but they are not integrated with academic communities and often involve trust issues.</w:t>
-      </w:r>
-    </w:p>
-    <w:p>
-      <w:pPr>
-        <w:rPr>
-          <w:lang w:val="en-KE"/>
-        </w:rPr>
-      </w:pPr>
-      <w:r>
-        <w:rPr>
-          <w:lang w:val="en-KE"/>
-        </w:rPr>
-        <w:t xml:space="preserve">This fragmentation forces students to use multiple tools, resulting in </w:t>
-      </w:r>
-      <w:r>
-        <w:rPr>
-          <w:b/>
-          <w:bCs/>
-          <w:lang w:val="en-KE"/>
-        </w:rPr>
-        <w:t>time inefficiency, information scattering, and lack of academic-focused engagement</w:t>
-      </w:r>
-      <w:r>
-        <w:rPr>
-          <w:lang w:val="en-KE"/>
-        </w:rPr>
-        <w:t xml:space="preserve">. Furthermore, there is no dedicated platform that combines </w:t>
-      </w:r>
-      <w:r>
-        <w:rPr>
-          <w:b/>
-          <w:bCs/>
-          <w:lang w:val="en-KE"/>
-        </w:rPr>
-        <w:t>academic Q&amp;A</w:t>
-      </w:r>
-      <w:r>
-        <w:rPr>
-          <w:lang w:val="en-KE"/>
-        </w:rPr>
-        <w:t xml:space="preserve">, </w:t>
-      </w:r>
-      <w:r>
-        <w:rPr>
-          <w:b/>
-          <w:bCs/>
-          <w:lang w:val="en-KE"/>
-        </w:rPr>
-        <w:t>lecture note sharing</w:t>
-      </w:r>
-      <w:r>
-        <w:rPr>
-          <w:lang w:val="en-KE"/>
-        </w:rPr>
-        <w:t xml:space="preserve">, </w:t>
-      </w:r>
-      <w:r>
-        <w:rPr>
-          <w:b/>
-          <w:bCs/>
-          <w:lang w:val="en-KE"/>
-        </w:rPr>
-        <w:t>textbook exchange</w:t>
-      </w:r>
-      <w:r>
-        <w:rPr>
-          <w:lang w:val="en-KE"/>
-        </w:rPr>
-        <w:t xml:space="preserve">, and </w:t>
-      </w:r>
-      <w:r>
-        <w:rPr>
-          <w:b/>
-          <w:bCs/>
-          <w:lang w:val="en-KE"/>
-        </w:rPr>
-        <w:t>study group creation</w:t>
-      </w:r>
-      <w:r>
-        <w:rPr>
-          <w:lang w:val="en-KE"/>
-        </w:rPr>
-        <w:t xml:space="preserve"> in a </w:t>
-      </w:r>
-      <w:r>
-        <w:rPr>
-          <w:lang w:val="en-KE"/>
-        </w:rPr>
+        <w:spacing w:line="360" w:lineRule="auto"/>
+      </w:pPr>
+      <w:r>
+        <w:t>Marketplaces for selling or buying textbooks exist, but they are not integrated with academic communities and often involve trust issues.</w:t>
+      </w:r>
+    </w:p>
+    <w:p>
+      <w:pPr>
+        <w:spacing w:line="360" w:lineRule="auto"/>
+      </w:pPr>
+      <w:r>
         <w:lastRenderedPageBreak/>
-        <w:t>secure and student-only environment. This gap creates challenges in resource accessibility, peer-to-peer learning, and academic collaboration.</w:t>
+        <w:t>This fragmentation forces students to use multiple tools, resulting in time inefficiency, information scattering, and lack of academic-focused engagement. Furthermore, there is no dedicated platform that combines academic Q&amp;A, lecture note sharing, textbook exchange, and study group creation in a secure and student-only environment. This gap creates challenges in resource accessibility, peer-to-peer learning, and academic collaboration.</w:t>
       </w:r>
     </w:p>
     <w:p>
@@ -509,12 +2545,14 @@
           <w:lang w:val="en-KE"/>
         </w:rPr>
       </w:pPr>
+      <w:bookmarkStart w:id="3" w:name="_Toc223792146"/>
       <w:r>
         <w:rPr>
           <w:lang w:val="en-KE"/>
         </w:rPr>
         <w:t>Objective</w:t>
       </w:r>
+      <w:bookmarkEnd w:id="3"/>
     </w:p>
     <w:p>
       <w:pPr>
@@ -523,68 +2561,27 @@
           <w:lang w:val="en-KE"/>
         </w:rPr>
       </w:pPr>
+      <w:bookmarkStart w:id="4" w:name="_Toc223792147"/>
       <w:r>
         <w:rPr>
           <w:lang w:val="en-KE"/>
         </w:rPr>
         <w:t>1.3.1 General Objective</w:t>
       </w:r>
-    </w:p>
-    <w:p>
-      <w:pPr>
-        <w:rPr>
-          <w:lang w:val="en-KE"/>
-        </w:rPr>
-      </w:pPr>
-      <w:r>
-        <w:rPr>
-          <w:lang w:val="en-KE"/>
-        </w:rPr>
-        <w:t xml:space="preserve">The primary objective of this project is to design and develop a </w:t>
-      </w:r>
-      <w:r>
-        <w:rPr>
-          <w:b/>
-          <w:bCs/>
-          <w:lang w:val="en-KE"/>
-        </w:rPr>
-        <w:t>student-</w:t>
-      </w:r>
-      <w:r>
-        <w:rPr>
-          <w:b/>
-          <w:bCs/>
-          <w:lang w:val="en-KE"/>
-        </w:rPr>
+      <w:bookmarkEnd w:id="4"/>
+    </w:p>
+    <w:p>
+      <w:pPr>
+        <w:spacing w:line="360" w:lineRule="auto"/>
+      </w:pPr>
+      <w:r>
+        <w:t>The primary objective of this project is to design and develop a student-</w:t>
+      </w:r>
+      <w:r>
         <w:t>oriented</w:t>
       </w:r>
       <w:r>
-        <w:rPr>
-          <w:b/>
-          <w:bCs/>
-          <w:lang w:val="en-KE"/>
-        </w:rPr>
-        <w:t xml:space="preserve"> academic collaboration platform</w:t>
-      </w:r>
-      <w:r>
-        <w:rPr>
-          <w:lang w:val="en-KE"/>
-        </w:rPr>
-        <w:t xml:space="preserve"> that centralizes key academic support features in one integrated system. The platform will allow students to </w:t>
-      </w:r>
-      <w:r>
-        <w:rPr>
-          <w:b/>
-          <w:bCs/>
-          <w:lang w:val="en-KE"/>
-        </w:rPr>
-        <w:t>ask academic questions, share lecture notes, trade used textbooks, and form study groups</w:t>
-      </w:r>
-      <w:r>
-        <w:rPr>
-          <w:lang w:val="en-KE"/>
-        </w:rPr>
-        <w:t>, thereby enhancing academic collaboration and resource accessibility.</w:t>
+        <w:t xml:space="preserve"> academic collaboration platform that centralizes key academic support features in one integrated system. The platform will allow students to ask academic questions, share lecture notes, trade used textbooks, and form study groups, thereby enhancing academic collaboration and resource accessibility.</w:t>
       </w:r>
     </w:p>
     <w:p>
@@ -594,6 +2591,7 @@
           <w:lang w:val="en-KE"/>
         </w:rPr>
       </w:pPr>
+      <w:bookmarkStart w:id="5" w:name="_Toc223792148"/>
       <w:r>
         <w:rPr>
           <w:lang w:val="en-KE"/>
@@ -606,155 +2604,78 @@
         </w:rPr>
         <w:t>Specific Objectives</w:t>
       </w:r>
-    </w:p>
-    <w:p>
-      <w:pPr>
+      <w:bookmarkEnd w:id="5"/>
+    </w:p>
+    <w:p>
+      <w:pPr>
+        <w:pStyle w:val="ListParagraph"/>
         <w:numPr>
           <w:ilvl w:val="0"/>
-          <w:numId w:val="3"/>
+          <w:numId w:val="24"/>
         </w:numPr>
-        <w:rPr>
-          <w:lang w:val="en-KE"/>
-        </w:rPr>
-      </w:pPr>
-      <w:r>
-        <w:rPr>
-          <w:b/>
-          <w:bCs/>
-          <w:lang w:val="en-KE"/>
-        </w:rPr>
-        <w:t>To provide a structured Q&amp;A feature</w:t>
-      </w:r>
-      <w:r>
-        <w:rPr>
-          <w:lang w:val="en-KE"/>
-        </w:rPr>
-        <w:t xml:space="preserve"> that allows students to post academic questions and receive answers from peers within the platform.</w:t>
-      </w:r>
-    </w:p>
-    <w:p>
-      <w:pPr>
+      </w:pPr>
+      <w:r>
+        <w:t>To provide a structured Q&amp;A feature that allows students to post academic questions and receive answers from peers within the platform.</w:t>
+      </w:r>
+    </w:p>
+    <w:p>
+      <w:pPr>
+        <w:pStyle w:val="ListParagraph"/>
         <w:numPr>
           <w:ilvl w:val="0"/>
-          <w:numId w:val="3"/>
+          <w:numId w:val="24"/>
         </w:numPr>
-        <w:rPr>
-          <w:lang w:val="en-KE"/>
-        </w:rPr>
-      </w:pPr>
-      <w:r>
-        <w:rPr>
-          <w:b/>
-          <w:bCs/>
-          <w:lang w:val="en-KE"/>
-        </w:rPr>
-        <w:t>To enable lecture note sharing</w:t>
-      </w:r>
-      <w:r>
-        <w:rPr>
-          <w:lang w:val="en-KE"/>
-        </w:rPr>
-        <w:t xml:space="preserve"> by allowing students to upload, organize, and download course materials in a secure and easily searchable environment.</w:t>
-      </w:r>
-    </w:p>
-    <w:p>
-      <w:pPr>
+      </w:pPr>
+      <w:r>
+        <w:t>To enable lecture note sharing by allowing students to upload, organize, and download course materials in a secure and easily searchable environment.</w:t>
+      </w:r>
+    </w:p>
+    <w:p>
+      <w:pPr>
+        <w:pStyle w:val="ListParagraph"/>
         <w:numPr>
           <w:ilvl w:val="0"/>
-          <w:numId w:val="3"/>
+          <w:numId w:val="24"/>
         </w:numPr>
-        <w:rPr>
-          <w:lang w:val="en-KE"/>
-        </w:rPr>
-      </w:pPr>
-      <w:r>
-        <w:rPr>
-          <w:b/>
-          <w:bCs/>
-          <w:lang w:val="en-KE"/>
-        </w:rPr>
-        <w:t>To develop a student marketplace</w:t>
-      </w:r>
-      <w:r>
-        <w:rPr>
-          <w:lang w:val="en-KE"/>
-        </w:rPr>
-        <w:t xml:space="preserve"> where users can buy, sell, or exchange used textbooks and other academic resources.</w:t>
-      </w:r>
-    </w:p>
-    <w:p>
-      <w:pPr>
+      </w:pPr>
+      <w:r>
+        <w:t>To develop a student marketplace where users can buy, sell, or exchange used textbooks and other academic resources.</w:t>
+      </w:r>
+    </w:p>
+    <w:p>
+      <w:pPr>
+        <w:pStyle w:val="ListParagraph"/>
         <w:numPr>
           <w:ilvl w:val="0"/>
-          <w:numId w:val="3"/>
+          <w:numId w:val="24"/>
         </w:numPr>
-        <w:rPr>
-          <w:lang w:val="en-KE"/>
-        </w:rPr>
-      </w:pPr>
-      <w:r>
-        <w:rPr>
-          <w:b/>
-          <w:bCs/>
-          <w:lang w:val="en-KE"/>
-        </w:rPr>
-        <w:t>To facilitate collaboration through study groups</w:t>
-      </w:r>
-      <w:r>
-        <w:rPr>
-          <w:lang w:val="en-KE"/>
-        </w:rPr>
-        <w:t xml:space="preserve"> where students can join or create groups based on courses, subjects, or academic interests.</w:t>
-      </w:r>
-    </w:p>
-    <w:p>
-      <w:pPr>
+      </w:pPr>
+      <w:r>
+        <w:t>To facilitate collaboration through study groups where students can join or create groups based on courses, subjects, or academic interests.</w:t>
+      </w:r>
+    </w:p>
+    <w:p>
+      <w:pPr>
+        <w:pStyle w:val="ListParagraph"/>
         <w:numPr>
           <w:ilvl w:val="0"/>
-          <w:numId w:val="3"/>
+          <w:numId w:val="24"/>
         </w:numPr>
-        <w:rPr>
-          <w:lang w:val="en-KE"/>
-        </w:rPr>
-      </w:pPr>
-      <w:r>
-        <w:rPr>
-          <w:b/>
-          <w:bCs/>
-          <w:lang w:val="en-KE"/>
-        </w:rPr>
-        <w:t>To design an intuitive user interface and robust backend</w:t>
-      </w:r>
-      <w:r>
-        <w:rPr>
-          <w:lang w:val="en-KE"/>
-        </w:rPr>
-        <w:t xml:space="preserve"> that supports scalability, search optimization, and real-time engagement.</w:t>
-      </w:r>
-    </w:p>
-    <w:p>
-      <w:pPr>
+      </w:pPr>
+      <w:r>
+        <w:t>To design an intuitive user interface and robust backend that supports scalability, search optimization, and real-time engagement.</w:t>
+      </w:r>
+    </w:p>
+    <w:p>
+      <w:pPr>
+        <w:pStyle w:val="ListParagraph"/>
         <w:numPr>
           <w:ilvl w:val="0"/>
-          <w:numId w:val="3"/>
+          <w:numId w:val="24"/>
         </w:numPr>
-        <w:rPr>
-          <w:lang w:val="en-KE"/>
-        </w:rPr>
-      </w:pPr>
-      <w:r>
-        <w:rPr>
-          <w:b/>
-          <w:bCs/>
-          <w:lang w:val="en-KE"/>
-        </w:rPr>
-        <w:t>To ensure data security and privacy</w:t>
-      </w:r>
-      <w:r>
-        <w:rPr>
-          <w:lang w:val="en-KE"/>
-        </w:rPr>
-        <w:t xml:space="preserve"> through proper authentication, authorization, and encryption techniques.</w:t>
+      </w:pPr>
+      <w:r>
+        <w:t>To ensure data security and privacy through proper authentication, authorization, and encryption techniques.</w:t>
       </w:r>
     </w:p>
     <w:p>
@@ -764,12 +2685,14 @@
           <w:lang w:val="en-KE"/>
         </w:rPr>
       </w:pPr>
+      <w:bookmarkStart w:id="6" w:name="_Toc223792149"/>
       <w:r>
         <w:rPr>
           <w:lang w:val="en-KE"/>
         </w:rPr>
         <w:t>1.4 Purpose, Scope, and Application</w:t>
       </w:r>
+      <w:bookmarkEnd w:id="6"/>
     </w:p>
     <w:p>
       <w:pPr>
@@ -778,45 +2701,23 @@
           <w:lang w:val="en-KE"/>
         </w:rPr>
       </w:pPr>
+      <w:bookmarkStart w:id="7" w:name="_Toc223792150"/>
       <w:r>
         <w:rPr>
           <w:lang w:val="en-KE"/>
         </w:rPr>
         <w:t>1.4.1 Purpose</w:t>
       </w:r>
-    </w:p>
-    <w:p>
-      <w:pPr>
-        <w:rPr>
-          <w:lang w:val="en-KE"/>
-        </w:rPr>
-      </w:pPr>
-      <w:r>
-        <w:rPr>
-          <w:lang w:val="en-KE"/>
-        </w:rPr>
-        <w:t xml:space="preserve">The purpose of this project is to </w:t>
-      </w:r>
-      <w:r>
-        <w:rPr>
-          <w:b/>
-          <w:bCs/>
-          <w:lang w:val="en-KE"/>
-        </w:rPr>
-        <w:t xml:space="preserve">create a centralized </w:t>
-      </w:r>
-      <w:r>
-        <w:rPr>
-          <w:b/>
-          <w:bCs/>
-          <w:lang w:val="en-KE"/>
-        </w:rPr>
+      <w:bookmarkEnd w:id="7"/>
+    </w:p>
+    <w:p>
+      <w:r>
+        <w:t xml:space="preserve">The purpose of this project is to create a centralized </w:t>
+      </w:r>
+      <w:r>
         <w:t>student-oriented platform</w:t>
       </w:r>
       <w:r>
-        <w:rPr>
-          <w:lang w:val="en-KE"/>
-        </w:rPr>
         <w:t>, where they can easily collaborate, share knowledge, and access academic resources. Many students face challenges such as lack of timely academic support, difficulty accessing lecture notes, and high costs of academic materials. This platform seeks to bridge these gaps by providing an integrated solution that fosters a collaborative learning environment. By leveraging this platform, students will be able to save time, share resources, and enhance their academic performance.</w:t>
       </w:r>
     </w:p>
@@ -827,12 +2728,14 @@
           <w:lang w:val="en-KE"/>
         </w:rPr>
       </w:pPr>
+      <w:bookmarkStart w:id="8" w:name="_Toc223792151"/>
       <w:r>
         <w:rPr>
           <w:lang w:val="en-KE"/>
         </w:rPr>
         <w:t>1.4.2 Scope</w:t>
       </w:r>
+      <w:bookmarkEnd w:id="8"/>
     </w:p>
     <w:p>
       <w:pPr>
@@ -920,6 +2823,7 @@
         <w:rPr>
           <w:lang w:val="en-KE"/>
         </w:rPr>
+        <w:lastRenderedPageBreak/>
         <w:t>Marketplace for buying, selling, or exchanging used textbooks.</w:t>
       </w:r>
     </w:p>
@@ -956,7 +2860,6 @@
           <w:bCs/>
           <w:lang w:val="en-KE"/>
         </w:rPr>
-        <w:lastRenderedPageBreak/>
         <w:t>Tools and Technologies</w:t>
       </w:r>
       <w:r>
@@ -1155,12 +3058,14 @@
           <w:lang w:val="en-KE"/>
         </w:rPr>
       </w:pPr>
+      <w:bookmarkStart w:id="9" w:name="_Toc223792152"/>
       <w:r>
         <w:rPr>
           <w:lang w:val="en-KE"/>
         </w:rPr>
         <w:t>1.4.3 Application</w:t>
       </w:r>
+      <w:bookmarkEnd w:id="9"/>
     </w:p>
     <w:p>
       <w:pPr>
@@ -1372,6 +3277,7 @@
           <w:lang w:val="en-KE"/>
         </w:rPr>
       </w:pPr>
+      <w:bookmarkStart w:id="10" w:name="_Toc223792153"/>
       <w:r>
         <w:rPr>
           <w:lang w:val="en-KE"/>
@@ -1379,6 +3285,7 @@
         <w:lastRenderedPageBreak/>
         <w:t>CHAPTER 2: LITERATURE REVIEW</w:t>
       </w:r>
+      <w:bookmarkEnd w:id="10"/>
     </w:p>
     <w:p>
       <w:pPr>
@@ -1387,12 +3294,14 @@
           <w:lang w:val="en-KE"/>
         </w:rPr>
       </w:pPr>
+      <w:bookmarkStart w:id="11" w:name="_Toc223792154"/>
       <w:r>
         <w:rPr>
           <w:lang w:val="en-KE"/>
         </w:rPr>
         <w:t>2.1 Introduction</w:t>
       </w:r>
+      <w:bookmarkEnd w:id="11"/>
     </w:p>
     <w:p>
       <w:pPr>
@@ -1482,12 +3391,14 @@
           <w:lang w:val="en-KE"/>
         </w:rPr>
       </w:pPr>
+      <w:bookmarkStart w:id="12" w:name="_Toc223792155"/>
       <w:r>
         <w:rPr>
           <w:lang w:val="en-KE"/>
         </w:rPr>
         <w:t>2.2 Existing Systems in Your Area of Research</w:t>
       </w:r>
+      <w:bookmarkEnd w:id="12"/>
     </w:p>
     <w:p>
       <w:pPr>
@@ -1542,6 +3453,7 @@
           <w:lang w:val="en-KE"/>
         </w:rPr>
       </w:pPr>
+      <w:bookmarkStart w:id="13" w:name="_Toc223792156"/>
       <w:r>
         <w:rPr>
           <w:lang w:val="en-KE"/>
@@ -1554,6 +3466,7 @@
         </w:rPr>
         <w:t>How it Works</w:t>
       </w:r>
+      <w:bookmarkEnd w:id="13"/>
     </w:p>
     <w:p>
       <w:pPr>
@@ -1667,6 +3580,7 @@
           <w:lang w:val="en-KE"/>
         </w:rPr>
       </w:pPr>
+      <w:bookmarkStart w:id="14" w:name="_Toc223792157"/>
       <w:r>
         <w:rPr>
           <w:lang w:val="en-KE"/>
@@ -1679,6 +3593,7 @@
         </w:rPr>
         <w:t>Advantages</w:t>
       </w:r>
+      <w:bookmarkEnd w:id="14"/>
     </w:p>
     <w:p>
       <w:pPr>
@@ -1793,6 +3708,7 @@
           <w:lang w:val="en-KE"/>
         </w:rPr>
       </w:pPr>
+      <w:bookmarkStart w:id="15" w:name="_Toc223792158"/>
       <w:r>
         <w:rPr>
           <w:lang w:val="en-KE"/>
@@ -1805,6 +3721,7 @@
         </w:rPr>
         <w:t>Limitations</w:t>
       </w:r>
+      <w:bookmarkEnd w:id="15"/>
     </w:p>
     <w:p>
       <w:pPr>
@@ -1925,12 +3842,14 @@
           <w:lang w:val="en-KE"/>
         </w:rPr>
       </w:pPr>
+      <w:bookmarkStart w:id="16" w:name="_Toc223792159"/>
       <w:r>
         <w:rPr>
           <w:lang w:val="en-KE"/>
         </w:rPr>
         <w:t>2.3 Existing Software Development Tools</w:t>
       </w:r>
+      <w:bookmarkEnd w:id="16"/>
     </w:p>
     <w:p>
       <w:pPr>
@@ -1952,12 +3871,14 @@
           <w:lang w:val="en-KE"/>
         </w:rPr>
       </w:pPr>
+      <w:bookmarkStart w:id="17" w:name="_Toc223792160"/>
       <w:r>
         <w:rPr>
           <w:lang w:val="en-KE"/>
         </w:rPr>
         <w:t>2.3.1 Software Development Tools</w:t>
       </w:r>
+      <w:bookmarkEnd w:id="17"/>
     </w:p>
     <w:p>
       <w:pPr>
@@ -2000,7 +3921,20 @@
           <w:lang w:val="en-KE"/>
         </w:rPr>
         <w:br/>
-        <w:t>Python is widely used in web development due to its simplicity, readability, and a rich ecosystem of frameworks such as Django and Flask. It supports rapid development and scalability, making it suitable for academic platforms.</w:t>
+      </w:r>
+      <w:proofErr w:type="spellStart"/>
+      <w:r>
+        <w:rPr>
+          <w:lang w:val="en-KE"/>
+        </w:rPr>
+        <w:t>Python</w:t>
+      </w:r>
+      <w:proofErr w:type="spellEnd"/>
+      <w:r>
+        <w:rPr>
+          <w:lang w:val="en-KE"/>
+        </w:rPr>
+        <w:t xml:space="preserve"> is widely used in web development due to its simplicity, readability, and a rich ecosystem of frameworks such as Django and Flask. It supports rapid development and scalability, making it suitable for academic platforms.</w:t>
       </w:r>
     </w:p>
     <w:p>
@@ -2027,7 +3961,20 @@
           <w:lang w:val="en-KE"/>
         </w:rPr>
         <w:br/>
-        <w:t>JavaScript is essential for front-end development, enabling interactive features within web applications. It is often paired with frameworks like React or Vue.js for creating responsive user interfaces.</w:t>
+      </w:r>
+      <w:proofErr w:type="spellStart"/>
+      <w:r>
+        <w:rPr>
+          <w:lang w:val="en-KE"/>
+        </w:rPr>
+        <w:t>JavaScript</w:t>
+      </w:r>
+      <w:proofErr w:type="spellEnd"/>
+      <w:r>
+        <w:rPr>
+          <w:lang w:val="en-KE"/>
+        </w:rPr>
+        <w:t xml:space="preserve"> is essential for front-end development, enabling interactive features within web applications. It is often paired with frameworks like React or Vue.js for creating responsive user interfaces.</w:t>
       </w:r>
     </w:p>
     <w:p>
@@ -2136,7 +4083,20 @@
           <w:lang w:val="en-KE"/>
         </w:rPr>
         <w:br/>
-        <w:t>PostgreSQL is an open-source, advanced relational database system known for reliability, performance, and support for JSON data types. It is well-suited for storing structured and semi-structured data such as questions, answers, and course references.</w:t>
+      </w:r>
+      <w:proofErr w:type="spellStart"/>
+      <w:r>
+        <w:rPr>
+          <w:lang w:val="en-KE"/>
+        </w:rPr>
+        <w:t>PostgreSQL</w:t>
+      </w:r>
+      <w:proofErr w:type="spellEnd"/>
+      <w:r>
+        <w:rPr>
+          <w:lang w:val="en-KE"/>
+        </w:rPr>
+        <w:t xml:space="preserve"> is an open-source, advanced relational database system known for reliability, performance, and support for JSON data types. It is well-suited for storing structured and semi-structured data such as questions, answers, and course references.</w:t>
       </w:r>
     </w:p>
     <w:p>
@@ -2180,7 +4140,20 @@
           <w:lang w:val="en-KE"/>
         </w:rPr>
         <w:br/>
-        <w:t>Trello is a visual project management tool that allows developers to organize tasks into boards and cards for better collaboration and tracking progress.</w:t>
+      </w:r>
+      <w:proofErr w:type="spellStart"/>
+      <w:r>
+        <w:rPr>
+          <w:lang w:val="en-KE"/>
+        </w:rPr>
+        <w:t>Trello</w:t>
+      </w:r>
+      <w:proofErr w:type="spellEnd"/>
+      <w:r>
+        <w:rPr>
+          <w:lang w:val="en-KE"/>
+        </w:rPr>
+        <w:t xml:space="preserve"> is a visual project management tool that allows developers to organize tasks into boards and cards for better collaboration and tracking progress.</w:t>
       </w:r>
     </w:p>
     <w:p>
@@ -2207,7 +4180,20 @@
           <w:lang w:val="en-KE"/>
         </w:rPr>
         <w:br/>
-        <w:t>GitHub is a version control platform based on Git, enabling multiple developers to collaborate, track changes, and manage code efficiently.</w:t>
+      </w:r>
+      <w:proofErr w:type="spellStart"/>
+      <w:r>
+        <w:rPr>
+          <w:lang w:val="en-KE"/>
+        </w:rPr>
+        <w:t>GitHub</w:t>
+      </w:r>
+      <w:proofErr w:type="spellEnd"/>
+      <w:r>
+        <w:rPr>
+          <w:lang w:val="en-KE"/>
+        </w:rPr>
+        <w:t xml:space="preserve"> is a version control platform based on Git, enabling multiple developers to collaborate, track changes, and manage code efficiently.</w:t>
       </w:r>
     </w:p>
     <w:p>
@@ -2224,6 +4210,7 @@
           <w:lang w:val="en-KE"/>
         </w:rPr>
       </w:pPr>
+      <w:bookmarkStart w:id="18" w:name="_Toc223792161"/>
       <w:r>
         <w:rPr>
           <w:lang w:val="en-KE"/>
@@ -2236,6 +4223,7 @@
         </w:rPr>
         <w:t>Advantages of These Tools</w:t>
       </w:r>
+      <w:bookmarkEnd w:id="18"/>
     </w:p>
     <w:p>
       <w:pPr>
@@ -2296,6 +4284,7 @@
           <w:lang w:val="en-KE"/>
         </w:rPr>
       </w:pPr>
+      <w:bookmarkStart w:id="19" w:name="_Toc223792162"/>
       <w:r>
         <w:rPr>
           <w:lang w:val="en-KE"/>
@@ -2308,6 +4297,7 @@
         </w:rPr>
         <w:t>Limitations</w:t>
       </w:r>
+      <w:bookmarkEnd w:id="19"/>
     </w:p>
     <w:p>
       <w:pPr>
@@ -2367,12 +4357,14 @@
           <w:lang w:val="en-KE"/>
         </w:rPr>
       </w:pPr>
+      <w:bookmarkStart w:id="20" w:name="_Toc223792163"/>
       <w:r>
         <w:rPr>
           <w:lang w:val="en-KE"/>
         </w:rPr>
         <w:t>2.4 Evaluation Matrix</w:t>
       </w:r>
+      <w:bookmarkEnd w:id="20"/>
     </w:p>
     <w:p>
       <w:pPr>
@@ -3161,12 +5153,14 @@
           <w:lang w:val="en-KE"/>
         </w:rPr>
       </w:pPr>
+      <w:bookmarkStart w:id="21" w:name="_Toc223792164"/>
       <w:r>
         <w:rPr>
           <w:lang w:val="en-KE"/>
         </w:rPr>
         <w:t>2.5 Conclusion</w:t>
       </w:r>
+      <w:bookmarkEnd w:id="21"/>
     </w:p>
     <w:p>
       <w:pPr>
@@ -3236,30 +5230,48 @@
       <w:pPr>
         <w:pStyle w:val="Heading1"/>
       </w:pPr>
+      <w:bookmarkStart w:id="22" w:name="_Toc223792165"/>
       <w:r>
         <w:lastRenderedPageBreak/>
         <w:t>CHAPTER 3: RESEARCH METHODOLOGY</w:t>
       </w:r>
+      <w:bookmarkEnd w:id="22"/>
     </w:p>
     <w:p>
       <w:pPr>
         <w:pStyle w:val="Heading2"/>
       </w:pPr>
+      <w:bookmarkStart w:id="23" w:name="_Toc223792166"/>
       <w:r>
         <w:t>3.1 Introduction</w:t>
       </w:r>
-    </w:p>
-    <w:p>
-      <w:pPr>
-        <w:rPr>
-          <w:lang w:val="en-KE"/>
-        </w:rPr>
-      </w:pPr>
-      <w:r>
-        <w:rPr>
-          <w:lang w:val="en-KE"/>
-        </w:rPr>
-        <w:t>This chapter outlines the research methodology adopted to develop the proposed academic platform. Research methodology refers to the systematic approach used to collect, analyze, and interpret information to achieve the objectives of the study. The purpose of this chapter is to describe the design and methods that will be employed to ensure the system is effectively developed and meets the identified needs.</w:t>
+      <w:bookmarkEnd w:id="23"/>
+    </w:p>
+    <w:p>
+      <w:pPr>
+        <w:rPr>
+          <w:lang w:val="en-KE"/>
+        </w:rPr>
+      </w:pPr>
+      <w:r>
+        <w:rPr>
+          <w:lang w:val="en-KE"/>
+        </w:rPr>
+        <w:t xml:space="preserve">This chapter outlines the research methodology adopted to develop the proposed academic platform. Research methodology refers to the systematic approach used to collect, </w:t>
+      </w:r>
+      <w:proofErr w:type="spellStart"/>
+      <w:r>
+        <w:rPr>
+          <w:lang w:val="en-KE"/>
+        </w:rPr>
+        <w:t>analyze</w:t>
+      </w:r>
+      <w:proofErr w:type="spellEnd"/>
+      <w:r>
+        <w:rPr>
+          <w:lang w:val="en-KE"/>
+        </w:rPr>
+        <w:t>, and interpret information to achieve the objectives of the study. The purpose of this chapter is to describe the design and methods that will be employed to ensure the system is effectively developed and meets the identified needs.</w:t>
       </w:r>
     </w:p>
     <w:p>
@@ -3337,12 +5349,14 @@
           <w:lang w:val="en-KE"/>
         </w:rPr>
       </w:pPr>
+      <w:bookmarkStart w:id="24" w:name="_Toc223792167"/>
       <w:r>
         <w:rPr>
           <w:lang w:val="en-KE"/>
         </w:rPr>
         <w:t>3.2 Research Process</w:t>
       </w:r>
+      <w:bookmarkEnd w:id="24"/>
     </w:p>
     <w:p>
       <w:pPr>
@@ -3405,7 +5419,20 @@
           <w:lang w:val="en-KE"/>
         </w:rPr>
         <w:br/>
-        <w:t>Analyze the issues in existing systems and understand the challenges faced by students in accessing academic resources and forming study groups.</w:t>
+      </w:r>
+      <w:proofErr w:type="spellStart"/>
+      <w:r>
+        <w:rPr>
+          <w:lang w:val="en-KE"/>
+        </w:rPr>
+        <w:t>Analyze</w:t>
+      </w:r>
+      <w:proofErr w:type="spellEnd"/>
+      <w:r>
+        <w:rPr>
+          <w:lang w:val="en-KE"/>
+        </w:rPr>
+        <w:t xml:space="preserve"> the issues in existing systems and understand the challenges faced by students in accessing academic resources and forming study groups.</w:t>
       </w:r>
     </w:p>
     <w:p>
@@ -3823,12 +5850,14 @@
           <w:lang w:val="en-KE"/>
         </w:rPr>
       </w:pPr>
+      <w:bookmarkStart w:id="25" w:name="_Toc223792168"/>
       <w:r>
         <w:rPr>
           <w:lang w:val="en-KE"/>
         </w:rPr>
         <w:t>3.3 System Development Life Cycle (SDLC)</w:t>
       </w:r>
+      <w:bookmarkEnd w:id="25"/>
     </w:p>
     <w:p>
       <w:pPr>
@@ -3854,7 +5883,21 @@
         <w:rPr>
           <w:lang w:val="en-KE"/>
         </w:rPr>
-        <w:t xml:space="preserve"> was adopted because of its flexibility, iterative nature, and ability to incorporate continuous user feedback, which is essential for building a student-centered platform.</w:t>
+        <w:t xml:space="preserve"> was adopted because of its flexibility, iterative nature, and ability to incorporate continuous user feedback, which is essential for building a student-</w:t>
+      </w:r>
+      <w:proofErr w:type="spellStart"/>
+      <w:r>
+        <w:rPr>
+          <w:lang w:val="en-KE"/>
+        </w:rPr>
+        <w:t>centered</w:t>
+      </w:r>
+      <w:proofErr w:type="spellEnd"/>
+      <w:r>
+        <w:rPr>
+          <w:lang w:val="en-KE"/>
+        </w:rPr>
+        <w:t xml:space="preserve"> platform.</w:t>
       </w:r>
     </w:p>
     <w:p>
@@ -3864,12 +5907,14 @@
           <w:lang w:val="en-KE"/>
         </w:rPr>
       </w:pPr>
+      <w:bookmarkStart w:id="26" w:name="_Toc223792169"/>
       <w:r>
         <w:rPr>
           <w:lang w:val="en-KE"/>
         </w:rPr>
         <w:t>3.3.1 Agile Model Overview</w:t>
       </w:r>
+      <w:bookmarkEnd w:id="26"/>
     </w:p>
     <w:p>
       <w:pPr>
@@ -4013,12 +6058,14 @@
           <w:lang w:val="en-KE"/>
         </w:rPr>
       </w:pPr>
+      <w:bookmarkStart w:id="27" w:name="_Toc223792170"/>
       <w:r>
         <w:rPr>
           <w:lang w:val="en-KE"/>
         </w:rPr>
         <w:t>3.3.2 Agile Process Steps</w:t>
       </w:r>
+      <w:bookmarkEnd w:id="27"/>
     </w:p>
     <w:p>
       <w:pPr>
@@ -4102,7 +6149,21 @@
         <w:rPr>
           <w:lang w:val="en-KE"/>
         </w:rPr>
-        <w:t>Create wireframes, UI mockups, and database schema for prioritized features.</w:t>
+        <w:t xml:space="preserve">Create wireframes, UI </w:t>
+      </w:r>
+      <w:proofErr w:type="spellStart"/>
+      <w:r>
+        <w:rPr>
+          <w:lang w:val="en-KE"/>
+        </w:rPr>
+        <w:t>mockups</w:t>
+      </w:r>
+      <w:proofErr w:type="spellEnd"/>
+      <w:r>
+        <w:rPr>
+          <w:lang w:val="en-KE"/>
+        </w:rPr>
+        <w:t>, and database schema for prioritized features.</w:t>
       </w:r>
     </w:p>
     <w:p>
@@ -4369,6 +6430,7 @@
           <w:lang w:val="en-KE"/>
         </w:rPr>
       </w:pPr>
+      <w:bookmarkStart w:id="28" w:name="_Toc223792171"/>
       <w:r>
         <w:rPr>
           <w:lang w:val="en-KE"/>
@@ -4376,6 +6438,7 @@
         <w:lastRenderedPageBreak/>
         <w:t>3.3.3 Agile Model Diagram</w:t>
       </w:r>
+      <w:bookmarkEnd w:id="28"/>
     </w:p>
     <w:p>
       <w:pPr>
@@ -4687,7 +6750,21 @@
         <w:rPr>
           <w:lang w:val="en-KE"/>
         </w:rPr>
-        <w:t xml:space="preserve">          |  Deployment       |</w:t>
+        <w:t xml:space="preserve">          </w:t>
+      </w:r>
+      <w:proofErr w:type="gramStart"/>
+      <w:r>
+        <w:rPr>
+          <w:lang w:val="en-KE"/>
+        </w:rPr>
+        <w:t>|  Deployment</w:t>
+      </w:r>
+      <w:proofErr w:type="gramEnd"/>
+      <w:r>
+        <w:rPr>
+          <w:lang w:val="en-KE"/>
+        </w:rPr>
+        <w:t xml:space="preserve">       |</w:t>
       </w:r>
     </w:p>
     <w:p>
@@ -4739,7 +6816,21 @@
         <w:rPr>
           <w:lang w:val="en-KE"/>
         </w:rPr>
-        <w:t xml:space="preserve">          |  Maintenance      |</w:t>
+        <w:t xml:space="preserve">          </w:t>
+      </w:r>
+      <w:proofErr w:type="gramStart"/>
+      <w:r>
+        <w:rPr>
+          <w:lang w:val="en-KE"/>
+        </w:rPr>
+        <w:t>|  Maintenance</w:t>
+      </w:r>
+      <w:proofErr w:type="gramEnd"/>
+      <w:r>
+        <w:rPr>
+          <w:lang w:val="en-KE"/>
+        </w:rPr>
+        <w:t xml:space="preserve">      |</w:t>
       </w:r>
     </w:p>
     <w:p>
@@ -4802,12 +6893,14 @@
           <w:lang w:val="en-KE"/>
         </w:rPr>
       </w:pPr>
+      <w:bookmarkStart w:id="29" w:name="_Toc223792172"/>
       <w:r>
         <w:rPr>
           <w:lang w:val="en-KE"/>
         </w:rPr>
         <w:t>3.3.4 Justification for Choosing Agile</w:t>
       </w:r>
+      <w:bookmarkEnd w:id="29"/>
     </w:p>
     <w:p>
       <w:pPr>
@@ -4916,9 +7009,11 @@
       <w:pPr>
         <w:pStyle w:val="Heading2"/>
       </w:pPr>
+      <w:bookmarkStart w:id="30" w:name="_Toc223792173"/>
       <w:r>
         <w:t>3.4 Conclusion</w:t>
       </w:r>
+      <w:bookmarkEnd w:id="30"/>
     </w:p>
     <w:p>
       <w:pPr>
@@ -4997,7 +7092,21 @@
         <w:rPr>
           <w:lang w:val="en-KE"/>
         </w:rPr>
-        <w:t xml:space="preserve"> provided the foundation for gathering relevant information, analyzing existing systems such as </w:t>
+        <w:t xml:space="preserve"> provided the foundation for gathering relevant information, </w:t>
+      </w:r>
+      <w:proofErr w:type="spellStart"/>
+      <w:r>
+        <w:rPr>
+          <w:lang w:val="en-KE"/>
+        </w:rPr>
+        <w:t>analyzing</w:t>
+      </w:r>
+      <w:proofErr w:type="spellEnd"/>
+      <w:r>
+        <w:rPr>
+          <w:lang w:val="en-KE"/>
+        </w:rPr>
+        <w:t xml:space="preserve"> existing systems such as </w:t>
       </w:r>
       <w:r>
         <w:rPr>
@@ -5065,7 +7174,21 @@
         <w:rPr>
           <w:lang w:val="en-KE"/>
         </w:rPr>
-        <w:t>Overall, the combination of these methodologies guarantees a user-centered solution that is adaptable, efficient, and capable of delivering a reliable platform for academic quizzes and knowledge sharing.</w:t>
+        <w:t>Overall, the combination of these methodologies guarantees a user-</w:t>
+      </w:r>
+      <w:proofErr w:type="spellStart"/>
+      <w:r>
+        <w:rPr>
+          <w:lang w:val="en-KE"/>
+        </w:rPr>
+        <w:t>centered</w:t>
+      </w:r>
+      <w:proofErr w:type="spellEnd"/>
+      <w:r>
+        <w:rPr>
+          <w:lang w:val="en-KE"/>
+        </w:rPr>
+        <w:t xml:space="preserve"> solution that is adaptable, efficient, and capable of delivering a reliable platform for academic quizzes and knowledge sharing.</w:t>
       </w:r>
     </w:p>
     <w:p/>
@@ -5080,10 +7203,12 @@
       <w:pPr>
         <w:pStyle w:val="Heading1"/>
       </w:pPr>
+      <w:bookmarkStart w:id="31" w:name="_Toc223792174"/>
       <w:r>
         <w:lastRenderedPageBreak/>
         <w:t>CHAPTER 4: SYSTEM DESIGN, IMPLEMENTATION AND TESTING</w:t>
       </w:r>
+      <w:bookmarkEnd w:id="31"/>
     </w:p>
     <w:p/>
     <w:p/>
@@ -6257,6 +8382,92 @@
     </w:lvl>
   </w:abstractNum>
   <w:abstractNum w:abstractNumId="7" w15:restartNumberingAfterBreak="0">
+    <w:nsid w:val="26BB179B"/>
+    <w:multiLevelType w:val="hybridMultilevel"/>
+    <w:tmpl w:val="B2BC80D0"/>
+    <w:lvl w:ilvl="0" w:tplc="2000000F">
+      <w:start w:val="1"/>
+      <w:numFmt w:val="decimal"/>
+      <w:lvlText w:val="%1."/>
+      <w:lvlJc w:val="left"/>
+      <w:pPr>
+        <w:ind w:left="720" w:hanging="360"/>
+      </w:pPr>
+    </w:lvl>
+    <w:lvl w:ilvl="1" w:tplc="20000019" w:tentative="1">
+      <w:start w:val="1"/>
+      <w:numFmt w:val="lowerLetter"/>
+      <w:lvlText w:val="%2."/>
+      <w:lvlJc w:val="left"/>
+      <w:pPr>
+        <w:ind w:left="1440" w:hanging="360"/>
+      </w:pPr>
+    </w:lvl>
+    <w:lvl w:ilvl="2" w:tplc="2000001B" w:tentative="1">
+      <w:start w:val="1"/>
+      <w:numFmt w:val="lowerRoman"/>
+      <w:lvlText w:val="%3."/>
+      <w:lvlJc w:val="right"/>
+      <w:pPr>
+        <w:ind w:left="2160" w:hanging="180"/>
+      </w:pPr>
+    </w:lvl>
+    <w:lvl w:ilvl="3" w:tplc="2000000F" w:tentative="1">
+      <w:start w:val="1"/>
+      <w:numFmt w:val="decimal"/>
+      <w:lvlText w:val="%4."/>
+      <w:lvlJc w:val="left"/>
+      <w:pPr>
+        <w:ind w:left="2880" w:hanging="360"/>
+      </w:pPr>
+    </w:lvl>
+    <w:lvl w:ilvl="4" w:tplc="20000019" w:tentative="1">
+      <w:start w:val="1"/>
+      <w:numFmt w:val="lowerLetter"/>
+      <w:lvlText w:val="%5."/>
+      <w:lvlJc w:val="left"/>
+      <w:pPr>
+        <w:ind w:left="3600" w:hanging="360"/>
+      </w:pPr>
+    </w:lvl>
+    <w:lvl w:ilvl="5" w:tplc="2000001B" w:tentative="1">
+      <w:start w:val="1"/>
+      <w:numFmt w:val="lowerRoman"/>
+      <w:lvlText w:val="%6."/>
+      <w:lvlJc w:val="right"/>
+      <w:pPr>
+        <w:ind w:left="4320" w:hanging="180"/>
+      </w:pPr>
+    </w:lvl>
+    <w:lvl w:ilvl="6" w:tplc="2000000F" w:tentative="1">
+      <w:start w:val="1"/>
+      <w:numFmt w:val="decimal"/>
+      <w:lvlText w:val="%7."/>
+      <w:lvlJc w:val="left"/>
+      <w:pPr>
+        <w:ind w:left="5040" w:hanging="360"/>
+      </w:pPr>
+    </w:lvl>
+    <w:lvl w:ilvl="7" w:tplc="20000019" w:tentative="1">
+      <w:start w:val="1"/>
+      <w:numFmt w:val="lowerLetter"/>
+      <w:lvlText w:val="%8."/>
+      <w:lvlJc w:val="left"/>
+      <w:pPr>
+        <w:ind w:left="5760" w:hanging="360"/>
+      </w:pPr>
+    </w:lvl>
+    <w:lvl w:ilvl="8" w:tplc="2000001B" w:tentative="1">
+      <w:start w:val="1"/>
+      <w:numFmt w:val="lowerRoman"/>
+      <w:lvlText w:val="%9."/>
+      <w:lvlJc w:val="right"/>
+      <w:pPr>
+        <w:ind w:left="6480" w:hanging="180"/>
+      </w:pPr>
+    </w:lvl>
+  </w:abstractNum>
+  <w:abstractNum w:abstractNumId="8" w15:restartNumberingAfterBreak="0">
     <w:nsid w:val="39053C0D"/>
     <w:multiLevelType w:val="multilevel"/>
     <w:tmpl w:val="0B5AE402"/>
@@ -6405,7 +8616,7 @@
       </w:rPr>
     </w:lvl>
   </w:abstractNum>
-  <w:abstractNum w:abstractNumId="8" w15:restartNumberingAfterBreak="0">
+  <w:abstractNum w:abstractNumId="9" w15:restartNumberingAfterBreak="0">
     <w:nsid w:val="39F075B7"/>
     <w:multiLevelType w:val="multilevel"/>
     <w:tmpl w:val="A0763E1A"/>
@@ -6554,7 +8765,7 @@
       </w:rPr>
     </w:lvl>
   </w:abstractNum>
-  <w:abstractNum w:abstractNumId="9" w15:restartNumberingAfterBreak="0">
+  <w:abstractNum w:abstractNumId="10" w15:restartNumberingAfterBreak="0">
     <w:nsid w:val="40900AC7"/>
     <w:multiLevelType w:val="multilevel"/>
     <w:tmpl w:val="3AE00EB0"/>
@@ -6667,7 +8878,7 @@
       </w:pPr>
     </w:lvl>
   </w:abstractNum>
-  <w:abstractNum w:abstractNumId="10" w15:restartNumberingAfterBreak="0">
+  <w:abstractNum w:abstractNumId="11" w15:restartNumberingAfterBreak="0">
     <w:nsid w:val="41580609"/>
     <w:multiLevelType w:val="multilevel"/>
     <w:tmpl w:val="5A861F1E"/>
@@ -6816,7 +9027,7 @@
       </w:rPr>
     </w:lvl>
   </w:abstractNum>
-  <w:abstractNum w:abstractNumId="11" w15:restartNumberingAfterBreak="0">
+  <w:abstractNum w:abstractNumId="12" w15:restartNumberingAfterBreak="0">
     <w:nsid w:val="4C855479"/>
     <w:multiLevelType w:val="multilevel"/>
     <w:tmpl w:val="B724773C"/>
@@ -6929,7 +9140,7 @@
       </w:pPr>
     </w:lvl>
   </w:abstractNum>
-  <w:abstractNum w:abstractNumId="12" w15:restartNumberingAfterBreak="0">
+  <w:abstractNum w:abstractNumId="13" w15:restartNumberingAfterBreak="0">
     <w:nsid w:val="503E1241"/>
     <w:multiLevelType w:val="multilevel"/>
     <w:tmpl w:val="1214F92E"/>
@@ -7042,7 +9253,7 @@
       </w:pPr>
     </w:lvl>
   </w:abstractNum>
-  <w:abstractNum w:abstractNumId="13" w15:restartNumberingAfterBreak="0">
+  <w:abstractNum w:abstractNumId="14" w15:restartNumberingAfterBreak="0">
     <w:nsid w:val="523D408C"/>
     <w:multiLevelType w:val="multilevel"/>
     <w:tmpl w:val="DE6213EE"/>
@@ -7191,7 +9402,7 @@
       </w:rPr>
     </w:lvl>
   </w:abstractNum>
-  <w:abstractNum w:abstractNumId="14" w15:restartNumberingAfterBreak="0">
+  <w:abstractNum w:abstractNumId="15" w15:restartNumberingAfterBreak="0">
     <w:nsid w:val="52B81F37"/>
     <w:multiLevelType w:val="hybridMultilevel"/>
     <w:tmpl w:val="6D446350"/>
@@ -7304,7 +9515,7 @@
       </w:rPr>
     </w:lvl>
   </w:abstractNum>
-  <w:abstractNum w:abstractNumId="15" w15:restartNumberingAfterBreak="0">
+  <w:abstractNum w:abstractNumId="16" w15:restartNumberingAfterBreak="0">
     <w:nsid w:val="567F15D5"/>
     <w:multiLevelType w:val="multilevel"/>
     <w:tmpl w:val="5C9894A8"/>
@@ -7453,7 +9664,7 @@
       </w:rPr>
     </w:lvl>
   </w:abstractNum>
-  <w:abstractNum w:abstractNumId="16" w15:restartNumberingAfterBreak="0">
+  <w:abstractNum w:abstractNumId="17" w15:restartNumberingAfterBreak="0">
     <w:nsid w:val="596D7C6C"/>
     <w:multiLevelType w:val="hybridMultilevel"/>
     <w:tmpl w:val="29B67F3E"/>
@@ -7566,7 +9777,7 @@
       </w:rPr>
     </w:lvl>
   </w:abstractNum>
-  <w:abstractNum w:abstractNumId="17" w15:restartNumberingAfterBreak="0">
+  <w:abstractNum w:abstractNumId="18" w15:restartNumberingAfterBreak="0">
     <w:nsid w:val="64607130"/>
     <w:multiLevelType w:val="multilevel"/>
     <w:tmpl w:val="4170E9D8"/>
@@ -7679,7 +9890,7 @@
       </w:pPr>
     </w:lvl>
   </w:abstractNum>
-  <w:abstractNum w:abstractNumId="18" w15:restartNumberingAfterBreak="0">
+  <w:abstractNum w:abstractNumId="19" w15:restartNumberingAfterBreak="0">
     <w:nsid w:val="67160E31"/>
     <w:multiLevelType w:val="hybridMultilevel"/>
     <w:tmpl w:val="2E12E956"/>
@@ -7792,7 +10003,7 @@
       </w:rPr>
     </w:lvl>
   </w:abstractNum>
-  <w:abstractNum w:abstractNumId="19" w15:restartNumberingAfterBreak="0">
+  <w:abstractNum w:abstractNumId="20" w15:restartNumberingAfterBreak="0">
     <w:nsid w:val="671731F0"/>
     <w:multiLevelType w:val="multilevel"/>
     <w:tmpl w:val="E2A43752"/>
@@ -7941,7 +10152,7 @@
       </w:rPr>
     </w:lvl>
   </w:abstractNum>
-  <w:abstractNum w:abstractNumId="20" w15:restartNumberingAfterBreak="0">
+  <w:abstractNum w:abstractNumId="21" w15:restartNumberingAfterBreak="0">
     <w:nsid w:val="67561112"/>
     <w:multiLevelType w:val="multilevel"/>
     <w:tmpl w:val="32729FA8"/>
@@ -8054,7 +10265,7 @@
       </w:rPr>
     </w:lvl>
   </w:abstractNum>
-  <w:abstractNum w:abstractNumId="21" w15:restartNumberingAfterBreak="0">
+  <w:abstractNum w:abstractNumId="22" w15:restartNumberingAfterBreak="0">
     <w:nsid w:val="6D594AF7"/>
     <w:multiLevelType w:val="multilevel"/>
     <w:tmpl w:val="6CDC9F3A"/>
@@ -8203,41 +10414,154 @@
       </w:rPr>
     </w:lvl>
   </w:abstractNum>
+  <w:abstractNum w:abstractNumId="23" w15:restartNumberingAfterBreak="0">
+    <w:nsid w:val="70566507"/>
+    <w:multiLevelType w:val="hybridMultilevel"/>
+    <w:tmpl w:val="1674D4B0"/>
+    <w:lvl w:ilvl="0" w:tplc="20000001">
+      <w:start w:val="1"/>
+      <w:numFmt w:val="bullet"/>
+      <w:lvlText w:val=""/>
+      <w:lvlJc w:val="left"/>
+      <w:pPr>
+        <w:ind w:left="720" w:hanging="360"/>
+      </w:pPr>
+      <w:rPr>
+        <w:rFonts w:ascii="Symbol" w:hAnsi="Symbol" w:hint="default"/>
+      </w:rPr>
+    </w:lvl>
+    <w:lvl w:ilvl="1" w:tplc="20000003" w:tentative="1">
+      <w:start w:val="1"/>
+      <w:numFmt w:val="bullet"/>
+      <w:lvlText w:val="o"/>
+      <w:lvlJc w:val="left"/>
+      <w:pPr>
+        <w:ind w:left="1440" w:hanging="360"/>
+      </w:pPr>
+      <w:rPr>
+        <w:rFonts w:ascii="Courier New" w:hAnsi="Courier New" w:cs="Courier New" w:hint="default"/>
+      </w:rPr>
+    </w:lvl>
+    <w:lvl w:ilvl="2" w:tplc="20000005" w:tentative="1">
+      <w:start w:val="1"/>
+      <w:numFmt w:val="bullet"/>
+      <w:lvlText w:val=""/>
+      <w:lvlJc w:val="left"/>
+      <w:pPr>
+        <w:ind w:left="2160" w:hanging="360"/>
+      </w:pPr>
+      <w:rPr>
+        <w:rFonts w:ascii="Wingdings" w:hAnsi="Wingdings" w:hint="default"/>
+      </w:rPr>
+    </w:lvl>
+    <w:lvl w:ilvl="3" w:tplc="20000001" w:tentative="1">
+      <w:start w:val="1"/>
+      <w:numFmt w:val="bullet"/>
+      <w:lvlText w:val=""/>
+      <w:lvlJc w:val="left"/>
+      <w:pPr>
+        <w:ind w:left="2880" w:hanging="360"/>
+      </w:pPr>
+      <w:rPr>
+        <w:rFonts w:ascii="Symbol" w:hAnsi="Symbol" w:hint="default"/>
+      </w:rPr>
+    </w:lvl>
+    <w:lvl w:ilvl="4" w:tplc="20000003" w:tentative="1">
+      <w:start w:val="1"/>
+      <w:numFmt w:val="bullet"/>
+      <w:lvlText w:val="o"/>
+      <w:lvlJc w:val="left"/>
+      <w:pPr>
+        <w:ind w:left="3600" w:hanging="360"/>
+      </w:pPr>
+      <w:rPr>
+        <w:rFonts w:ascii="Courier New" w:hAnsi="Courier New" w:cs="Courier New" w:hint="default"/>
+      </w:rPr>
+    </w:lvl>
+    <w:lvl w:ilvl="5" w:tplc="20000005" w:tentative="1">
+      <w:start w:val="1"/>
+      <w:numFmt w:val="bullet"/>
+      <w:lvlText w:val=""/>
+      <w:lvlJc w:val="left"/>
+      <w:pPr>
+        <w:ind w:left="4320" w:hanging="360"/>
+      </w:pPr>
+      <w:rPr>
+        <w:rFonts w:ascii="Wingdings" w:hAnsi="Wingdings" w:hint="default"/>
+      </w:rPr>
+    </w:lvl>
+    <w:lvl w:ilvl="6" w:tplc="20000001" w:tentative="1">
+      <w:start w:val="1"/>
+      <w:numFmt w:val="bullet"/>
+      <w:lvlText w:val=""/>
+      <w:lvlJc w:val="left"/>
+      <w:pPr>
+        <w:ind w:left="5040" w:hanging="360"/>
+      </w:pPr>
+      <w:rPr>
+        <w:rFonts w:ascii="Symbol" w:hAnsi="Symbol" w:hint="default"/>
+      </w:rPr>
+    </w:lvl>
+    <w:lvl w:ilvl="7" w:tplc="20000003" w:tentative="1">
+      <w:start w:val="1"/>
+      <w:numFmt w:val="bullet"/>
+      <w:lvlText w:val="o"/>
+      <w:lvlJc w:val="left"/>
+      <w:pPr>
+        <w:ind w:left="5760" w:hanging="360"/>
+      </w:pPr>
+      <w:rPr>
+        <w:rFonts w:ascii="Courier New" w:hAnsi="Courier New" w:cs="Courier New" w:hint="default"/>
+      </w:rPr>
+    </w:lvl>
+    <w:lvl w:ilvl="8" w:tplc="20000005" w:tentative="1">
+      <w:start w:val="1"/>
+      <w:numFmt w:val="bullet"/>
+      <w:lvlText w:val=""/>
+      <w:lvlJc w:val="left"/>
+      <w:pPr>
+        <w:ind w:left="6480" w:hanging="360"/>
+      </w:pPr>
+      <w:rPr>
+        <w:rFonts w:ascii="Wingdings" w:hAnsi="Wingdings" w:hint="default"/>
+      </w:rPr>
+    </w:lvl>
+  </w:abstractNum>
   <w:num w:numId="1" w16cid:durableId="744307171">
-    <w:abstractNumId w:val="20"/>
+    <w:abstractNumId w:val="21"/>
   </w:num>
   <w:num w:numId="2" w16cid:durableId="143669958">
-    <w:abstractNumId w:val="10"/>
+    <w:abstractNumId w:val="11"/>
   </w:num>
   <w:num w:numId="3" w16cid:durableId="1700356711">
-    <w:abstractNumId w:val="9"/>
+    <w:abstractNumId w:val="10"/>
   </w:num>
   <w:num w:numId="4" w16cid:durableId="905843325">
     <w:abstractNumId w:val="1"/>
   </w:num>
   <w:num w:numId="5" w16cid:durableId="2132941858">
-    <w:abstractNumId w:val="21"/>
+    <w:abstractNumId w:val="22"/>
   </w:num>
   <w:num w:numId="6" w16cid:durableId="1855265965">
+    <w:abstractNumId w:val="14"/>
+  </w:num>
+  <w:num w:numId="7" w16cid:durableId="2097170061">
     <w:abstractNumId w:val="13"/>
   </w:num>
-  <w:num w:numId="7" w16cid:durableId="2097170061">
+  <w:num w:numId="8" w16cid:durableId="1838498354">
     <w:abstractNumId w:val="12"/>
   </w:num>
-  <w:num w:numId="8" w16cid:durableId="1838498354">
-    <w:abstractNumId w:val="11"/>
+  <w:num w:numId="9" w16cid:durableId="1714577062">
+    <w:abstractNumId w:val="9"/>
   </w:num>
-  <w:num w:numId="9" w16cid:durableId="1714577062">
+  <w:num w:numId="10" w16cid:durableId="1269852575">
+    <w:abstractNumId w:val="16"/>
+  </w:num>
+  <w:num w:numId="11" w16cid:durableId="1627278770">
     <w:abstractNumId w:val="8"/>
   </w:num>
-  <w:num w:numId="10" w16cid:durableId="1269852575">
-    <w:abstractNumId w:val="15"/>
-  </w:num>
-  <w:num w:numId="11" w16cid:durableId="1627278770">
-    <w:abstractNumId w:val="7"/>
-  </w:num>
   <w:num w:numId="12" w16cid:durableId="1335912051">
-    <w:abstractNumId w:val="19"/>
+    <w:abstractNumId w:val="20"/>
   </w:num>
   <w:num w:numId="13" w16cid:durableId="504247339">
     <w:abstractNumId w:val="4"/>
@@ -8246,19 +10570,19 @@
     <w:abstractNumId w:val="0"/>
   </w:num>
   <w:num w:numId="15" w16cid:durableId="1629627573">
-    <w:abstractNumId w:val="18"/>
+    <w:abstractNumId w:val="19"/>
   </w:num>
   <w:num w:numId="16" w16cid:durableId="1169323828">
-    <w:abstractNumId w:val="16"/>
+    <w:abstractNumId w:val="17"/>
   </w:num>
   <w:num w:numId="17" w16cid:durableId="992638965">
-    <w:abstractNumId w:val="14"/>
+    <w:abstractNumId w:val="15"/>
   </w:num>
   <w:num w:numId="18" w16cid:durableId="439302138">
     <w:abstractNumId w:val="5"/>
   </w:num>
   <w:num w:numId="19" w16cid:durableId="1581669156">
-    <w:abstractNumId w:val="17"/>
+    <w:abstractNumId w:val="18"/>
   </w:num>
   <w:num w:numId="20" w16cid:durableId="1066150147">
     <w:abstractNumId w:val="6"/>
@@ -8268,6 +10592,12 @@
   </w:num>
   <w:num w:numId="22" w16cid:durableId="1886915259">
     <w:abstractNumId w:val="2"/>
+  </w:num>
+  <w:num w:numId="23" w16cid:durableId="705758857">
+    <w:abstractNumId w:val="23"/>
+  </w:num>
+  <w:num w:numId="24" w16cid:durableId="1283076386">
+    <w:abstractNumId w:val="7"/>
   </w:num>
 </w:numbering>
 </file>
@@ -9321,6 +11651,55 @@
       </w:tblBorders>
     </w:tblPr>
   </w:style>
+  <w:style w:type="paragraph" w:styleId="TOC1">
+    <w:name w:val="toc 1"/>
+    <w:basedOn w:val="Normal"/>
+    <w:next w:val="Normal"/>
+    <w:autoRedefine/>
+    <w:uiPriority w:val="39"/>
+    <w:unhideWhenUsed/>
+    <w:rsid w:val="00037B68"/>
+    <w:pPr>
+      <w:spacing w:after="100"/>
+    </w:pPr>
+  </w:style>
+  <w:style w:type="paragraph" w:styleId="TOC2">
+    <w:name w:val="toc 2"/>
+    <w:basedOn w:val="Normal"/>
+    <w:next w:val="Normal"/>
+    <w:autoRedefine/>
+    <w:uiPriority w:val="39"/>
+    <w:unhideWhenUsed/>
+    <w:rsid w:val="00037B68"/>
+    <w:pPr>
+      <w:spacing w:after="100"/>
+      <w:ind w:left="220"/>
+    </w:pPr>
+  </w:style>
+  <w:style w:type="paragraph" w:styleId="TOC3">
+    <w:name w:val="toc 3"/>
+    <w:basedOn w:val="Normal"/>
+    <w:next w:val="Normal"/>
+    <w:autoRedefine/>
+    <w:uiPriority w:val="39"/>
+    <w:unhideWhenUsed/>
+    <w:rsid w:val="00037B68"/>
+    <w:pPr>
+      <w:spacing w:after="100"/>
+      <w:ind w:left="440"/>
+    </w:pPr>
+  </w:style>
+  <w:style w:type="character" w:styleId="Hyperlink">
+    <w:name w:val="Hyperlink"/>
+    <w:basedOn w:val="DefaultParagraphFont"/>
+    <w:uiPriority w:val="99"/>
+    <w:unhideWhenUsed/>
+    <w:rsid w:val="00037B68"/>
+    <w:rPr>
+      <w:color w:val="0563C1" w:themeColor="hyperlink"/>
+      <w:u w:val="single"/>
+    </w:rPr>
+  </w:style>
 </w:styles>
 </file>
 

--- a/Report/Report.docx
+++ b/Report/Report.docx
@@ -3575,6 +3575,13 @@
     </w:p>
     <w:p>
       <w:pPr>
+        <w:rPr>
+          <w:lang w:val="en-KE"/>
+        </w:rPr>
+      </w:pPr>
+    </w:p>
+    <w:p>
+      <w:pPr>
         <w:pStyle w:val="Heading3"/>
         <w:rPr>
           <w:lang w:val="en-KE"/>
@@ -3585,6 +3592,7 @@
         <w:rPr>
           <w:lang w:val="en-KE"/>
         </w:rPr>
+        <w:lastRenderedPageBreak/>
         <w:t xml:space="preserve">2.2.2 </w:t>
       </w:r>
       <w:r>
@@ -3628,7 +3636,6 @@
           <w:bCs/>
           <w:lang w:val="en-KE"/>
         </w:rPr>
-        <w:lastRenderedPageBreak/>
         <w:t>Community Moderation:</w:t>
       </w:r>
       <w:r>
@@ -4026,20 +4033,6 @@
         </w:rPr>
         <w:t xml:space="preserve"> </w:t>
       </w:r>
-    </w:p>
-    <w:p>
-      <w:pPr>
-        <w:rPr>
-          <w:lang w:val="en-KE"/>
-        </w:rPr>
-      </w:pPr>
-    </w:p>
-    <w:p>
-      <w:pPr>
-        <w:rPr>
-          <w:lang w:val="en-KE"/>
-        </w:rPr>
-      </w:pPr>
     </w:p>
     <w:p>
       <w:pPr>

--- a/Report/Report.docx
+++ b/Report/Report.docx
@@ -5587,13 +5587,6 @@
     <w:p>
       <w:pPr>
         <w:rPr>
-          <w:lang w:val="en-KE"/>
-        </w:rPr>
-      </w:pPr>
-    </w:p>
-    <w:p>
-      <w:pPr>
-        <w:rPr>
           <w:b/>
           <w:bCs/>
           <w:lang w:val="en-KE"/>
@@ -5605,6 +5598,7 @@
           <w:bCs/>
           <w:lang w:val="en-KE"/>
         </w:rPr>
+        <w:lastRenderedPageBreak/>
         <w:t>Flowchart of the Research Process</w:t>
       </w:r>
     </w:p>
@@ -5616,217 +5610,65 @@
       </w:pPr>
       <w:r>
         <w:rPr>
-          <w:lang w:val="en-KE"/>
-        </w:rPr>
-        <w:t>Start</w:t>
-      </w:r>
-    </w:p>
-    <w:p>
-      <w:pPr>
-        <w:rPr>
-          <w:lang w:val="en-KE"/>
-        </w:rPr>
-      </w:pPr>
-      <w:r>
-        <w:rPr>
-          <w:lang w:val="en-KE"/>
-        </w:rPr>
-        <w:t xml:space="preserve">   ↓</w:t>
-      </w:r>
-    </w:p>
-    <w:p>
-      <w:pPr>
-        <w:rPr>
-          <w:lang w:val="en-KE"/>
-        </w:rPr>
-      </w:pPr>
-      <w:r>
-        <w:rPr>
-          <w:lang w:val="en-KE"/>
-        </w:rPr>
-        <w:t>Problem Identification</w:t>
-      </w:r>
-    </w:p>
-    <w:p>
-      <w:pPr>
-        <w:rPr>
-          <w:lang w:val="en-KE"/>
-        </w:rPr>
-      </w:pPr>
-      <w:r>
-        <w:rPr>
-          <w:lang w:val="en-KE"/>
-        </w:rPr>
-        <w:t xml:space="preserve">   ↓</w:t>
-      </w:r>
-    </w:p>
-    <w:p>
-      <w:pPr>
-        <w:rPr>
-          <w:lang w:val="en-KE"/>
-        </w:rPr>
-      </w:pPr>
-      <w:r>
-        <w:rPr>
-          <w:lang w:val="en-KE"/>
-        </w:rPr>
-        <w:t>Requirement Gathering</w:t>
-      </w:r>
-    </w:p>
-    <w:p>
-      <w:pPr>
-        <w:rPr>
-          <w:lang w:val="en-KE"/>
-        </w:rPr>
-      </w:pPr>
-      <w:r>
-        <w:rPr>
-          <w:lang w:val="en-KE"/>
-        </w:rPr>
-        <w:t xml:space="preserve">   ↓</w:t>
-      </w:r>
-    </w:p>
-    <w:p>
-      <w:pPr>
-        <w:rPr>
-          <w:lang w:val="en-KE"/>
-        </w:rPr>
-      </w:pPr>
-      <w:r>
-        <w:rPr>
-          <w:lang w:val="en-KE"/>
-        </w:rPr>
-        <w:t>System Design</w:t>
-      </w:r>
-    </w:p>
-    <w:p>
-      <w:pPr>
-        <w:rPr>
-          <w:lang w:val="en-KE"/>
-        </w:rPr>
-      </w:pPr>
-      <w:r>
-        <w:rPr>
-          <w:lang w:val="en-KE"/>
-        </w:rPr>
-        <w:t xml:space="preserve">   ↓</w:t>
-      </w:r>
-    </w:p>
-    <w:p>
-      <w:pPr>
-        <w:rPr>
-          <w:lang w:val="en-KE"/>
-        </w:rPr>
-      </w:pPr>
-      <w:r>
-        <w:rPr>
-          <w:lang w:val="en-KE"/>
-        </w:rPr>
-        <w:t>Development</w:t>
-      </w:r>
-    </w:p>
-    <w:p>
-      <w:pPr>
-        <w:rPr>
-          <w:lang w:val="en-KE"/>
-        </w:rPr>
-      </w:pPr>
-      <w:r>
-        <w:rPr>
-          <w:lang w:val="en-KE"/>
-        </w:rPr>
-        <w:t xml:space="preserve">   ↓</w:t>
-      </w:r>
-    </w:p>
-    <w:p>
-      <w:pPr>
-        <w:rPr>
-          <w:lang w:val="en-KE"/>
-        </w:rPr>
-      </w:pPr>
-      <w:r>
-        <w:rPr>
-          <w:lang w:val="en-KE"/>
-        </w:rPr>
-        <w:t>Testing</w:t>
-      </w:r>
-    </w:p>
-    <w:p>
-      <w:pPr>
-        <w:rPr>
-          <w:lang w:val="en-KE"/>
-        </w:rPr>
-      </w:pPr>
-      <w:r>
-        <w:rPr>
-          <w:lang w:val="en-KE"/>
-        </w:rPr>
-        <w:t xml:space="preserve">   ↓</w:t>
-      </w:r>
-    </w:p>
-    <w:p>
-      <w:pPr>
-        <w:rPr>
-          <w:lang w:val="en-KE"/>
-        </w:rPr>
-      </w:pPr>
-      <w:r>
-        <w:rPr>
-          <w:lang w:val="en-KE"/>
-        </w:rPr>
-        <w:t>Deployment</w:t>
-      </w:r>
-    </w:p>
-    <w:p>
-      <w:pPr>
-        <w:rPr>
-          <w:lang w:val="en-KE"/>
-        </w:rPr>
-      </w:pPr>
-      <w:r>
-        <w:rPr>
-          <w:lang w:val="en-KE"/>
-        </w:rPr>
-        <w:t xml:space="preserve">   ↓</w:t>
-      </w:r>
-    </w:p>
-    <w:p>
-      <w:pPr>
-        <w:rPr>
-          <w:lang w:val="en-KE"/>
-        </w:rPr>
-      </w:pPr>
-      <w:r>
-        <w:rPr>
-          <w:lang w:val="en-KE"/>
-        </w:rPr>
-        <w:t>Evaluation &amp; Feedback</w:t>
-      </w:r>
-    </w:p>
-    <w:p>
-      <w:pPr>
-        <w:rPr>
-          <w:lang w:val="en-KE"/>
-        </w:rPr>
-      </w:pPr>
-      <w:r>
-        <w:rPr>
-          <w:lang w:val="en-KE"/>
-        </w:rPr>
-        <w:t xml:space="preserve">   ↓</w:t>
-      </w:r>
-    </w:p>
-    <w:p>
-      <w:pPr>
-        <w:rPr>
-          <w:lang w:val="en-KE"/>
-        </w:rPr>
-      </w:pPr>
-      <w:r>
-        <w:rPr>
-          <w:lang w:val="en-KE"/>
-        </w:rPr>
-        <w:t>End</w:t>
+          <w:noProof/>
+          <w:lang w:val="en-KE"/>
+        </w:rPr>
+        <w:drawing>
+          <wp:anchor distT="0" distB="0" distL="114300" distR="114300" simplePos="0" relativeHeight="251658240" behindDoc="0" locked="0" layoutInCell="1" allowOverlap="1" wp14:anchorId="33DD827E" wp14:editId="3802E92F">
+            <wp:simplePos x="0" y="0"/>
+            <wp:positionH relativeFrom="column">
+              <wp:posOffset>2126511</wp:posOffset>
+            </wp:positionH>
+            <wp:positionV relativeFrom="paragraph">
+              <wp:posOffset>213921</wp:posOffset>
+            </wp:positionV>
+            <wp:extent cx="1541780" cy="4157345"/>
+            <wp:effectExtent l="0" t="0" r="1270" b="0"/>
+            <wp:wrapTopAndBottom/>
+            <wp:docPr id="1948715335" name="Picture 1"/>
+            <wp:cNvGraphicFramePr>
+              <a:graphicFrameLocks xmlns:a="http://schemas.openxmlformats.org/drawingml/2006/main" noChangeAspect="1"/>
+            </wp:cNvGraphicFramePr>
+            <a:graphic xmlns:a="http://schemas.openxmlformats.org/drawingml/2006/main">
+              <a:graphicData uri="http://schemas.openxmlformats.org/drawingml/2006/picture">
+                <pic:pic xmlns:pic="http://schemas.openxmlformats.org/drawingml/2006/picture">
+                  <pic:nvPicPr>
+                    <pic:cNvPr id="0" name="Picture 1"/>
+                    <pic:cNvPicPr>
+                      <a:picLocks noChangeAspect="1" noChangeArrowheads="1"/>
+                    </pic:cNvPicPr>
+                  </pic:nvPicPr>
+                  <pic:blipFill>
+                    <a:blip r:embed="rId10">
+                      <a:extLst>
+                        <a:ext uri="{28A0092B-C50C-407E-A947-70E740481C1C}">
+                          <a14:useLocalDpi xmlns:a14="http://schemas.microsoft.com/office/drawing/2010/main" val="0"/>
+                        </a:ext>
+                      </a:extLst>
+                    </a:blip>
+                    <a:srcRect/>
+                    <a:stretch>
+                      <a:fillRect/>
+                    </a:stretch>
+                  </pic:blipFill>
+                  <pic:spPr bwMode="auto">
+                    <a:xfrm>
+                      <a:off x="0" y="0"/>
+                      <a:ext cx="1541780" cy="4157345"/>
+                    </a:xfrm>
+                    <a:prstGeom prst="rect">
+                      <a:avLst/>
+                    </a:prstGeom>
+                    <a:noFill/>
+                    <a:ln>
+                      <a:noFill/>
+                    </a:ln>
+                  </pic:spPr>
+                </pic:pic>
+              </a:graphicData>
+            </a:graphic>
+          </wp:anchor>
+        </w:drawing>
       </w:r>
     </w:p>
     <w:p>
@@ -6026,7 +5868,6 @@
         <w:rPr>
           <w:lang w:val="en-KE"/>
         </w:rPr>
-        <w:lastRenderedPageBreak/>
         <w:t xml:space="preserve">Agile consists of short development cycles called </w:t>
       </w:r>
       <w:r>
@@ -6056,6 +5897,7 @@
         <w:rPr>
           <w:lang w:val="en-KE"/>
         </w:rPr>
+        <w:lastRenderedPageBreak/>
         <w:t>3.3.2 Agile Process Steps</w:t>
       </w:r>
       <w:bookmarkEnd w:id="27"/>
@@ -6418,6 +6260,13 @@
     </w:p>
     <w:p>
       <w:pPr>
+        <w:rPr>
+          <w:lang w:val="en-KE"/>
+        </w:rPr>
+      </w:pPr>
+    </w:p>
+    <w:p>
+      <w:pPr>
         <w:pStyle w:val="Heading3"/>
         <w:rPr>
           <w:lang w:val="en-KE"/>
@@ -6466,427 +6315,88 @@
           <w:lang w:val="en-KE"/>
         </w:rPr>
       </w:pPr>
-      <w:r>
-        <w:rPr>
-          <w:lang w:val="en-KE"/>
-        </w:rPr>
-        <w:t xml:space="preserve">          +-------------------+</w:t>
-      </w:r>
-    </w:p>
-    <w:p>
-      <w:pPr>
-        <w:rPr>
-          <w:lang w:val="en-KE"/>
-        </w:rPr>
-      </w:pPr>
-      <w:r>
-        <w:rPr>
-          <w:lang w:val="en-KE"/>
-        </w:rPr>
-        <w:t xml:space="preserve">          |    Planning       |</w:t>
-      </w:r>
-    </w:p>
-    <w:p>
-      <w:pPr>
-        <w:rPr>
-          <w:lang w:val="en-KE"/>
-        </w:rPr>
-      </w:pPr>
-      <w:r>
-        <w:rPr>
-          <w:lang w:val="en-KE"/>
-        </w:rPr>
-        <w:t xml:space="preserve">          +-------------------+</w:t>
-      </w:r>
-    </w:p>
-    <w:p>
-      <w:pPr>
-        <w:rPr>
-          <w:lang w:val="en-KE"/>
-        </w:rPr>
-      </w:pPr>
-      <w:r>
-        <w:rPr>
-          <w:lang w:val="en-KE"/>
-        </w:rPr>
-        <w:t xml:space="preserve">                   ↓</w:t>
-      </w:r>
-    </w:p>
-    <w:p>
-      <w:pPr>
-        <w:rPr>
-          <w:lang w:val="en-KE"/>
-        </w:rPr>
-      </w:pPr>
-      <w:r>
-        <w:rPr>
-          <w:lang w:val="en-KE"/>
-        </w:rPr>
-        <w:t xml:space="preserve">          +-------------------+</w:t>
-      </w:r>
-    </w:p>
-    <w:p>
-      <w:pPr>
-        <w:rPr>
-          <w:lang w:val="en-KE"/>
-        </w:rPr>
-      </w:pPr>
-      <w:r>
-        <w:rPr>
-          <w:lang w:val="en-KE"/>
-        </w:rPr>
-        <w:t xml:space="preserve">          |    Design         |</w:t>
-      </w:r>
-    </w:p>
-    <w:p>
-      <w:pPr>
-        <w:rPr>
-          <w:lang w:val="en-KE"/>
-        </w:rPr>
-      </w:pPr>
-      <w:r>
-        <w:rPr>
-          <w:lang w:val="en-KE"/>
-        </w:rPr>
-        <w:t xml:space="preserve">          +-------------------+</w:t>
-      </w:r>
-    </w:p>
-    <w:p>
-      <w:pPr>
-        <w:rPr>
-          <w:lang w:val="en-KE"/>
-        </w:rPr>
-      </w:pPr>
-      <w:r>
-        <w:rPr>
-          <w:lang w:val="en-KE"/>
-        </w:rPr>
-        <w:t xml:space="preserve">                   ↓</w:t>
-      </w:r>
-    </w:p>
-    <w:p>
-      <w:pPr>
-        <w:rPr>
-          <w:lang w:val="en-KE"/>
-        </w:rPr>
-      </w:pPr>
-      <w:r>
-        <w:rPr>
-          <w:lang w:val="en-KE"/>
-        </w:rPr>
-        <w:t xml:space="preserve">          +-------------------+</w:t>
-      </w:r>
-    </w:p>
-    <w:p>
-      <w:pPr>
-        <w:rPr>
-          <w:lang w:val="en-KE"/>
-        </w:rPr>
-      </w:pPr>
-      <w:r>
-        <w:rPr>
-          <w:lang w:val="en-KE"/>
-        </w:rPr>
-        <w:t xml:space="preserve">          |   Development     |</w:t>
-      </w:r>
-    </w:p>
-    <w:p>
-      <w:pPr>
-        <w:rPr>
-          <w:lang w:val="en-KE"/>
-        </w:rPr>
-      </w:pPr>
-      <w:r>
-        <w:rPr>
-          <w:lang w:val="en-KE"/>
-        </w:rPr>
-        <w:t xml:space="preserve">          +-------------------+</w:t>
-      </w:r>
-    </w:p>
-    <w:p>
-      <w:pPr>
-        <w:rPr>
-          <w:lang w:val="en-KE"/>
-        </w:rPr>
-      </w:pPr>
-      <w:r>
-        <w:rPr>
-          <w:lang w:val="en-KE"/>
-        </w:rPr>
-        <w:t xml:space="preserve">                   ↓</w:t>
-      </w:r>
-    </w:p>
-    <w:p>
-      <w:pPr>
-        <w:rPr>
-          <w:lang w:val="en-KE"/>
-        </w:rPr>
-      </w:pPr>
-      <w:r>
-        <w:rPr>
-          <w:lang w:val="en-KE"/>
-        </w:rPr>
-        <w:t xml:space="preserve">          +-------------------+</w:t>
-      </w:r>
-    </w:p>
-    <w:p>
-      <w:pPr>
-        <w:rPr>
-          <w:lang w:val="en-KE"/>
-        </w:rPr>
-      </w:pPr>
-      <w:r>
-        <w:rPr>
-          <w:lang w:val="en-KE"/>
-        </w:rPr>
-        <w:t xml:space="preserve">          |    Testing        |</w:t>
-      </w:r>
-    </w:p>
-    <w:p>
-      <w:pPr>
-        <w:rPr>
-          <w:lang w:val="en-KE"/>
-        </w:rPr>
-      </w:pPr>
-      <w:r>
-        <w:rPr>
-          <w:lang w:val="en-KE"/>
-        </w:rPr>
-        <w:t xml:space="preserve">          +-------------------+</w:t>
-      </w:r>
-    </w:p>
-    <w:p>
-      <w:pPr>
-        <w:rPr>
-          <w:lang w:val="en-KE"/>
-        </w:rPr>
-      </w:pPr>
-      <w:r>
-        <w:rPr>
-          <w:lang w:val="en-KE"/>
-        </w:rPr>
-        <w:t xml:space="preserve">                   ↓</w:t>
-      </w:r>
-    </w:p>
-    <w:p>
-      <w:pPr>
-        <w:rPr>
-          <w:lang w:val="en-KE"/>
-        </w:rPr>
-      </w:pPr>
-      <w:r>
-        <w:rPr>
-          <w:lang w:val="en-KE"/>
-        </w:rPr>
-        <w:t xml:space="preserve">          +-------------------+</w:t>
-      </w:r>
-    </w:p>
-    <w:p>
-      <w:pPr>
-        <w:rPr>
-          <w:lang w:val="en-KE"/>
-        </w:rPr>
-      </w:pPr>
-      <w:r>
-        <w:rPr>
-          <w:lang w:val="en-KE"/>
-        </w:rPr>
-        <w:t xml:space="preserve">          |    Review         |</w:t>
-      </w:r>
-    </w:p>
-    <w:p>
-      <w:pPr>
-        <w:rPr>
-          <w:lang w:val="en-KE"/>
-        </w:rPr>
-      </w:pPr>
-      <w:r>
-        <w:rPr>
-          <w:lang w:val="en-KE"/>
-        </w:rPr>
-        <w:t xml:space="preserve">          +-------------------+</w:t>
-      </w:r>
-    </w:p>
-    <w:p>
-      <w:pPr>
-        <w:rPr>
-          <w:lang w:val="en-KE"/>
-        </w:rPr>
-      </w:pPr>
-      <w:r>
-        <w:rPr>
-          <w:lang w:val="en-KE"/>
-        </w:rPr>
-        <w:t xml:space="preserve">                   ↓</w:t>
-      </w:r>
-    </w:p>
-    <w:p>
-      <w:pPr>
-        <w:rPr>
-          <w:lang w:val="en-KE"/>
-        </w:rPr>
-      </w:pPr>
-      <w:r>
-        <w:rPr>
-          <w:lang w:val="en-KE"/>
-        </w:rPr>
-        <w:t xml:space="preserve">          +-------------------+</w:t>
-      </w:r>
-    </w:p>
-    <w:p>
-      <w:pPr>
-        <w:rPr>
-          <w:lang w:val="en-KE"/>
-        </w:rPr>
-      </w:pPr>
-      <w:r>
-        <w:rPr>
-          <w:lang w:val="en-KE"/>
-        </w:rPr>
-        <w:t xml:space="preserve">          </w:t>
-      </w:r>
-      <w:proofErr w:type="gramStart"/>
-      <w:r>
-        <w:rPr>
-          <w:lang w:val="en-KE"/>
-        </w:rPr>
-        <w:t>|  Deployment</w:t>
-      </w:r>
-      <w:proofErr w:type="gramEnd"/>
-      <w:r>
-        <w:rPr>
-          <w:lang w:val="en-KE"/>
-        </w:rPr>
-        <w:t xml:space="preserve">       |</w:t>
-      </w:r>
-    </w:p>
-    <w:p>
-      <w:pPr>
-        <w:rPr>
-          <w:lang w:val="en-KE"/>
-        </w:rPr>
-      </w:pPr>
-      <w:r>
-        <w:rPr>
-          <w:lang w:val="en-KE"/>
-        </w:rPr>
-        <w:t xml:space="preserve">          +-------------------+</w:t>
-      </w:r>
-    </w:p>
-    <w:p>
-      <w:pPr>
-        <w:rPr>
-          <w:lang w:val="en-KE"/>
-        </w:rPr>
-      </w:pPr>
-      <w:r>
-        <w:rPr>
-          <w:lang w:val="en-KE"/>
-        </w:rPr>
-        <w:t xml:space="preserve">                   ↓</w:t>
-      </w:r>
-    </w:p>
-    <w:p>
-      <w:pPr>
-        <w:rPr>
-          <w:lang w:val="en-KE"/>
-        </w:rPr>
-      </w:pPr>
-      <w:r>
-        <w:rPr>
-          <w:lang w:val="en-KE"/>
-        </w:rPr>
-        <w:t xml:space="preserve">          +-------------------+</w:t>
-      </w:r>
-    </w:p>
-    <w:p>
-      <w:pPr>
-        <w:rPr>
-          <w:lang w:val="en-KE"/>
-        </w:rPr>
-      </w:pPr>
-      <w:r>
-        <w:rPr>
-          <w:lang w:val="en-KE"/>
-        </w:rPr>
-        <w:t xml:space="preserve">          </w:t>
-      </w:r>
-      <w:proofErr w:type="gramStart"/>
-      <w:r>
-        <w:rPr>
-          <w:lang w:val="en-KE"/>
-        </w:rPr>
-        <w:t>|  Maintenance</w:t>
-      </w:r>
-      <w:proofErr w:type="gramEnd"/>
-      <w:r>
-        <w:rPr>
-          <w:lang w:val="en-KE"/>
-        </w:rPr>
-        <w:t xml:space="preserve">      |</w:t>
-      </w:r>
-    </w:p>
-    <w:p>
-      <w:pPr>
-        <w:rPr>
-          <w:lang w:val="en-KE"/>
-        </w:rPr>
-      </w:pPr>
-      <w:r>
-        <w:rPr>
-          <w:lang w:val="en-KE"/>
-        </w:rPr>
-        <w:t xml:space="preserve">          +-------------------+</w:t>
-      </w:r>
-    </w:p>
-    <w:p>
-      <w:pPr>
-        <w:rPr>
-          <w:lang w:val="en-KE"/>
-        </w:rPr>
-      </w:pPr>
-      <w:r>
-        <w:rPr>
-          <w:lang w:val="en-KE"/>
-        </w:rPr>
-        <w:t xml:space="preserve">                   ↑</w:t>
-      </w:r>
-    </w:p>
-    <w:p>
-      <w:pPr>
-        <w:rPr>
-          <w:lang w:val="en-KE"/>
-        </w:rPr>
-      </w:pPr>
-      <w:r>
-        <w:rPr>
-          <w:lang w:val="en-KE"/>
-        </w:rPr>
-        <w:lastRenderedPageBreak/>
-        <w:t xml:space="preserve">                   |</w:t>
-      </w:r>
-    </w:p>
-    <w:p>
-      <w:pPr>
-        <w:rPr>
-          <w:lang w:val="en-KE"/>
-        </w:rPr>
-      </w:pPr>
-      <w:r>
-        <w:rPr>
-          <w:lang w:val="en-KE"/>
-        </w:rPr>
-        <w:t xml:space="preserve">        (Feedback Loop / Next Sprint)</w:t>
-      </w:r>
-    </w:p>
-    <w:p>
-      <w:pPr>
-        <w:pStyle w:val="Heading3"/>
-        <w:rPr>
-          <w:lang w:val="en-KE"/>
-        </w:rPr>
-      </w:pPr>
+    </w:p>
+    <w:p>
+      <w:pPr>
+        <w:rPr>
+          <w:lang w:val="en-KE"/>
+        </w:rPr>
+      </w:pPr>
+      <w:r>
+        <w:rPr>
+          <w:lang w:val="en-KE"/>
+        </w:rPr>
+        <w:t xml:space="preserve">      </w:t>
+      </w:r>
       <w:bookmarkStart w:id="29" w:name="_Toc223792172"/>
+      <w:r>
+        <w:rPr>
+          <w:noProof/>
+          <w:lang w:val="en-KE"/>
+        </w:rPr>
+        <w:drawing>
+          <wp:inline distT="0" distB="0" distL="0" distR="0" wp14:anchorId="00AC9736" wp14:editId="5BA1EA9B">
+            <wp:extent cx="5943600" cy="1438275"/>
+            <wp:effectExtent l="0" t="0" r="0" b="9525"/>
+            <wp:docPr id="195173516" name="Picture 2"/>
+            <wp:cNvGraphicFramePr>
+              <a:graphicFrameLocks xmlns:a="http://schemas.openxmlformats.org/drawingml/2006/main" noChangeAspect="1"/>
+            </wp:cNvGraphicFramePr>
+            <a:graphic xmlns:a="http://schemas.openxmlformats.org/drawingml/2006/main">
+              <a:graphicData uri="http://schemas.openxmlformats.org/drawingml/2006/picture">
+                <pic:pic xmlns:pic="http://schemas.openxmlformats.org/drawingml/2006/picture">
+                  <pic:nvPicPr>
+                    <pic:cNvPr id="0" name="Picture 2"/>
+                    <pic:cNvPicPr>
+                      <a:picLocks noChangeAspect="1" noChangeArrowheads="1"/>
+                    </pic:cNvPicPr>
+                  </pic:nvPicPr>
+                  <pic:blipFill>
+                    <a:blip r:embed="rId11">
+                      <a:extLst>
+                        <a:ext uri="{28A0092B-C50C-407E-A947-70E740481C1C}">
+                          <a14:useLocalDpi xmlns:a14="http://schemas.microsoft.com/office/drawing/2010/main" val="0"/>
+                        </a:ext>
+                      </a:extLst>
+                    </a:blip>
+                    <a:srcRect/>
+                    <a:stretch>
+                      <a:fillRect/>
+                    </a:stretch>
+                  </pic:blipFill>
+                  <pic:spPr bwMode="auto">
+                    <a:xfrm>
+                      <a:off x="0" y="0"/>
+                      <a:ext cx="5943600" cy="1438275"/>
+                    </a:xfrm>
+                    <a:prstGeom prst="rect">
+                      <a:avLst/>
+                    </a:prstGeom>
+                    <a:noFill/>
+                    <a:ln>
+                      <a:noFill/>
+                    </a:ln>
+                  </pic:spPr>
+                </pic:pic>
+              </a:graphicData>
+            </a:graphic>
+          </wp:inline>
+        </w:drawing>
+      </w:r>
+    </w:p>
+    <w:p>
+      <w:pPr>
+        <w:rPr>
+          <w:lang w:val="en-KE"/>
+        </w:rPr>
+      </w:pPr>
+    </w:p>
+    <w:p>
+      <w:pPr>
+        <w:rPr>
+          <w:lang w:val="en-KE"/>
+        </w:rPr>
+      </w:pPr>
       <w:r>
         <w:rPr>
           <w:lang w:val="en-KE"/>
@@ -7184,14 +6694,6 @@
         <w:t xml:space="preserve"> solution that is adaptable, efficient, and capable of delivering a reliable platform for academic quizzes and knowledge sharing.</w:t>
       </w:r>
     </w:p>
-    <w:p/>
-    <w:p/>
-    <w:p/>
-    <w:p/>
-    <w:p/>
-    <w:p/>
-    <w:p/>
-    <w:p/>
     <w:p>
       <w:pPr>
         <w:pStyle w:val="Heading1"/>
@@ -7209,8 +6711,8 @@
     <w:p/>
     <w:p/>
     <w:sectPr>
-      <w:headerReference w:type="default" r:id="rId10"/>
-      <w:footerReference w:type="default" r:id="rId11"/>
+      <w:headerReference w:type="default" r:id="rId12"/>
+      <w:footerReference w:type="default" r:id="rId13"/>
       <w:pgSz w:w="12240" w:h="15840"/>
       <w:pgMar w:top="1440" w:right="1440" w:bottom="1440" w:left="1440" w:header="708" w:footer="708" w:gutter="0"/>
       <w:pgNumType w:start="1"/>
